--- a/data/revised_2026-10_full/tracked/v2/Core_Mathematics/SS1.3_Quadratic_Expressions_and_Equations/Core_Mathematics_Quadratic_Expressions_and_Equations_CBE_LessonSequence_TRACKED.docx
+++ b/data/revised_2026-10_full/tracked/v2/Core_Mathematics/SS1.3_Quadratic_Expressions_and_Equations/Core_Mathematics_Quadratic_Expressions_and_Equations_CBE_LessonSequence_TRACKED.docx
@@ -427,10 +427,10 @@
               <w:spacing w:after="40" w:before="0"/>
               <w:jc w:val="left"/>
               <w:rPr>
-                <w:ins w:id="9002" w:author="Claude (AI) - proposed" w:date="2026-10-15T20:13:50Z"/>
-              </w:rPr>
-            </w:pPr>
-            <w:ins w:id="9001" w:author="Claude (AI) - proposed" w:date="2026-10-15T20:13:50Z">
+                <w:ins w:id="9002" w:author="Claude (AI) - proposed" w:date="2026-10-18T00:27:18Z"/>
+              </w:rPr>
+            </w:pPr>
+            <w:ins w:id="9001" w:author="Claude (AI) - proposed" w:date="2026-10-18T00:27:18Z">
               <w:r>
                 <w:rPr>
                   <w:rFonts w:ascii="Arial" w:cs="Arial" w:eastAsia="Arial" w:hAnsi="Arial"/>
@@ -452,10 +452,10 @@
               <w:spacing w:after="40" w:before="0"/>
               <w:jc w:val="left"/>
               <w:rPr>
-                <w:del w:id="9004" w:author="Claude (AI) - proposed" w:date="2026-10-15T20:13:50Z"/>
-              </w:rPr>
-            </w:pPr>
-            <w:del w:id="9003" w:author="Claude (AI) - proposed" w:date="2026-10-15T20:13:50Z">
+                <w:del w:id="9004" w:author="Claude (AI) - proposed" w:date="2026-10-18T00:27:18Z"/>
+              </w:rPr>
+            </w:pPr>
+            <w:del w:id="9003" w:author="Claude (AI) - proposed" w:date="2026-10-18T00:27:18Z">
               <w:r>
                 <w:rPr>
                   <w:rFonts w:ascii="Arial" w:cs="Arial" w:eastAsia="Arial" w:hAnsi="Arial"/>
@@ -538,7 +538,7 @@
               </w:rPr>
               <w:t xml:space="preserve">–  </w:t>
             </w:r>
-            <w:del w:id="9005" w:author="Claude (AI) - proposed" w:date="2026-10-15T20:13:50Z">
+            <w:del w:id="9005" w:author="Claude (AI) - proposed" w:date="2026-10-18T00:27:18Z">
               <w:r>
                 <w:rPr>
                   <w:rFonts w:ascii="Arial" w:cs="Arial" w:eastAsia="Arial" w:hAnsi="Arial"/>
@@ -553,7 +553,7 @@
                 <w:delText xml:space="preserve">Formation of quadratic</w:delText>
               </w:r>
             </w:del>
-            <w:ins w:id="9006" w:author="Claude (AI) - proposed" w:date="2026-10-15T20:13:50Z">
+            <w:ins w:id="9006" w:author="Claude (AI) - proposed" w:date="2026-10-18T00:27:18Z">
               <w:r>
                 <w:rPr>
                   <w:rFonts w:ascii="Arial" w:cs="Arial" w:eastAsia="Arial" w:hAnsi="Arial"/>
@@ -588,10 +588,10 @@
               <w:ind w:left="360" w:hanging="180"/>
               <w:jc w:val="left"/>
               <w:rPr>
-                <w:ins w:id="9008" w:author="Claude (AI) - proposed" w:date="2026-10-15T20:13:50Z"/>
-              </w:rPr>
-            </w:pPr>
-            <w:ins w:id="9007" w:author="Claude (AI) - proposed" w:date="2026-10-15T20:13:50Z">
+                <w:ins w:id="9008" w:author="Claude (AI) - proposed" w:date="2026-10-18T00:27:18Z"/>
+              </w:rPr>
+            </w:pPr>
+            <w:ins w:id="9007" w:author="Claude (AI) - proposed" w:date="2026-10-18T00:27:18Z">
               <w:r>
                 <w:rPr>
                   <w:rFonts w:ascii="Arial" w:cs="Arial" w:eastAsia="Arial" w:hAnsi="Arial"/>
@@ -613,10 +613,10 @@
               <w:ind w:left="360" w:hanging="180"/>
               <w:jc w:val="left"/>
               <w:rPr>
-                <w:del w:id="9010" w:author="Claude (AI) - proposed" w:date="2026-10-15T20:13:50Z"/>
-              </w:rPr>
-            </w:pPr>
-            <w:del w:id="9009" w:author="Claude (AI) - proposed" w:date="2026-10-15T20:13:50Z">
+                <w:del w:id="9010" w:author="Claude (AI) - proposed" w:date="2026-10-18T00:27:18Z"/>
+              </w:rPr>
+            </w:pPr>
+            <w:del w:id="9009" w:author="Claude (AI) - proposed" w:date="2026-10-18T00:27:18Z">
               <w:r>
                 <w:rPr>
                   <w:rFonts w:ascii="Arial" w:cs="Arial" w:eastAsia="Arial" w:hAnsi="Arial"/>
@@ -671,7 +671,7 @@
               </w:rPr>
               <w:t xml:space="preserve">–  Formation of quadratic equations</w:t>
             </w:r>
-            <w:del w:id="9011" w:author="Claude (AI) - proposed" w:date="2026-10-15T20:13:50Z">
+            <w:del w:id="9011" w:author="Claude (AI) - proposed" w:date="2026-10-18T00:27:18Z">
               <w:r>
                 <w:rPr>
                   <w:rFonts w:ascii="Arial" w:cs="Arial" w:eastAsia="Arial" w:hAnsi="Arial"/>
@@ -706,7 +706,7 @@
               </w:rPr>
               <w:t xml:space="preserve">–  </w:t>
             </w:r>
-            <w:del w:id="9012" w:author="Claude (AI) - proposed" w:date="2026-10-15T20:13:50Z">
+            <w:del w:id="9012" w:author="Claude (AI) - proposed" w:date="2026-10-18T00:27:18Z">
               <w:r>
                 <w:rPr>
                   <w:rFonts w:ascii="Arial" w:cs="Arial" w:eastAsia="Arial" w:hAnsi="Arial"/>
@@ -721,7 +721,7 @@
                 <w:delText xml:space="preserve">Solving</w:delText>
               </w:r>
             </w:del>
-            <w:ins w:id="9013" w:author="Claude (AI) - proposed" w:date="2026-10-15T20:13:50Z">
+            <w:ins w:id="9013" w:author="Claude (AI) - proposed" w:date="2026-10-18T00:27:18Z">
               <w:r>
                 <w:rPr>
                   <w:rFonts w:ascii="Arial" w:cs="Arial" w:eastAsia="Arial" w:hAnsi="Arial"/>
@@ -769,7 +769,7 @@
               </w:rPr>
               <w:t xml:space="preserve">–  Application of quadratic equations </w:t>
             </w:r>
-            <w:del w:id="9014" w:author="Claude (AI) - proposed" w:date="2026-10-15T20:13:50Z">
+            <w:del w:id="9014" w:author="Claude (AI) - proposed" w:date="2026-10-18T00:27:18Z">
               <w:r>
                 <w:rPr>
                   <w:rFonts w:ascii="Arial" w:cs="Arial" w:eastAsia="Arial" w:hAnsi="Arial"/>
@@ -784,7 +784,7 @@
                 <w:delText xml:space="preserve">in</w:delText>
               </w:r>
             </w:del>
-            <w:ins w:id="9015" w:author="Claude (AI) - proposed" w:date="2026-10-15T20:13:50Z">
+            <w:ins w:id="9015" w:author="Claude (AI) - proposed" w:date="2026-10-18T00:27:18Z">
               <w:r>
                 <w:rPr>
                   <w:rFonts w:ascii="Arial" w:cs="Arial" w:eastAsia="Arial" w:hAnsi="Arial"/>
@@ -867,10 +867,10 @@
               <w:spacing w:after="40" w:before="0"/>
               <w:jc w:val="left"/>
               <w:rPr>
-                <w:del w:id="9017" w:author="Claude (AI) - proposed" w:date="2026-10-15T20:13:50Z"/>
-              </w:rPr>
-            </w:pPr>
-            <w:del w:id="9016" w:author="Claude (AI) - proposed" w:date="2026-10-15T20:13:50Z">
+                <w:del w:id="9017" w:author="Claude (AI) - proposed" w:date="2026-10-18T00:27:18Z"/>
+              </w:rPr>
+            </w:pPr>
+            <w:del w:id="9016" w:author="Claude (AI) - proposed" w:date="2026-10-18T00:27:18Z">
               <w:r>
                 <w:rPr>
                   <w:rFonts w:ascii="Arial" w:cs="Arial" w:eastAsia="Arial" w:hAnsi="Arial"/>
@@ -912,10 +912,10 @@
               <w:spacing w:after="40" w:before="0"/>
               <w:jc w:val="left"/>
               <w:rPr>
-                <w:del w:id="9019" w:author="Claude (AI) - proposed" w:date="2026-10-15T20:13:50Z"/>
-              </w:rPr>
-            </w:pPr>
-            <w:del w:id="9018" w:author="Claude (AI) - proposed" w:date="2026-10-15T20:13:50Z">
+                <w:del w:id="9019" w:author="Claude (AI) - proposed" w:date="2026-10-18T00:27:18Z"/>
+              </w:rPr>
+            </w:pPr>
+            <w:del w:id="9018" w:author="Claude (AI) - proposed" w:date="2026-10-18T00:27:18Z">
               <w:r>
                 <w:rPr>
                   <w:rFonts w:ascii="Arial" w:cs="Arial" w:eastAsia="Arial" w:hAnsi="Arial"/>
@@ -937,10 +937,10 @@
               <w:spacing w:after="40" w:before="0"/>
               <w:jc w:val="left"/>
               <w:rPr>
-                <w:del w:id="9021" w:author="Claude (AI) - proposed" w:date="2026-10-15T20:13:50Z"/>
-              </w:rPr>
-            </w:pPr>
-            <w:del w:id="9020" w:author="Claude (AI) - proposed" w:date="2026-10-15T20:13:50Z">
+                <w:del w:id="9021" w:author="Claude (AI) - proposed" w:date="2026-10-18T00:27:18Z"/>
+              </w:rPr>
+            </w:pPr>
+            <w:del w:id="9020" w:author="Claude (AI) - proposed" w:date="2026-10-18T00:27:18Z">
               <w:r>
                 <w:rPr>
                   <w:rFonts w:ascii="Arial" w:cs="Arial" w:eastAsia="Arial" w:hAnsi="Arial"/>
@@ -962,10 +962,10 @@
               <w:spacing w:after="40" w:before="0"/>
               <w:jc w:val="left"/>
               <w:rPr>
-                <w:del w:id="9023" w:author="Claude (AI) - proposed" w:date="2026-10-15T20:13:50Z"/>
-              </w:rPr>
-            </w:pPr>
-            <w:del w:id="9022" w:author="Claude (AI) - proposed" w:date="2026-10-15T20:13:50Z">
+                <w:del w:id="9023" w:author="Claude (AI) - proposed" w:date="2026-10-18T00:27:18Z"/>
+              </w:rPr>
+            </w:pPr>
+            <w:del w:id="9022" w:author="Claude (AI) - proposed" w:date="2026-10-18T00:27:18Z">
               <w:r>
                 <w:rPr>
                   <w:rFonts w:ascii="Arial" w:cs="Arial" w:eastAsia="Arial" w:hAnsi="Arial"/>
@@ -987,7 +987,7 @@
               <w:spacing w:after="40" w:before="0"/>
               <w:jc w:val="left"/>
             </w:pPr>
-            <w:del w:id="9024" w:author="Claude (AI) - proposed" w:date="2026-10-15T20:13:50Z">
+            <w:del w:id="9024" w:author="Claude (AI) - proposed" w:date="2026-10-18T00:27:18Z">
               <w:r>
                 <w:rPr>
                   <w:rFonts w:ascii="Arial" w:cs="Arial" w:eastAsia="Arial" w:hAnsi="Arial"/>
@@ -1002,7 +1002,7 @@
                 <w:delText xml:space="preserve">d</w:delText>
               </w:r>
             </w:del>
-            <w:ins w:id="9025" w:author="Claude (AI) - proposed" w:date="2026-10-15T20:13:50Z">
+            <w:ins w:id="9025" w:author="Claude (AI) - proposed" w:date="2026-10-18T00:27:18Z">
               <w:r>
                 <w:rPr>
                   <w:rFonts w:ascii="Arial" w:cs="Arial" w:eastAsia="Arial" w:hAnsi="Arial"/>
@@ -1030,7 +1030,7 @@
               </w:rPr>
               <w:t xml:space="preserve">) form quadratic </w:t>
             </w:r>
-            <w:del w:id="9026" w:author="Claude (AI) - proposed" w:date="2026-10-15T20:13:50Z">
+            <w:del w:id="9026" w:author="Claude (AI) - proposed" w:date="2026-10-18T00:27:18Z">
               <w:r>
                 <w:rPr>
                   <w:rFonts w:ascii="Arial" w:cs="Arial" w:eastAsia="Arial" w:hAnsi="Arial"/>
@@ -1045,7 +1045,7 @@
                 <w:delText xml:space="preserve">equations from real-life situations</w:delText>
               </w:r>
             </w:del>
-            <w:ins w:id="9027" w:author="Claude (AI) - proposed" w:date="2026-10-15T20:13:50Z">
+            <w:ins w:id="9027" w:author="Claude (AI) - proposed" w:date="2026-10-18T00:27:18Z">
               <w:r>
                 <w:rPr>
                   <w:rFonts w:ascii="Arial" w:cs="Arial" w:eastAsia="Arial" w:hAnsi="Arial"/>
@@ -1067,10 +1067,10 @@
               <w:spacing w:after="40" w:before="0"/>
               <w:jc w:val="left"/>
               <w:rPr>
-                <w:ins w:id="9029" w:author="Claude (AI) - proposed" w:date="2026-10-15T20:13:50Z"/>
-              </w:rPr>
-            </w:pPr>
-            <w:ins w:id="9028" w:author="Claude (AI) - proposed" w:date="2026-10-15T20:13:50Z">
+                <w:ins w:id="9029" w:author="Claude (AI) - proposed" w:date="2026-10-18T00:27:18Z"/>
+              </w:rPr>
+            </w:pPr>
+            <w:ins w:id="9028" w:author="Claude (AI) - proposed" w:date="2026-10-18T00:27:18Z">
               <w:r>
                 <w:rPr>
                   <w:rFonts w:ascii="Arial" w:cs="Arial" w:eastAsia="Arial" w:hAnsi="Arial"/>
@@ -1092,10 +1092,10 @@
               <w:spacing w:after="40" w:before="0"/>
               <w:jc w:val="left"/>
               <w:rPr>
-                <w:del w:id="9031" w:author="Claude (AI) - proposed" w:date="2026-10-15T20:13:50Z"/>
-              </w:rPr>
-            </w:pPr>
-            <w:del w:id="9030" w:author="Claude (AI) - proposed" w:date="2026-10-15T20:13:50Z">
+                <w:del w:id="9031" w:author="Claude (AI) - proposed" w:date="2026-10-18T00:27:18Z"/>
+              </w:rPr>
+            </w:pPr>
+            <w:del w:id="9030" w:author="Claude (AI) - proposed" w:date="2026-10-18T00:27:18Z">
               <w:r>
                 <w:rPr>
                   <w:rFonts w:ascii="Arial" w:cs="Arial" w:eastAsia="Arial" w:hAnsi="Arial"/>
@@ -1117,7 +1117,7 @@
               <w:spacing w:after="40" w:before="0"/>
               <w:jc w:val="left"/>
             </w:pPr>
-            <w:del w:id="9032" w:author="Claude (AI) - proposed" w:date="2026-10-15T20:13:50Z">
+            <w:del w:id="9032" w:author="Claude (AI) - proposed" w:date="2026-10-18T00:27:18Z">
               <w:r>
                 <w:rPr>
                   <w:rFonts w:ascii="Arial" w:cs="Arial" w:eastAsia="Arial" w:hAnsi="Arial"/>
@@ -1132,7 +1132,7 @@
                 <w:delText xml:space="preserve">f</w:delText>
               </w:r>
             </w:del>
-            <w:ins w:id="9033" w:author="Claude (AI) - proposed" w:date="2026-10-15T20:13:50Z">
+            <w:ins w:id="9033" w:author="Claude (AI) - proposed" w:date="2026-10-18T00:27:18Z">
               <w:r>
                 <w:rPr>
                   <w:rFonts w:ascii="Arial" w:cs="Arial" w:eastAsia="Arial" w:hAnsi="Arial"/>
@@ -1160,7 +1160,7 @@
               </w:rPr>
               <w:t xml:space="preserve">) apply quadratic </w:t>
             </w:r>
-            <w:del w:id="9034" w:author="Claude (AI) - proposed" w:date="2026-10-15T20:13:50Z">
+            <w:del w:id="9034" w:author="Claude (AI) - proposed" w:date="2026-10-18T00:27:18Z">
               <w:r>
                 <w:rPr>
                   <w:rFonts w:ascii="Arial" w:cs="Arial" w:eastAsia="Arial" w:hAnsi="Arial"/>
@@ -1175,7 +1175,7 @@
                 <w:delText xml:space="preserve">equations in real-life situations</w:delText>
               </w:r>
             </w:del>
-            <w:ins w:id="9035" w:author="Claude (AI) - proposed" w:date="2026-10-15T20:13:50Z">
+            <w:ins w:id="9035" w:author="Claude (AI) - proposed" w:date="2026-10-18T00:27:18Z">
               <w:r>
                 <w:rPr>
                   <w:rFonts w:ascii="Arial" w:cs="Arial" w:eastAsia="Arial" w:hAnsi="Arial"/>
@@ -1197,10 +1197,10 @@
               <w:spacing w:after="40" w:before="0"/>
               <w:jc w:val="left"/>
               <w:rPr>
-                <w:ins w:id="9037" w:author="Claude (AI) - proposed" w:date="2026-10-15T20:13:50Z"/>
-              </w:rPr>
-            </w:pPr>
-            <w:ins w:id="9036" w:author="Claude (AI) - proposed" w:date="2026-10-15T20:13:50Z">
+                <w:ins w:id="9037" w:author="Claude (AI) - proposed" w:date="2026-10-18T00:27:18Z"/>
+              </w:rPr>
+            </w:pPr>
+            <w:ins w:id="9036" w:author="Claude (AI) - proposed" w:date="2026-10-18T00:27:18Z">
               <w:r>
                 <w:rPr>
                   <w:rFonts w:ascii="Arial" w:cs="Arial" w:eastAsia="Arial" w:hAnsi="Arial"/>
@@ -1222,10 +1222,10 @@
               <w:spacing w:after="40" w:before="0"/>
               <w:jc w:val="left"/>
               <w:rPr>
-                <w:ins w:id="9039" w:author="Claude (AI) - proposed" w:date="2026-10-15T20:13:50Z"/>
-              </w:rPr>
-            </w:pPr>
-            <w:ins w:id="9038" w:author="Claude (AI) - proposed" w:date="2026-10-15T20:13:50Z">
+                <w:ins w:id="9039" w:author="Claude (AI) - proposed" w:date="2026-10-18T00:27:18Z"/>
+              </w:rPr>
+            </w:pPr>
+            <w:ins w:id="9038" w:author="Claude (AI) - proposed" w:date="2026-10-18T00:27:18Z">
               <w:r>
                 <w:rPr>
                   <w:rFonts w:ascii="Arial" w:cs="Arial" w:eastAsia="Arial" w:hAnsi="Arial"/>
@@ -1247,10 +1247,10 @@
               <w:spacing w:after="40" w:before="0"/>
               <w:jc w:val="left"/>
               <w:rPr>
-                <w:ins w:id="9041" w:author="Claude (AI) - proposed" w:date="2026-10-15T20:13:50Z"/>
-              </w:rPr>
-            </w:pPr>
-            <w:ins w:id="9040" w:author="Claude (AI) - proposed" w:date="2026-10-15T20:13:50Z">
+                <w:ins w:id="9041" w:author="Claude (AI) - proposed" w:date="2026-10-18T00:27:18Z"/>
+              </w:rPr>
+            </w:pPr>
+            <w:ins w:id="9040" w:author="Claude (AI) - proposed" w:date="2026-10-18T00:27:18Z">
               <w:r>
                 <w:rPr>
                   <w:rFonts w:ascii="Arial" w:cs="Arial" w:eastAsia="Arial" w:hAnsi="Arial"/>
@@ -1272,10 +1272,10 @@
               <w:spacing w:after="40" w:before="0"/>
               <w:jc w:val="left"/>
               <w:rPr>
-                <w:ins w:id="9043" w:author="Claude (AI) - proposed" w:date="2026-10-15T20:13:50Z"/>
-              </w:rPr>
-            </w:pPr>
-            <w:ins w:id="9042" w:author="Claude (AI) - proposed" w:date="2026-10-15T20:13:50Z">
+                <w:ins w:id="9043" w:author="Claude (AI) - proposed" w:date="2026-10-18T00:27:18Z"/>
+              </w:rPr>
+            </w:pPr>
+            <w:ins w:id="9042" w:author="Claude (AI) - proposed" w:date="2026-10-18T00:27:18Z">
               <w:r>
                 <w:rPr>
                   <w:rFonts w:ascii="Arial" w:cs="Arial" w:eastAsia="Arial" w:hAnsi="Arial"/>
@@ -1297,10 +1297,10 @@
               <w:spacing w:after="40" w:before="0"/>
               <w:jc w:val="left"/>
               <w:rPr>
-                <w:ins w:id="9045" w:author="Claude (AI) - proposed" w:date="2026-10-15T20:13:50Z"/>
-              </w:rPr>
-            </w:pPr>
-            <w:ins w:id="9044" w:author="Claude (AI) - proposed" w:date="2026-10-15T20:13:50Z">
+                <w:ins w:id="9045" w:author="Claude (AI) - proposed" w:date="2026-10-18T00:27:18Z"/>
+              </w:rPr>
+            </w:pPr>
+            <w:ins w:id="9044" w:author="Claude (AI) - proposed" w:date="2026-10-18T00:27:18Z">
               <w:r>
                 <w:rPr>
                   <w:rFonts w:ascii="Arial" w:cs="Arial" w:eastAsia="Arial" w:hAnsi="Arial"/>
@@ -1370,10 +1370,10 @@
               <w:spacing w:after="40" w:before="0"/>
               <w:jc w:val="left"/>
               <w:rPr>
-                <w:del w:id="9047" w:author="Claude (AI) - proposed" w:date="2026-10-15T20:13:50Z"/>
-              </w:rPr>
-            </w:pPr>
-            <w:del w:id="9046" w:author="Claude (AI) - proposed" w:date="2026-10-15T20:13:50Z">
+                <w:del w:id="9047" w:author="Claude (AI) - proposed" w:date="2026-10-18T00:27:18Z"/>
+              </w:rPr>
+            </w:pPr>
+            <w:del w:id="9046" w:author="Claude (AI) - proposed" w:date="2026-10-18T00:27:18Z">
               <w:r>
                 <w:rPr>
                   <w:rFonts w:ascii="Arial" w:cs="Arial" w:eastAsia="Arial" w:hAnsi="Arial"/>
@@ -1408,7 +1408,7 @@
               </w:rPr>
               <w:t xml:space="preserve">–  Critical thinking and problem solving</w:t>
             </w:r>
-            <w:ins w:id="9048" w:author="Claude (AI) - proposed" w:date="2026-10-15T20:13:50Z">
+            <w:ins w:id="9048" w:author="Claude (AI) - proposed" w:date="2026-10-18T00:27:18Z">
               <w:r>
                 <w:rPr>
                   <w:rFonts w:ascii="Arial" w:cs="Arial" w:eastAsia="Arial" w:hAnsi="Arial"/>
@@ -1436,7 +1436,7 @@
               </w:rPr>
               <w:t xml:space="preserve">: learners form and solve quadratic equations from the fencing</w:t>
             </w:r>
-            <w:del w:id="9049" w:author="Claude (AI) - proposed" w:date="2026-10-15T20:13:50Z">
+            <w:del w:id="9049" w:author="Claude (AI) - proposed" w:date="2026-10-18T00:27:18Z">
               <w:r>
                 <w:rPr>
                   <w:rFonts w:ascii="Arial" w:cs="Arial" w:eastAsia="Arial" w:hAnsi="Arial"/>
@@ -1451,7 +1451,7 @@
                 <w:delText xml:space="preserve"> and plot-area</w:delText>
               </w:r>
             </w:del>
-            <w:ins w:id="9050" w:author="Claude (AI) - proposed" w:date="2026-10-15T20:13:50Z">
+            <w:ins w:id="9050" w:author="Claude (AI) - proposed" w:date="2026-10-18T00:27:18Z">
               <w:r>
                 <w:rPr>
                   <w:rFonts w:ascii="Arial" w:cs="Arial" w:eastAsia="Arial" w:hAnsi="Arial"/>
@@ -1479,7 +1479,7 @@
               </w:rPr>
               <w:t xml:space="preserve"> situations and test whether each solution </w:t>
             </w:r>
-            <w:del w:id="9051" w:author="Claude (AI) - proposed" w:date="2026-10-15T20:13:50Z">
+            <w:del w:id="9051" w:author="Claude (AI) - proposed" w:date="2026-10-18T00:27:18Z">
               <w:r>
                 <w:rPr>
                   <w:rFonts w:ascii="Arial" w:cs="Arial" w:eastAsia="Arial" w:hAnsi="Arial"/>
@@ -1494,7 +1494,7 @@
                 <w:delText xml:space="preserve">is sensible</w:delText>
               </w:r>
             </w:del>
-            <w:ins w:id="9052" w:author="Claude (AI) - proposed" w:date="2026-10-15T20:13:50Z">
+            <w:ins w:id="9052" w:author="Claude (AI) - proposed" w:date="2026-10-18T00:27:18Z">
               <w:r>
                 <w:rPr>
                   <w:rFonts w:ascii="Arial" w:cs="Arial" w:eastAsia="Arial" w:hAnsi="Arial"/>
@@ -1542,7 +1542,7 @@
               </w:rPr>
               <w:t xml:space="preserve">–  Communication and collaboration</w:t>
             </w:r>
-            <w:ins w:id="9053" w:author="Claude (AI) - proposed" w:date="2026-10-15T20:13:50Z">
+            <w:ins w:id="9053" w:author="Claude (AI) - proposed" w:date="2026-10-18T00:27:18Z">
               <w:r>
                 <w:rPr>
                   <w:rFonts w:ascii="Arial" w:cs="Arial" w:eastAsia="Arial" w:hAnsi="Arial"/>
@@ -1570,7 +1570,7 @@
               </w:rPr>
               <w:t xml:space="preserve">: learners discuss area models </w:t>
             </w:r>
-            <w:del w:id="9054" w:author="Claude (AI) - proposed" w:date="2026-10-15T20:13:50Z">
+            <w:del w:id="9054" w:author="Claude (AI) - proposed" w:date="2026-10-18T00:27:18Z">
               <w:r>
                 <w:rPr>
                   <w:rFonts w:ascii="Arial" w:cs="Arial" w:eastAsia="Arial" w:hAnsi="Arial"/>
@@ -1585,7 +1585,7 @@
                 <w:delText xml:space="preserve">and factorisation strategies in groups</w:delText>
               </w:r>
             </w:del>
-            <w:ins w:id="9055" w:author="Claude (AI) - proposed" w:date="2026-10-15T20:13:50Z">
+            <w:ins w:id="9055" w:author="Claude (AI) - proposed" w:date="2026-10-18T00:27:18Z">
               <w:r>
                 <w:rPr>
                   <w:rFonts w:ascii="Arial" w:cs="Arial" w:eastAsia="Arial" w:hAnsi="Arial"/>
@@ -1620,10 +1620,10 @@
               <w:spacing w:after="40" w:before="0"/>
               <w:jc w:val="left"/>
               <w:rPr>
-                <w:ins w:id="9057" w:author="Claude (AI) - proposed" w:date="2026-10-15T20:13:50Z"/>
-              </w:rPr>
-            </w:pPr>
-            <w:ins w:id="9056" w:author="Claude (AI) - proposed" w:date="2026-10-15T20:13:50Z">
+                <w:ins w:id="9057" w:author="Claude (AI) - proposed" w:date="2026-10-18T00:27:18Z"/>
+              </w:rPr>
+            </w:pPr>
+            <w:ins w:id="9056" w:author="Claude (AI) - proposed" w:date="2026-10-18T00:27:18Z">
               <w:r>
                 <w:rPr>
                   <w:rFonts w:ascii="Arial" w:cs="Arial" w:eastAsia="Arial" w:hAnsi="Arial"/>
@@ -1645,10 +1645,10 @@
               <w:ind w:left="360" w:hanging="180"/>
               <w:jc w:val="left"/>
               <w:rPr>
-                <w:del w:id="9059" w:author="Claude (AI) - proposed" w:date="2026-10-15T20:13:50Z"/>
-              </w:rPr>
-            </w:pPr>
-            <w:del w:id="9058" w:author="Claude (AI) - proposed" w:date="2026-10-15T20:13:50Z">
+                <w:del w:id="9059" w:author="Claude (AI) - proposed" w:date="2026-10-18T00:27:18Z"/>
+              </w:rPr>
+            </w:pPr>
+            <w:del w:id="9058" w:author="Claude (AI) - proposed" w:date="2026-10-18T00:27:18Z">
               <w:r>
                 <w:rPr>
                   <w:rFonts w:ascii="Arial" w:cs="Arial" w:eastAsia="Arial" w:hAnsi="Arial"/>
@@ -1670,10 +1670,10 @@
               <w:ind w:left="360" w:hanging="180"/>
               <w:jc w:val="left"/>
               <w:rPr>
-                <w:del w:id="9061" w:author="Claude (AI) - proposed" w:date="2026-10-15T20:13:50Z"/>
-              </w:rPr>
-            </w:pPr>
-            <w:del w:id="9060" w:author="Claude (AI) - proposed" w:date="2026-10-15T20:13:50Z">
+                <w:del w:id="9061" w:author="Claude (AI) - proposed" w:date="2026-10-18T00:27:18Z"/>
+              </w:rPr>
+            </w:pPr>
+            <w:del w:id="9060" w:author="Claude (AI) - proposed" w:date="2026-10-18T00:27:18Z">
               <w:r>
                 <w:rPr>
                   <w:rFonts w:ascii="Arial" w:cs="Arial" w:eastAsia="Arial" w:hAnsi="Arial"/>
@@ -1743,10 +1743,10 @@
               <w:ind w:left="360" w:hanging="180"/>
               <w:jc w:val="left"/>
               <w:rPr>
-                <w:ins w:id="9063" w:author="Claude (AI) - proposed" w:date="2026-10-15T20:13:50Z"/>
-              </w:rPr>
-            </w:pPr>
-            <w:ins w:id="9062" w:author="Claude (AI) - proposed" w:date="2026-10-15T20:13:50Z">
+                <w:ins w:id="9063" w:author="Claude (AI) - proposed" w:date="2026-10-18T00:27:18Z"/>
+              </w:rPr>
+            </w:pPr>
+            <w:ins w:id="9062" w:author="Claude (AI) - proposed" w:date="2026-10-18T00:27:18Z">
               <w:r>
                 <w:rPr>
                   <w:rFonts w:ascii="Arial" w:cs="Arial" w:eastAsia="Arial" w:hAnsi="Arial"/>
@@ -1768,10 +1768,10 @@
               <w:ind w:left="360" w:hanging="180"/>
               <w:jc w:val="left"/>
               <w:rPr>
-                <w:ins w:id="9065" w:author="Claude (AI) - proposed" w:date="2026-10-15T20:13:50Z"/>
-              </w:rPr>
-            </w:pPr>
-            <w:ins w:id="9064" w:author="Claude (AI) - proposed" w:date="2026-10-15T20:13:50Z">
+                <w:ins w:id="9065" w:author="Claude (AI) - proposed" w:date="2026-10-18T00:27:18Z"/>
+              </w:rPr>
+            </w:pPr>
+            <w:ins w:id="9064" w:author="Claude (AI) - proposed" w:date="2026-10-18T00:27:18Z">
               <w:r>
                 <w:rPr>
                   <w:rFonts w:ascii="Arial" w:cs="Arial" w:eastAsia="Arial" w:hAnsi="Arial"/>
@@ -1793,10 +1793,10 @@
               <w:spacing w:after="40" w:before="0"/>
               <w:jc w:val="left"/>
               <w:rPr>
-                <w:del w:id="9067" w:author="Claude (AI) - proposed" w:date="2026-10-15T20:13:50Z"/>
-              </w:rPr>
-            </w:pPr>
-            <w:del w:id="9066" w:author="Claude (AI) - proposed" w:date="2026-10-15T20:13:50Z">
+                <w:del w:id="9067" w:author="Claude (AI) - proposed" w:date="2026-10-18T00:27:18Z"/>
+              </w:rPr>
+            </w:pPr>
+            <w:del w:id="9066" w:author="Claude (AI) - proposed" w:date="2026-10-18T00:27:18Z">
               <w:r>
                 <w:rPr>
                   <w:rFonts w:ascii="Arial" w:cs="Arial" w:eastAsia="Arial" w:hAnsi="Arial"/>
@@ -1818,7 +1818,7 @@
               <w:spacing w:after="40" w:before="0"/>
               <w:jc w:val="left"/>
             </w:pPr>
-            <w:del w:id="9068" w:author="Claude (AI) - proposed" w:date="2026-10-15T20:13:50Z">
+            <w:del w:id="9068" w:author="Claude (AI) - proposed" w:date="2026-10-18T00:27:18Z">
               <w:r>
                 <w:rPr>
                   <w:rFonts w:ascii="Arial" w:cs="Arial" w:eastAsia="Arial" w:hAnsi="Arial"/>
@@ -1833,7 +1833,7 @@
                 <w:delText xml:space="preserve">–  Responsibility: learners handle measuring tools and cut-out materials with care and complete group tasks.</w:delText>
               </w:r>
             </w:del>
-            <w:ins w:id="9069" w:author="Claude (AI) - proposed" w:date="2026-10-15T20:13:50Z">
+            <w:ins w:id="9069" w:author="Claude (AI) - proposed" w:date="2026-10-18T00:27:18Z">
               <w:r>
                 <w:rPr>
                   <w:rFonts w:ascii="Arial" w:cs="Arial" w:eastAsia="Arial" w:hAnsi="Arial"/>
@@ -1855,10 +1855,10 @@
               <w:ind w:left="360" w:hanging="180"/>
               <w:jc w:val="left"/>
               <w:rPr>
-                <w:del w:id="9071" w:author="Claude (AI) - proposed" w:date="2026-10-15T20:13:50Z"/>
-              </w:rPr>
-            </w:pPr>
-            <w:del w:id="9070" w:author="Claude (AI) - proposed" w:date="2026-10-15T20:13:50Z">
+                <w:del w:id="9071" w:author="Claude (AI) - proposed" w:date="2026-10-18T00:27:18Z"/>
+              </w:rPr>
+            </w:pPr>
+            <w:del w:id="9070" w:author="Claude (AI) - proposed" w:date="2026-10-18T00:27:18Z">
               <w:r>
                 <w:rPr>
                   <w:rFonts w:ascii="Arial" w:cs="Arial" w:eastAsia="Arial" w:hAnsi="Arial"/>
@@ -1880,10 +1880,10 @@
               <w:ind w:left="360" w:hanging="180"/>
               <w:jc w:val="left"/>
               <w:rPr>
-                <w:del w:id="9073" w:author="Claude (AI) - proposed" w:date="2026-10-15T20:13:50Z"/>
-              </w:rPr>
-            </w:pPr>
-            <w:del w:id="9072" w:author="Claude (AI) - proposed" w:date="2026-10-15T20:13:50Z">
+                <w:del w:id="9073" w:author="Claude (AI) - proposed" w:date="2026-10-18T00:27:18Z"/>
+              </w:rPr>
+            </w:pPr>
+            <w:del w:id="9072" w:author="Claude (AI) - proposed" w:date="2026-10-18T00:27:18Z">
               <w:r>
                 <w:rPr>
                   <w:rFonts w:ascii="Arial" w:cs="Arial" w:eastAsia="Arial" w:hAnsi="Arial"/>
@@ -1905,10 +1905,10 @@
               <w:ind w:left="360" w:hanging="180"/>
               <w:jc w:val="left"/>
               <w:rPr>
-                <w:del w:id="9075" w:author="Claude (AI) - proposed" w:date="2026-10-15T20:13:50Z"/>
-              </w:rPr>
-            </w:pPr>
-            <w:del w:id="9074" w:author="Claude (AI) - proposed" w:date="2026-10-15T20:13:50Z">
+                <w:del w:id="9075" w:author="Claude (AI) - proposed" w:date="2026-10-18T00:27:18Z"/>
+              </w:rPr>
+            </w:pPr>
+            <w:del w:id="9074" w:author="Claude (AI) - proposed" w:date="2026-10-18T00:27:18Z">
               <w:r>
                 <w:rPr>
                   <w:rFonts w:ascii="Arial" w:cs="Arial" w:eastAsia="Arial" w:hAnsi="Arial"/>
@@ -2146,10 +2146,10 @@
               <w:ind w:left="360" w:hanging="180"/>
               <w:jc w:val="left"/>
               <w:rPr>
-                <w:ins w:id="9077" w:author="Claude (AI) - proposed" w:date="2026-10-15T20:13:50Z"/>
-              </w:rPr>
-            </w:pPr>
-            <w:ins w:id="9076" w:author="Claude (AI) - proposed" w:date="2026-10-15T20:13:50Z">
+                <w:ins w:id="9077" w:author="Claude (AI) - proposed" w:date="2026-10-18T00:27:18Z"/>
+              </w:rPr>
+            </w:pPr>
+            <w:ins w:id="9076" w:author="Claude (AI) - proposed" w:date="2026-10-18T00:27:18Z">
               <w:r>
                 <w:rPr>
                   <w:rFonts w:ascii="Arial" w:cs="Arial" w:eastAsia="Arial" w:hAnsi="Arial"/>
@@ -2171,10 +2171,10 @@
               <w:spacing w:after="40" w:before="0"/>
               <w:jc w:val="left"/>
               <w:rPr>
-                <w:ins w:id="9079" w:author="Claude (AI) - proposed" w:date="2026-10-15T20:13:50Z"/>
-              </w:rPr>
-            </w:pPr>
-            <w:ins w:id="9078" w:author="Claude (AI) - proposed" w:date="2026-10-15T20:13:50Z">
+                <w:ins w:id="9079" w:author="Claude (AI) - proposed" w:date="2026-10-18T00:27:18Z"/>
+              </w:rPr>
+            </w:pPr>
+            <w:ins w:id="9078" w:author="Claude (AI) - proposed" w:date="2026-10-18T00:27:18Z">
               <w:r>
                 <w:rPr>
                   <w:rFonts w:ascii="Arial" w:cs="Arial" w:eastAsia="Arial" w:hAnsi="Arial"/>
@@ -2196,10 +2196,10 @@
               <w:spacing w:after="40" w:before="0"/>
               <w:jc w:val="left"/>
               <w:rPr>
-                <w:del w:id="9081" w:author="Claude (AI) - proposed" w:date="2026-10-15T20:13:50Z"/>
-              </w:rPr>
-            </w:pPr>
-            <w:del w:id="9080" w:author="Claude (AI) - proposed" w:date="2026-10-15T20:13:50Z">
+                <w:del w:id="9081" w:author="Claude (AI) - proposed" w:date="2026-10-18T00:27:18Z"/>
+              </w:rPr>
+            </w:pPr>
+            <w:del w:id="9080" w:author="Claude (AI) - proposed" w:date="2026-10-18T00:27:18Z">
               <w:r>
                 <w:rPr>
                   <w:rFonts w:ascii="Arial" w:cs="Arial" w:eastAsia="Arial" w:hAnsi="Arial"/>
@@ -2221,10 +2221,10 @@
               <w:ind w:left="360" w:hanging="180"/>
               <w:jc w:val="left"/>
               <w:rPr>
-                <w:del w:id="9083" w:author="Claude (AI) - proposed" w:date="2026-10-15T20:13:50Z"/>
-              </w:rPr>
-            </w:pPr>
-            <w:del w:id="9082" w:author="Claude (AI) - proposed" w:date="2026-10-15T20:13:50Z">
+                <w:del w:id="9083" w:author="Claude (AI) - proposed" w:date="2026-10-18T00:27:18Z"/>
+              </w:rPr>
+            </w:pPr>
+            <w:del w:id="9082" w:author="Claude (AI) - proposed" w:date="2026-10-18T00:27:18Z">
               <w:r>
                 <w:rPr>
                   <w:rFonts w:ascii="Arial" w:cs="Arial" w:eastAsia="Arial" w:hAnsi="Arial"/>
@@ -2246,10 +2246,10 @@
               <w:ind w:left="360" w:hanging="180"/>
               <w:jc w:val="left"/>
               <w:rPr>
-                <w:del w:id="9085" w:author="Claude (AI) - proposed" w:date="2026-10-15T20:13:50Z"/>
-              </w:rPr>
-            </w:pPr>
-            <w:del w:id="9084" w:author="Claude (AI) - proposed" w:date="2026-10-15T20:13:50Z">
+                <w:del w:id="9085" w:author="Claude (AI) - proposed" w:date="2026-10-18T00:27:18Z"/>
+              </w:rPr>
+            </w:pPr>
+            <w:del w:id="9084" w:author="Claude (AI) - proposed" w:date="2026-10-18T00:27:18Z">
               <w:r>
                 <w:rPr>
                   <w:rFonts w:ascii="Arial" w:cs="Arial" w:eastAsia="Arial" w:hAnsi="Arial"/>
@@ -2271,10 +2271,10 @@
               <w:ind w:left="360" w:hanging="180"/>
               <w:jc w:val="left"/>
               <w:rPr>
-                <w:del w:id="9087" w:author="Claude (AI) - proposed" w:date="2026-10-15T20:13:50Z"/>
-              </w:rPr>
-            </w:pPr>
-            <w:del w:id="9086" w:author="Claude (AI) - proposed" w:date="2026-10-15T20:13:50Z">
+                <w:del w:id="9087" w:author="Claude (AI) - proposed" w:date="2026-10-18T00:27:18Z"/>
+              </w:rPr>
+            </w:pPr>
+            <w:del w:id="9086" w:author="Claude (AI) - proposed" w:date="2026-10-18T00:27:18Z">
               <w:r>
                 <w:rPr>
                   <w:rFonts w:ascii="Arial" w:cs="Arial" w:eastAsia="Arial" w:hAnsi="Arial"/>
@@ -2573,7 +2573,7 @@
               </w:rPr>
               <w:t xml:space="preserve">DRIVING QUESTION: How can we use quadratic expressions and equations to find the dimensions of a plot when its fence length and area are both fixed, and why do two different </w:t>
             </w:r>
-            <w:del w:id="9088" w:author="Claude (AI) - proposed" w:date="2026-10-15T20:13:50Z">
+            <w:del w:id="9088" w:author="Claude (AI) - proposed" w:date="2026-10-18T00:27:18Z">
               <w:r>
                 <w:rPr>
                   <w:rFonts w:ascii="Arial" w:cs="Arial" w:eastAsia="Arial" w:hAnsi="Arial"/>
@@ -2588,7 +2588,7 @@
                 <w:delText xml:space="preserve">plots sometimes have</w:delText>
               </w:r>
             </w:del>
-            <w:ins w:id="9089" w:author="Claude (AI) - proposed" w:date="2026-10-15T20:13:50Z">
+            <w:ins w:id="9089" w:author="Claude (AI) - proposed" w:date="2026-10-18T00:27:18Z">
               <w:r>
                 <w:rPr>
                   <w:rFonts w:ascii="Arial" w:cs="Arial" w:eastAsia="Arial" w:hAnsi="Arial"/>
@@ -2643,10 +2643,10 @@
               <w:spacing w:after="40" w:before="0"/>
               <w:jc w:val="left"/>
               <w:rPr>
-                <w:ins w:id="9091" w:author="Claude (AI) - proposed" w:date="2026-10-15T20:13:50Z"/>
-              </w:rPr>
-            </w:pPr>
-            <w:ins w:id="9090" w:author="Claude (AI) - proposed" w:date="2026-10-15T20:13:50Z">
+                <w:ins w:id="9091" w:author="Claude (AI) - proposed" w:date="2026-10-18T00:27:18Z"/>
+              </w:rPr>
+            </w:pPr>
+            <w:ins w:id="9090" w:author="Claude (AI) - proposed" w:date="2026-10-18T00:27:18Z">
               <w:r>
                 <w:rPr>
                   <w:rFonts w:ascii="Arial" w:cs="Arial" w:eastAsia="Arial" w:hAnsi="Arial"/>
@@ -2668,10 +2668,10 @@
               <w:spacing w:after="40" w:before="0"/>
               <w:jc w:val="left"/>
               <w:rPr>
-                <w:del w:id="9093" w:author="Claude (AI) - proposed" w:date="2026-10-15T20:13:50Z"/>
-              </w:rPr>
-            </w:pPr>
-            <w:del w:id="9092" w:author="Claude (AI) - proposed" w:date="2026-10-15T20:13:50Z">
+                <w:del w:id="9093" w:author="Claude (AI) - proposed" w:date="2026-10-18T00:27:18Z"/>
+              </w:rPr>
+            </w:pPr>
+            <w:del w:id="9092" w:author="Claude (AI) - proposed" w:date="2026-10-18T00:27:18Z">
               <w:r>
                 <w:rPr>
                   <w:rFonts w:ascii="Arial" w:cs="Arial" w:eastAsia="Arial" w:hAnsi="Arial"/>
@@ -2693,10 +2693,10 @@
               <w:spacing w:after="40" w:before="0"/>
               <w:jc w:val="left"/>
               <w:rPr>
-                <w:del w:id="9095" w:author="Claude (AI) - proposed" w:date="2026-10-15T20:13:50Z"/>
-              </w:rPr>
-            </w:pPr>
-            <w:del w:id="9094" w:author="Claude (AI) - proposed" w:date="2026-10-15T20:13:50Z">
+                <w:del w:id="9095" w:author="Claude (AI) - proposed" w:date="2026-10-18T00:27:18Z"/>
+              </w:rPr>
+            </w:pPr>
+            <w:del w:id="9094" w:author="Claude (AI) - proposed" w:date="2026-10-18T00:27:18Z">
               <w:r>
                 <w:rPr>
                   <w:rFonts w:ascii="Arial" w:cs="Arial" w:eastAsia="Arial" w:hAnsi="Arial"/>
@@ -2718,7 +2718,7 @@
               <w:spacing w:after="40" w:before="0"/>
               <w:jc w:val="left"/>
             </w:pPr>
-            <w:del w:id="9096" w:author="Claude (AI) - proposed" w:date="2026-10-15T20:13:50Z">
+            <w:del w:id="9096" w:author="Claude (AI) - proposed" w:date="2026-10-18T00:27:18Z">
               <w:r>
                 <w:rPr>
                   <w:rFonts w:ascii="Arial" w:cs="Arial" w:eastAsia="Arial" w:hAnsi="Arial"/>
@@ -2733,7 +2733,7 @@
                 <w:delText xml:space="preserve">2. Where do we apply quadratic equations in real-life situations</w:delText>
               </w:r>
             </w:del>
-            <w:ins w:id="9097" w:author="Claude (AI) - proposed" w:date="2026-10-15T20:13:50Z">
+            <w:ins w:id="9097" w:author="Claude (AI) - proposed" w:date="2026-10-18T00:27:18Z">
               <w:r>
                 <w:rPr>
                   <w:rFonts w:ascii="Arial" w:cs="Arial" w:eastAsia="Arial" w:hAnsi="Arial"/>
@@ -2829,7 +2829,7 @@
               </w:rPr>
               <w:t xml:space="preserve">A farmer in Kericho has exactly 40 m of fencing wire for a rectangular vegetable plot (sukuma wiki and spinach) beside her house. When her children try different widths, they notice that a plot 8 m wide and a plot 12 m wide both enclose exactly 96 m². A plot 10 m wide gives a larger area of 100 m², and any width </w:t>
             </w:r>
-            <w:del w:id="9098" w:author="Claude (AI) - proposed" w:date="2026-10-15T20:13:50Z">
+            <w:del w:id="9098" w:author="Claude (AI) - proposed" w:date="2026-10-18T00:27:18Z">
               <w:r>
                 <w:rPr>
                   <w:rFonts w:ascii="Arial" w:cs="Arial" w:eastAsia="Arial" w:hAnsi="Arial"/>
@@ -2844,7 +2844,7 @@
                 <w:delText xml:space="preserve">above 20 m</w:delText>
               </w:r>
             </w:del>
-            <w:ins w:id="9099" w:author="Claude (AI) - proposed" w:date="2026-10-15T20:13:50Z">
+            <w:ins w:id="9099" w:author="Claude (AI) - proposed" w:date="2026-10-18T00:27:18Z">
               <w:r>
                 <w:rPr>
                   <w:rFonts w:ascii="Arial" w:cs="Arial" w:eastAsia="Arial" w:hAnsi="Arial"/>
@@ -2872,7 +2872,7 @@
               </w:rPr>
               <w:t xml:space="preserve"> is impossible. Learners ask: with the same fence, why do two different </w:t>
             </w:r>
-            <w:del w:id="9100" w:author="Claude (AI) - proposed" w:date="2026-10-15T20:13:50Z">
+            <w:del w:id="9100" w:author="Claude (AI) - proposed" w:date="2026-10-18T00:27:18Z">
               <w:r>
                 <w:rPr>
                   <w:rFonts w:ascii="Arial" w:cs="Arial" w:eastAsia="Arial" w:hAnsi="Arial"/>
@@ -2887,7 +2887,7 @@
                 <w:delText xml:space="preserve">shapes</w:delText>
               </w:r>
             </w:del>
-            <w:ins w:id="9101" w:author="Claude (AI) - proposed" w:date="2026-10-15T20:13:50Z">
+            <w:ins w:id="9101" w:author="Claude (AI) - proposed" w:date="2026-10-18T00:27:18Z">
               <w:r>
                 <w:rPr>
                   <w:rFonts w:ascii="Arial" w:cs="Arial" w:eastAsia="Arial" w:hAnsi="Arial"/>
@@ -3211,7 +3211,7 @@
               </w:rPr>
               <w:t xml:space="preserve">–  A paving contractor in Kisumu notices that a square courtyard with a square cut out has </w:t>
             </w:r>
-            <w:ins w:id="9102" w:author="Claude (AI) - proposed" w:date="2026-10-15T20:13:50Z">
+            <w:ins w:id="9102" w:author="Claude (AI) - proposed" w:date="2026-10-18T00:27:18Z">
               <w:r>
                 <w:rPr>
                   <w:rFonts w:ascii="Arial" w:cs="Arial" w:eastAsia="Arial" w:hAnsi="Arial"/>
@@ -3239,7 +3239,7 @@
               </w:rPr>
               <w:t xml:space="preserve">area equal to </w:t>
             </w:r>
-            <w:del w:id="9103" w:author="Claude (AI) - proposed" w:date="2026-10-15T20:13:50Z">
+            <w:del w:id="9103" w:author="Claude (AI) - proposed" w:date="2026-10-18T00:27:18Z">
               <w:r>
                 <w:rPr>
                   <w:rFonts w:ascii="Arial" w:cs="Arial" w:eastAsia="Arial" w:hAnsi="Arial"/>
@@ -3254,7 +3254,7 @@
                 <w:delText xml:space="preserve">a product of two sums</w:delText>
               </w:r>
             </w:del>
-            <w:ins w:id="9104" w:author="Claude (AI) - proposed" w:date="2026-10-15T20:13:50Z">
+            <w:ins w:id="9104" w:author="Claude (AI) - proposed" w:date="2026-10-18T00:27:18Z">
               <w:r>
                 <w:rPr>
                   <w:rFonts w:ascii="Arial" w:cs="Arial" w:eastAsia="Arial" w:hAnsi="Arial"/>
@@ -3289,10 +3289,10 @@
               <w:ind w:left="360" w:hanging="180"/>
               <w:jc w:val="left"/>
               <w:rPr>
-                <w:ins w:id="9106" w:author="Claude (AI) - proposed" w:date="2026-10-15T20:13:50Z"/>
-              </w:rPr>
-            </w:pPr>
-            <w:ins w:id="9105" w:author="Claude (AI) - proposed" w:date="2026-10-15T20:13:50Z">
+                <w:ins w:id="9106" w:author="Claude (AI) - proposed" w:date="2026-10-18T00:27:18Z"/>
+              </w:rPr>
+            </w:pPr>
+            <w:ins w:id="9105" w:author="Claude (AI) - proposed" w:date="2026-10-18T00:27:18Z">
               <w:r>
                 <w:rPr>
                   <w:rFonts w:ascii="Arial" w:cs="Arial" w:eastAsia="Arial" w:hAnsi="Arial"/>
@@ -3314,10 +3314,10 @@
               <w:ind w:left="360" w:hanging="180"/>
               <w:jc w:val="left"/>
               <w:rPr>
-                <w:del w:id="9108" w:author="Claude (AI) - proposed" w:date="2026-10-15T20:13:50Z"/>
-              </w:rPr>
-            </w:pPr>
-            <w:del w:id="9107" w:author="Claude (AI) - proposed" w:date="2026-10-15T20:13:50Z">
+                <w:del w:id="9108" w:author="Claude (AI) - proposed" w:date="2026-10-18T00:27:18Z"/>
+              </w:rPr>
+            </w:pPr>
+            <w:del w:id="9107" w:author="Claude (AI) - proposed" w:date="2026-10-18T00:27:18Z">
               <w:r>
                 <w:rPr>
                   <w:rFonts w:ascii="Arial" w:cs="Arial" w:eastAsia="Arial" w:hAnsi="Arial"/>
@@ -3474,7 +3474,7 @@
         </w:rPr>
         <w:t xml:space="preserve">© 2026 SeaVuria and ARES. This work is licensed under a </w:t>
       </w:r>
-      <w:hyperlink w:history="1" r:id="rIdvp4qfxl36sfd8rpqib0ql">
+      <w:hyperlink w:history="1" r:id="rIdsnymdbsvcpyhncd-qmak0">
         <w:r>
           <w:rPr>
             <w:rFonts w:ascii="Arial" w:cs="Arial" w:eastAsia="Arial" w:hAnsi="Arial"/>
@@ -3494,7 +3494,7 @@
         </w:rPr>
         <w:t xml:space="preserve"> (</w:t>
       </w:r>
-      <w:hyperlink w:history="1" r:id="rIdf1cnwxeq_3lqviu754cbg">
+      <w:hyperlink w:history="1" r:id="rIdoekz5l5syebfmfj8t6h0x">
         <w:r>
           <w:rPr>
             <w:rFonts w:ascii="Arial" w:cs="Arial" w:eastAsia="Arial" w:hAnsi="Arial"/>
@@ -3514,7 +3514,7 @@
         </w:rPr>
         <w:t xml:space="preserve">). To view a copy of this license, visit </w:t>
       </w:r>
-      <w:hyperlink w:history="1" r:id="rIdvn6mc6_pvk4zyf7vvqykt">
+      <w:hyperlink w:history="1" r:id="rIdk1x8qf3duaogrnl1j7kby">
         <w:r>
           <w:rPr>
             <w:rFonts w:ascii="Arial" w:cs="Arial" w:eastAsia="Arial" w:hAnsi="Arial"/>
@@ -3590,7 +3590,7 @@
               </w:rPr>
               <w:t xml:space="preserve">LESSON 1 (40 minutes (</w:t>
             </w:r>
-            <w:del w:id="9109" w:author="Claude (AI) - proposed" w:date="2026-10-15T20:13:50Z">
+            <w:del w:id="9109" w:author="Claude (AI) - proposed" w:date="2026-10-18T00:27:18Z">
               <w:r>
                 <w:rPr>
                   <w:rFonts w:ascii="Arial" w:cs="Arial" w:eastAsia="Arial" w:hAnsi="Arial"/>
@@ -3605,7 +3605,7 @@
                 <w:delText xml:space="preserve">1 lesson</w:delText>
               </w:r>
             </w:del>
-            <w:ins w:id="9110" w:author="Claude (AI) - proposed" w:date="2026-10-15T20:13:50Z">
+            <w:ins w:id="9110" w:author="Claude (AI) - proposed" w:date="2026-10-18T00:27:18Z">
               <w:r>
                 <w:rPr>
                   <w:rFonts w:ascii="Arial" w:cs="Arial" w:eastAsia="Arial" w:hAnsi="Arial"/>
@@ -3873,7 +3873,7 @@
               </w:rPr>
               <w:t xml:space="preserve">By the end of the lesson the learner should be able to form quadratic expressions: (a) write the area of a rectangle as width × length using x for the width, (b) expand x(20 − x) = 20x − x² and (x + 3)(x + 5) = x² + 8x + 15, and (c) recognise an expression whose highest power is 2 as a quadratic expression. This is part of Sub-strand 1.3 Quadratic Expressions and Equations (KICD </w:t>
             </w:r>
-            <w:del w:id="9111" w:author="Claude (AI) - proposed" w:date="2026-10-15T20:13:50Z">
+            <w:del w:id="9111" w:author="Claude (AI) - proposed" w:date="2026-10-18T00:27:18Z">
               <w:r>
                 <w:rPr>
                   <w:rFonts w:ascii="Arial" w:cs="Arial" w:eastAsia="Arial" w:hAnsi="Arial"/>
@@ -3888,7 +3888,7 @@
                 <w:delText xml:space="preserve">Core Mathematics Grade 10, July 2025). Verify the exact KICD outcome wording against the KICD page</w:delText>
               </w:r>
             </w:del>
-            <w:ins w:id="9112" w:author="Claude (AI) - proposed" w:date="2026-10-15T20:13:50Z">
+            <w:ins w:id="9112" w:author="Claude (AI) - proposed" w:date="2026-10-18T00:27:18Z">
               <w:r>
                 <w:rPr>
                   <w:rFonts w:ascii="Arial" w:cs="Arial" w:eastAsia="Arial" w:hAnsi="Arial"/>
@@ -4052,7 +4052,7 @@
               </w:rPr>
               <w:t xml:space="preserve">Curiosity about why a fixed fence gives equal areas for different widths; willingness to test predictions and revise them; respect for each member's ideas in group work; responsibility in handling shared materials. </w:t>
             </w:r>
-            <w:del w:id="9113" w:author="Claude (AI) - proposed" w:date="2026-10-15T20:13:50Z">
+            <w:del w:id="9113" w:author="Claude (AI) - proposed" w:date="2026-10-18T00:27:18Z">
               <w:r>
                 <w:rPr>
                   <w:rFonts w:ascii="Arial" w:cs="Arial" w:eastAsia="Arial" w:hAnsi="Arial"/>
@@ -4067,7 +4067,7 @@
                 <w:delText xml:space="preserve">Values and PCIs to be quoted verbatim from the KICD page, which has not been verified here</w:delText>
               </w:r>
             </w:del>
-            <w:ins w:id="9114" w:author="Claude (AI) - proposed" w:date="2026-10-15T20:13:50Z">
+            <w:ins w:id="9114" w:author="Claude (AI) - proposed" w:date="2026-10-18T00:27:18Z">
               <w:r>
                 <w:rPr>
                   <w:rFonts w:ascii="Arial" w:cs="Arial" w:eastAsia="Arial" w:hAnsi="Arial"/>
@@ -4150,10 +4150,10 @@
               <w:spacing w:after="40" w:before="0"/>
               <w:jc w:val="left"/>
               <w:rPr>
-                <w:ins w:id="9116" w:author="Claude (AI) - proposed" w:date="2026-10-15T20:13:50Z"/>
-              </w:rPr>
-            </w:pPr>
-            <w:ins w:id="9115" w:author="Claude (AI) - proposed" w:date="2026-10-15T20:13:50Z">
+                <w:ins w:id="9116" w:author="Claude (AI) - proposed" w:date="2026-10-18T00:27:18Z"/>
+              </w:rPr>
+            </w:pPr>
+            <w:ins w:id="9115" w:author="Claude (AI) - proposed" w:date="2026-10-18T00:27:18Z">
               <w:r>
                 <w:rPr>
                   <w:rFonts w:ascii="Arial" w:cs="Arial" w:eastAsia="Arial" w:hAnsi="Arial"/>
@@ -4175,7 +4175,7 @@
               <w:spacing w:after="40" w:before="0"/>
               <w:jc w:val="left"/>
             </w:pPr>
-            <w:del w:id="9117" w:author="Claude (AI) - proposed" w:date="2026-10-15T20:13:50Z">
+            <w:del w:id="9117" w:author="Claude (AI) - proposed" w:date="2026-10-18T00:27:18Z">
               <w:r>
                 <w:rPr>
                   <w:rFonts w:ascii="Arial" w:cs="Arial" w:eastAsia="Arial" w:hAnsi="Arial"/>
@@ -4722,7 +4722,7 @@
             <w:pPr>
               <w:spacing w:after="20" w:before="0"/>
             </w:pPr>
-            <w:hyperlink w:history="1" r:id="rId1lgihbjfa849ingfo0rny">
+            <w:hyperlink w:history="1" r:id="rIdd5stweqciapllmj8ufxr_">
               <w:r>
                 <w:rPr>
                   <w:rFonts w:ascii="Arial" w:cs="Arial" w:eastAsia="Arial" w:hAnsi="Arial"/>
@@ -4755,7 +4755,7 @@
               <w:spacing w:after="10" w:before="0"/>
               <w:ind w:left="120"/>
             </w:pPr>
-            <w:hyperlink w:history="1" r:id="rIdchfs2tys7lzyw8yvezqzm">
+            <w:hyperlink w:history="1" r:id="rIdhjkiffghf9ilqctfrqzup">
               <w:r>
                 <w:rPr>
                   <w:rFonts w:ascii="Arial" w:cs="Arial" w:eastAsia="Arial" w:hAnsi="Arial"/>
@@ -4800,7 +4800,7 @@
             <w:pPr>
               <w:spacing w:after="20" w:before="0"/>
             </w:pPr>
-            <w:hyperlink w:history="1" r:id="rId8jk56d6v9kn-dpwszc4mf">
+            <w:hyperlink w:history="1" r:id="rId6g7nv2ybajo1lpuah4gf-">
               <w:r>
                 <w:rPr>
                   <w:rFonts w:ascii="Arial" w:cs="Arial" w:eastAsia="Arial" w:hAnsi="Arial"/>
@@ -4833,7 +4833,7 @@
               <w:spacing w:after="10" w:before="0"/>
               <w:ind w:left="120"/>
             </w:pPr>
-            <w:hyperlink w:history="1" r:id="rIdfloiaec4ubdpzxtgkjlhz">
+            <w:hyperlink w:history="1" r:id="rIdx64harsh4e65mambuu3yr">
               <w:r>
                 <w:rPr>
                   <w:rFonts w:ascii="Arial" w:cs="Arial" w:eastAsia="Arial" w:hAnsi="Arial"/>
@@ -5033,7 +5033,7 @@
             <w:pPr>
               <w:spacing w:after="20" w:before="0"/>
             </w:pPr>
-            <w:hyperlink w:history="1" r:id="rIdl9eftlh9bgiljbpk4h4wn">
+            <w:hyperlink w:history="1" r:id="rId-y7k-gaacyqyxaq1ramu6">
               <w:r>
                 <w:rPr>
                   <w:rFonts w:ascii="Arial" w:cs="Arial" w:eastAsia="Arial" w:hAnsi="Arial"/>
@@ -5066,7 +5066,7 @@
               <w:spacing w:after="10" w:before="0"/>
               <w:ind w:left="120"/>
             </w:pPr>
-            <w:hyperlink w:history="1" r:id="rIdcg--qqjkufykrjkmrcqyv">
+            <w:hyperlink w:history="1" r:id="rId_tuu48rzcdivdckanzgmm">
               <w:r>
                 <w:rPr>
                   <w:rFonts w:ascii="Arial" w:cs="Arial" w:eastAsia="Arial" w:hAnsi="Arial"/>
@@ -5111,7 +5111,7 @@
             <w:pPr>
               <w:spacing w:after="20" w:before="0"/>
             </w:pPr>
-            <w:hyperlink w:history="1" r:id="rId_szzthqjqacszb7ocaz2w">
+            <w:hyperlink w:history="1" r:id="rIdefl-_twqtblatzxj_nht3">
               <w:r>
                 <w:rPr>
                   <w:rFonts w:ascii="Arial" w:cs="Arial" w:eastAsia="Arial" w:hAnsi="Arial"/>
@@ -5144,7 +5144,7 @@
               <w:spacing w:after="10" w:before="0"/>
               <w:ind w:left="120"/>
             </w:pPr>
-            <w:hyperlink w:history="1" r:id="rIdygbgm8fiiyhxg_v5lyng8">
+            <w:hyperlink w:history="1" r:id="rIdhdb_h0yzvbbkav9e3ypb0">
               <w:r>
                 <w:rPr>
                   <w:rFonts w:ascii="Arial" w:cs="Arial" w:eastAsia="Arial" w:hAnsi="Arial"/>
@@ -5189,7 +5189,7 @@
               </w:rPr>
               <w:t xml:space="preserve">In groups of 4, learners get a 40 cm string loop (1 cm stands for 1 m), 1 cm grid paper and a table: width x | length 20 − x | area. They shape the loop into rectangles on the grid paper with widths </w:t>
             </w:r>
-            <w:ins w:id="9118" w:author="Claude (AI) - proposed" w:date="2026-10-15T20:13:50Z">
+            <w:ins w:id="9118" w:author="Claude (AI) - proposed" w:date="2026-10-18T00:27:18Z">
               <w:r>
                 <w:rPr>
                   <w:rFonts w:ascii="Arial" w:cs="Arial" w:eastAsia="Arial" w:hAnsi="Arial"/>
@@ -5217,7 +5217,7 @@
               </w:rPr>
               <w:t xml:space="preserve">2, 4, 5, 6, </w:t>
             </w:r>
-            <w:del w:id="9119" w:author="Claude (AI) - proposed" w:date="2026-10-15T20:13:50Z">
+            <w:del w:id="9119" w:author="Claude (AI) - proposed" w:date="2026-10-18T00:27:18Z">
               <w:r>
                 <w:rPr>
                   <w:rFonts w:ascii="Arial" w:cs="Arial" w:eastAsia="Arial" w:hAnsi="Arial"/>
@@ -5245,7 +5245,7 @@
               </w:rPr>
               <w:t xml:space="preserve">14, 15, 16</w:t>
             </w:r>
-            <w:del w:id="9120" w:author="Claude (AI) - proposed" w:date="2026-10-15T20:13:50Z">
+            <w:del w:id="9120" w:author="Claude (AI) - proposed" w:date="2026-10-18T00:27:18Z">
               <w:r>
                 <w:rPr>
                   <w:rFonts w:ascii="Arial" w:cs="Arial" w:eastAsia="Arial" w:hAnsi="Arial"/>
@@ -5260,7 +5260,7 @@
                 <w:delText xml:space="preserve">, 18 cm</w:delText>
               </w:r>
             </w:del>
-            <w:ins w:id="9121" w:author="Claude (AI) - proposed" w:date="2026-10-15T20:13:50Z">
+            <w:ins w:id="9121" w:author="Claude (AI) - proposed" w:date="2026-10-18T00:27:18Z">
               <w:r>
                 <w:rPr>
                   <w:rFonts w:ascii="Arial" w:cs="Arial" w:eastAsia="Arial" w:hAnsi="Arial"/>
@@ -5308,7 +5308,7 @@
               <w:spacing w:after="40" w:before="0"/>
               <w:jc w:val="left"/>
             </w:pPr>
-            <w:ins w:id="9122" w:author="Claude (AI) - proposed" w:date="2026-10-15T20:13:50Z">
+            <w:ins w:id="9122" w:author="Claude (AI) - proposed" w:date="2026-10-18T00:27:18Z">
               <w:r>
                 <w:rPr>
                   <w:rFonts w:ascii="Arial" w:cs="Arial" w:eastAsia="Arial" w:hAnsi="Arial"/>
@@ -5458,7 +5458,7 @@
             <w:pPr>
               <w:spacing w:after="20" w:before="0"/>
             </w:pPr>
-            <w:hyperlink w:history="1" r:id="rIdl0cloaf9du5zotvelqc67">
+            <w:hyperlink w:history="1" r:id="rIdlf30ch6o6lwymuy0_p6sc">
               <w:r>
                 <w:rPr>
                   <w:rFonts w:ascii="Arial" w:cs="Arial" w:eastAsia="Arial" w:hAnsi="Arial"/>
@@ -5491,7 +5491,7 @@
               <w:spacing w:after="10" w:before="0"/>
               <w:ind w:left="120"/>
             </w:pPr>
-            <w:hyperlink w:history="1" r:id="rId-vjuw5g_vndkc-f-0yiwj">
+            <w:hyperlink w:history="1" r:id="rIdbv375dhptbnqchdudmeme">
               <w:r>
                 <w:rPr>
                   <w:rFonts w:ascii="Arial" w:cs="Arial" w:eastAsia="Arial" w:hAnsi="Arial"/>
@@ -5536,7 +5536,7 @@
             <w:pPr>
               <w:spacing w:after="20" w:before="0"/>
             </w:pPr>
-            <w:hyperlink w:history="1" r:id="rIdas1bspobwfeerxsapf5tz">
+            <w:hyperlink w:history="1" r:id="rIdwifs2p0cwzssack-dhl20">
               <w:r>
                 <w:rPr>
                   <w:rFonts w:ascii="Arial" w:cs="Arial" w:eastAsia="Arial" w:hAnsi="Arial"/>
@@ -5569,7 +5569,7 @@
               <w:spacing w:after="10" w:before="0"/>
               <w:ind w:left="120"/>
             </w:pPr>
-            <w:hyperlink w:history="1" r:id="rIdylb0tqcm3ywg1mwa46bru">
+            <w:hyperlink w:history="1" r:id="rIdaoiioj_2bt5w8zgh-lt6w">
               <w:r>
                 <w:rPr>
                   <w:rFonts w:ascii="Arial" w:cs="Arial" w:eastAsia="Arial" w:hAnsi="Arial"/>
@@ -5769,7 +5769,7 @@
             <w:pPr>
               <w:spacing w:after="20" w:before="0"/>
             </w:pPr>
-            <w:hyperlink w:history="1" r:id="rIdrqoptji9l2vh3bfnequch">
+            <w:hyperlink w:history="1" r:id="rIdxgoo9kfig_s1ngro6jusy">
               <w:r>
                 <w:rPr>
                   <w:rFonts w:ascii="Arial" w:cs="Arial" w:eastAsia="Arial" w:hAnsi="Arial"/>
@@ -5802,7 +5802,7 @@
               <w:spacing w:after="10" w:before="0"/>
               <w:ind w:left="120"/>
             </w:pPr>
-            <w:hyperlink w:history="1" r:id="rIdh-hjxnggmy8hkezoj3gds">
+            <w:hyperlink w:history="1" r:id="rIdjydhufosvximuespwyelr">
               <w:r>
                 <w:rPr>
                   <w:rFonts w:ascii="Arial" w:cs="Arial" w:eastAsia="Arial" w:hAnsi="Arial"/>
@@ -5847,7 +5847,7 @@
             <w:pPr>
               <w:spacing w:after="20" w:before="0"/>
             </w:pPr>
-            <w:hyperlink w:history="1" r:id="rId3pusak1wtpgv2tg6nlgji">
+            <w:hyperlink w:history="1" r:id="rIdlly_vildswz_waghl1zjt">
               <w:r>
                 <w:rPr>
                   <w:rFonts w:ascii="Arial" w:cs="Arial" w:eastAsia="Arial" w:hAnsi="Arial"/>
@@ -5880,7 +5880,7 @@
               <w:spacing w:after="10" w:before="0"/>
               <w:ind w:left="120"/>
             </w:pPr>
-            <w:hyperlink w:history="1" r:id="rIdixpmhuogruwabwts0btow">
+            <w:hyperlink w:history="1" r:id="rIdp8ucvfftq2nlqxi-8b8w_">
               <w:r>
                 <w:rPr>
                   <w:rFonts w:ascii="Arial" w:cs="Arial" w:eastAsia="Arial" w:hAnsi="Arial"/>
@@ -6080,7 +6080,7 @@
             <w:pPr>
               <w:spacing w:after="20" w:before="0"/>
             </w:pPr>
-            <w:hyperlink w:history="1" r:id="rIddbvirjdhcovyor0w01aqt">
+            <w:hyperlink w:history="1" r:id="rId1qs5fykfwfzoufhtfpymx">
               <w:r>
                 <w:rPr>
                   <w:rFonts w:ascii="Arial" w:cs="Arial" w:eastAsia="Arial" w:hAnsi="Arial"/>
@@ -6113,7 +6113,7 @@
               <w:spacing w:after="10" w:before="0"/>
               <w:ind w:left="120"/>
             </w:pPr>
-            <w:hyperlink w:history="1" r:id="rIdouqzxez83sajpekhn-gru">
+            <w:hyperlink w:history="1" r:id="rIdxfpznecxyopfucuoez6gx">
               <w:r>
                 <w:rPr>
                   <w:rFonts w:ascii="Arial" w:cs="Arial" w:eastAsia="Arial" w:hAnsi="Arial"/>
@@ -6158,7 +6158,7 @@
             <w:pPr>
               <w:spacing w:after="20" w:before="0"/>
             </w:pPr>
-            <w:hyperlink w:history="1" r:id="rIdo47zqeohczcle-hmgnmyk">
+            <w:hyperlink w:history="1" r:id="rId1rby2gqw19h1xkzttiuoa">
               <w:r>
                 <w:rPr>
                   <w:rFonts w:ascii="Arial" w:cs="Arial" w:eastAsia="Arial" w:hAnsi="Arial"/>
@@ -6207,7 +6207,7 @@
               <w:spacing w:after="10" w:before="0"/>
               <w:ind w:left="120"/>
             </w:pPr>
-            <w:hyperlink w:history="1" r:id="rIdozgdcldq39su-4wgwdjct">
+            <w:hyperlink w:history="1" r:id="rIddxd0mkd0teavnjcdv0nqs">
               <w:r>
                 <w:rPr>
                   <w:rFonts w:ascii="Arial" w:cs="Arial" w:eastAsia="Arial" w:hAnsi="Arial"/>
@@ -6732,7 +6732,7 @@
         </w:rPr>
         <w:t xml:space="preserve">© 2026 SeaVuria and ARES. Aligned with KICD objectives. Developed by SeaVuria; technical implementation by ARES (with AI assistance from Claude). Licensed under </w:t>
       </w:r>
-      <w:hyperlink w:history="1" r:id="rIda-m4f4hj4yosul_lq8dqh">
+      <w:hyperlink w:history="1" r:id="rIdk5pksshtenkln4fgjkcww">
         <w:r>
           <w:rPr>
             <w:rFonts w:ascii="Arial" w:cs="Arial" w:eastAsia="Arial" w:hAnsi="Arial"/>
@@ -6753,7 +6753,7 @@
         </w:rPr>
         <w:t xml:space="preserve"> (</w:t>
       </w:r>
-      <w:hyperlink w:history="1" r:id="rIddyqkqnyim5qva4jnjqr5j">
+      <w:hyperlink w:history="1" r:id="rIdn_vaugl322k5kgqslraci">
         <w:r>
           <w:rPr>
             <w:rFonts w:ascii="Arial" w:cs="Arial" w:eastAsia="Arial" w:hAnsi="Arial"/>
@@ -6830,7 +6830,7 @@
               </w:rPr>
               <w:t xml:space="preserve">LESSON 2 (40 minutes (one lesson; </w:t>
             </w:r>
-            <w:del w:id="9123" w:author="Claude (AI) - proposed" w:date="2026-10-15T20:13:50Z">
+            <w:del w:id="9123" w:author="Claude (AI) - proposed" w:date="2026-10-18T00:27:18Z">
               <w:r>
                 <w:rPr>
                   <w:rFonts w:ascii="Arial" w:cs="Arial" w:eastAsia="Arial" w:hAnsi="Arial"/>
@@ -6845,7 +6845,7 @@
                 <w:delText xml:space="preserve">extend to a double period if learners cut and paste their own tile sets</w:delText>
               </w:r>
             </w:del>
-            <w:ins w:id="9124" w:author="Claude (AI) - proposed" w:date="2026-10-15T20:13:50Z">
+            <w:ins w:id="9124" w:author="Claude (AI) - proposed" w:date="2026-10-18T00:27:18Z">
               <w:r>
                 <w:rPr>
                   <w:rFonts w:ascii="Arial" w:cs="Arial" w:eastAsia="Arial" w:hAnsi="Arial"/>
@@ -7304,10 +7304,10 @@
               <w:spacing w:after="40" w:before="0"/>
               <w:jc w:val="left"/>
               <w:rPr>
-                <w:ins w:id="9126" w:author="Claude (AI) - proposed" w:date="2026-10-15T20:13:50Z"/>
-              </w:rPr>
-            </w:pPr>
-            <w:ins w:id="9125" w:author="Claude (AI) - proposed" w:date="2026-10-15T20:13:50Z">
+                <w:ins w:id="9126" w:author="Claude (AI) - proposed" w:date="2026-10-18T00:27:18Z"/>
+              </w:rPr>
+            </w:pPr>
+            <w:ins w:id="9125" w:author="Claude (AI) - proposed" w:date="2026-10-18T00:27:18Z">
               <w:r>
                 <w:rPr>
                   <w:rFonts w:ascii="Arial" w:cs="Arial" w:eastAsia="Arial" w:hAnsi="Arial"/>
@@ -7329,7 +7329,7 @@
               <w:spacing w:after="40" w:before="0"/>
               <w:jc w:val="left"/>
             </w:pPr>
-            <w:del w:id="9127" w:author="Claude (AI) - proposed" w:date="2026-10-15T20:13:50Z">
+            <w:del w:id="9127" w:author="Claude (AI) - proposed" w:date="2026-10-18T00:27:18Z">
               <w:r>
                 <w:rPr>
                   <w:rFonts w:ascii="Arial" w:cs="Arial" w:eastAsia="Arial" w:hAnsi="Arial"/>
@@ -7876,7 +7876,7 @@
             <w:pPr>
               <w:spacing w:after="20" w:before="0"/>
             </w:pPr>
-            <w:hyperlink w:history="1" r:id="rIdybkarejwibd3jrv1rsre9">
+            <w:hyperlink w:history="1" r:id="rIdpw22tko9l7gkz3j735zp5">
               <w:r>
                 <w:rPr>
                   <w:rFonts w:ascii="Arial" w:cs="Arial" w:eastAsia="Arial" w:hAnsi="Arial"/>
@@ -7909,7 +7909,7 @@
               <w:spacing w:after="10" w:before="0"/>
               <w:ind w:left="120"/>
             </w:pPr>
-            <w:hyperlink w:history="1" r:id="rId9gkudwmc-3erjry26ectg">
+            <w:hyperlink w:history="1" r:id="rIdhp7zctkqd6ekcw-c0ldeb">
               <w:r>
                 <w:rPr>
                   <w:rFonts w:ascii="Arial" w:cs="Arial" w:eastAsia="Arial" w:hAnsi="Arial"/>
@@ -7954,7 +7954,7 @@
             <w:pPr>
               <w:spacing w:after="20" w:before="0"/>
             </w:pPr>
-            <w:hyperlink w:history="1" r:id="rIdyqqsve0q5r-hl3eiqzkvt">
+            <w:hyperlink w:history="1" r:id="rId0xwjlv-a4z3y5pgq3lqaq">
               <w:r>
                 <w:rPr>
                   <w:rFonts w:ascii="Arial" w:cs="Arial" w:eastAsia="Arial" w:hAnsi="Arial"/>
@@ -7987,7 +7987,7 @@
               <w:spacing w:after="10" w:before="0"/>
               <w:ind w:left="120"/>
             </w:pPr>
-            <w:hyperlink w:history="1" r:id="rId3vve71hjn0boi-igpmunm">
+            <w:hyperlink w:history="1" r:id="rIdcexierw4g8owxgtqpupvy">
               <w:r>
                 <w:rPr>
                   <w:rFonts w:ascii="Arial" w:cs="Arial" w:eastAsia="Arial" w:hAnsi="Arial"/>
@@ -8187,7 +8187,7 @@
             <w:pPr>
               <w:spacing w:after="20" w:before="0"/>
             </w:pPr>
-            <w:hyperlink w:history="1" r:id="rId0fftwcggsu3omhcsjnurg">
+            <w:hyperlink w:history="1" r:id="rIdzvwrvqzj2fradsfaehcq3">
               <w:r>
                 <w:rPr>
                   <w:rFonts w:ascii="Arial" w:cs="Arial" w:eastAsia="Arial" w:hAnsi="Arial"/>
@@ -8220,7 +8220,7 @@
               <w:spacing w:after="10" w:before="0"/>
               <w:ind w:left="120"/>
             </w:pPr>
-            <w:hyperlink w:history="1" r:id="rIdnmt4njdkce4gx08qqfcgh">
+            <w:hyperlink w:history="1" r:id="rIdm1ls7zzcg02x9mnc_jskc">
               <w:r>
                 <w:rPr>
                   <w:rFonts w:ascii="Arial" w:cs="Arial" w:eastAsia="Arial" w:hAnsi="Arial"/>
@@ -8265,7 +8265,7 @@
             <w:pPr>
               <w:spacing w:after="20" w:before="0"/>
             </w:pPr>
-            <w:hyperlink w:history="1" r:id="rIdbxxzcgidledj4wbyod9no">
+            <w:hyperlink w:history="1" r:id="rIdoaophi4rvhwmh9ynmz0er">
               <w:r>
                 <w:rPr>
                   <w:rFonts w:ascii="Arial" w:cs="Arial" w:eastAsia="Arial" w:hAnsi="Arial"/>
@@ -8298,7 +8298,7 @@
               <w:spacing w:after="10" w:before="0"/>
               <w:ind w:left="120"/>
             </w:pPr>
-            <w:hyperlink w:history="1" r:id="rIdxtzy5nqzafakhrmtry5jy">
+            <w:hyperlink w:history="1" r:id="rId03855ebachp0tokticmyt">
               <w:r>
                 <w:rPr>
                   <w:rFonts w:ascii="Arial" w:cs="Arial" w:eastAsia="Arial" w:hAnsi="Arial"/>
@@ -8343,7 +8343,7 @@
               </w:rPr>
               <w:t xml:space="preserve">In groups of 4, learners get a pack of paper tiles (cut from old calendars or exercise-book covers): one 10 cm by 10 cm square (a²), two 10 cm by 2 cm strips (ab), and one 2 cm by 2 cm square (b²)</w:t>
             </w:r>
-            <w:ins w:id="9128" w:author="Claude (AI) - proposed" w:date="2026-10-15T20:13:50Z">
+            <w:ins w:id="9128" w:author="Claude (AI) - proposed" w:date="2026-10-18T00:27:18Z">
               <w:r>
                 <w:rPr>
                   <w:rFonts w:ascii="Arial" w:cs="Arial" w:eastAsia="Arial" w:hAnsi="Arial"/>
@@ -8526,7 +8526,7 @@
             <w:pPr>
               <w:spacing w:after="20" w:before="0"/>
             </w:pPr>
-            <w:hyperlink w:history="1" r:id="rIdrrbtzuzyuza16vixkz8bk">
+            <w:hyperlink w:history="1" r:id="rIdssrxxcycjqct0xv7j1xps">
               <w:r>
                 <w:rPr>
                   <w:rFonts w:ascii="Arial" w:cs="Arial" w:eastAsia="Arial" w:hAnsi="Arial"/>
@@ -8559,7 +8559,7 @@
               <w:spacing w:after="10" w:before="0"/>
               <w:ind w:left="120"/>
             </w:pPr>
-            <w:hyperlink w:history="1" r:id="rId0clumiejwjikkugejcpiz">
+            <w:hyperlink w:history="1" r:id="rId1r8_qlach9ac5imifgy5n">
               <w:r>
                 <w:rPr>
                   <w:rFonts w:ascii="Arial" w:cs="Arial" w:eastAsia="Arial" w:hAnsi="Arial"/>
@@ -8604,7 +8604,7 @@
             <w:pPr>
               <w:spacing w:after="20" w:before="0"/>
             </w:pPr>
-            <w:hyperlink w:history="1" r:id="rIdex2rs6lof44dejtno6_0-">
+            <w:hyperlink w:history="1" r:id="rIdc6j5vbbky1pgsexp7kacq">
               <w:r>
                 <w:rPr>
                   <w:rFonts w:ascii="Arial" w:cs="Arial" w:eastAsia="Arial" w:hAnsi="Arial"/>
@@ -8653,7 +8653,7 @@
               <w:spacing w:after="10" w:before="0"/>
               <w:ind w:left="120"/>
             </w:pPr>
-            <w:hyperlink w:history="1" r:id="rIdewteabgew9ofaevy3fpc9">
+            <w:hyperlink w:history="1" r:id="rIdxedqsewz9lb3lfoipdu78">
               <w:r>
                 <w:rPr>
                   <w:rFonts w:ascii="Arial" w:cs="Arial" w:eastAsia="Arial" w:hAnsi="Arial"/>
@@ -8731,7 +8731,7 @@
               </w:rPr>
               <w:t xml:space="preserve">Ask: "If the big side is a and the small side is b, what are the areas of the four pieces?" Write answers as learners give them. WAIT TIME 10-15 seconds, then cold-call 4 learners for the four areas. Say: "An identity is true for ALL values of a and b, not only 10 and 2. How could we check that?" Invite 2 learners to try different numbers, such as a = 5 and b = 1: (5 + 1)² = 36 and 25 + 10 + 1 = 36. Ask: "In the 12 m case, where is the extra 40 in 144 = 100 + 40 + 4?" Expect: the two strips. Then say: "So who was right about 104?" Return to the Predict tallies and revisit them. For the minus identity ask: "Why does the b² come back with a plus sign?" Expect: the corner was cut away twice, so it is added back once. Briefly link: "In Lesson 1 we expanded (x + 3)(x + 5). Today's identity is the special case where both brackets are the same." </w:t>
             </w:r>
-            <w:ins w:id="9129" w:author="Claude (AI) - proposed" w:date="2026-10-15T20:13:50Z">
+            <w:ins w:id="9129" w:author="Claude (AI) - proposed" w:date="2026-10-18T00:27:18Z">
               <w:r>
                 <w:rPr>
                   <w:rFonts w:ascii="Arial" w:cs="Arial" w:eastAsia="Arial" w:hAnsi="Arial"/>
@@ -8881,7 +8881,7 @@
             <w:pPr>
               <w:spacing w:after="20" w:before="0"/>
             </w:pPr>
-            <w:hyperlink w:history="1" r:id="rIdys2dcee6j-drevev7znoc">
+            <w:hyperlink w:history="1" r:id="rIdv7tobdyunlv8j-babjnw6">
               <w:r>
                 <w:rPr>
                   <w:rFonts w:ascii="Arial" w:cs="Arial" w:eastAsia="Arial" w:hAnsi="Arial"/>
@@ -8914,7 +8914,7 @@
               <w:spacing w:after="10" w:before="0"/>
               <w:ind w:left="120"/>
             </w:pPr>
-            <w:hyperlink w:history="1" r:id="rIdlwmrcheonjvqgpzg4dedu">
+            <w:hyperlink w:history="1" r:id="rIdvls2wblqhaydrnq1nmhfk">
               <w:r>
                 <w:rPr>
                   <w:rFonts w:ascii="Arial" w:cs="Arial" w:eastAsia="Arial" w:hAnsi="Arial"/>
@@ -8959,7 +8959,7 @@
             <w:pPr>
               <w:spacing w:after="20" w:before="0"/>
             </w:pPr>
-            <w:hyperlink w:history="1" r:id="rId-c_ethg9rcypdci2sqfqx">
+            <w:hyperlink w:history="1" r:id="rIdev0llmgxgdbihxiyeut58">
               <w:r>
                 <w:rPr>
                   <w:rFonts w:ascii="Arial" w:cs="Arial" w:eastAsia="Arial" w:hAnsi="Arial"/>
@@ -9008,7 +9008,7 @@
               <w:spacing w:after="10" w:before="0"/>
               <w:ind w:left="120"/>
             </w:pPr>
-            <w:hyperlink w:history="1" r:id="rIdmnq_gwtj_0mlagabltnoj">
+            <w:hyperlink w:history="1" r:id="rIdoslt2ppu1eh7s5midywnr">
               <w:r>
                 <w:rPr>
                   <w:rFonts w:ascii="Arial" w:cs="Arial" w:eastAsia="Arial" w:hAnsi="Arial"/>
@@ -9208,7 +9208,7 @@
             <w:pPr>
               <w:spacing w:after="20" w:before="0"/>
             </w:pPr>
-            <w:hyperlink w:history="1" r:id="rIdq-9iy2fklhixh37mnjtoo">
+            <w:hyperlink w:history="1" r:id="rId9js2csfkls0ilqahazzdq">
               <w:r>
                 <w:rPr>
                   <w:rFonts w:ascii="Arial" w:cs="Arial" w:eastAsia="Arial" w:hAnsi="Arial"/>
@@ -9257,7 +9257,7 @@
               <w:spacing w:after="10" w:before="0"/>
               <w:ind w:left="120"/>
             </w:pPr>
-            <w:hyperlink w:history="1" r:id="rIdcmrsngjqrtdkfxwjdcclm">
+            <w:hyperlink w:history="1" r:id="rIdscoerfqbnv_i_7fteyals">
               <w:r>
                 <w:rPr>
                   <w:rFonts w:ascii="Arial" w:cs="Arial" w:eastAsia="Arial" w:hAnsi="Arial"/>
@@ -9302,7 +9302,7 @@
             <w:pPr>
               <w:spacing w:after="20" w:before="0"/>
             </w:pPr>
-            <w:hyperlink w:history="1" r:id="rIds-cfs0dzlmiyagqef9dnj">
+            <w:hyperlink w:history="1" r:id="rIdfdbirah6umxzlls41e0ej">
               <w:r>
                 <w:rPr>
                   <w:rFonts w:ascii="Arial" w:cs="Arial" w:eastAsia="Arial" w:hAnsi="Arial"/>
@@ -9351,7 +9351,7 @@
               <w:spacing w:after="10" w:before="0"/>
               <w:ind w:left="120"/>
             </w:pPr>
-            <w:hyperlink w:history="1" r:id="rIdq_cbahd089sf0enktsvsb">
+            <w:hyperlink w:history="1" r:id="rIdvb5rxdvfbxowk6n0-6glk">
               <w:r>
                 <w:rPr>
                   <w:rFonts w:ascii="Arial" w:cs="Arial" w:eastAsia="Arial" w:hAnsi="Arial"/>
@@ -9396,7 +9396,7 @@
               </w:rPr>
               <w:t xml:space="preserve">Learners start Model v1 on a large chart: area models for expansions. They draw (1) the Lesson 1 area rectangle for x(20 − x) = 20x − x² with a short label, (2) the (a + b) square split into a², ab, ab, b², with a = 10 and b = 2 and area 144, (3) the (a − b) square with the cut border, a = 10 and b = 2 and area 64, and (4) the square with side 10 and area 100. Under each picture they write the identity or expression. They add a line 'Plots 8 m and 12 m are the same rectangle turned round; 10 m by 10 m is the square' and a 'Not yet explained' box with two questions from the DQB. Each learner copies Model v1 into their own exercise book</w:t>
             </w:r>
-            <w:ins w:id="9130" w:author="Claude (AI) - proposed" w:date="2026-10-15T20:13:50Z">
+            <w:ins w:id="9130" w:author="Claude (AI) - proposed" w:date="2026-10-18T00:27:18Z">
               <w:r>
                 <w:rPr>
                   <w:rFonts w:ascii="Arial" w:cs="Arial" w:eastAsia="Arial" w:hAnsi="Arial"/>
@@ -9904,7 +9904,7 @@
         </w:rPr>
         <w:t xml:space="preserve">© 2026 SeaVuria and ARES. Aligned with KICD objectives. Developed by SeaVuria; technical implementation by ARES (with AI assistance from Claude). Licensed under </w:t>
       </w:r>
-      <w:hyperlink w:history="1" r:id="rIdblnb_ml0fu-trnuy4kvc9">
+      <w:hyperlink w:history="1" r:id="rIdrtfvwioni7ujj_nfnz3js">
         <w:r>
           <w:rPr>
             <w:rFonts w:ascii="Arial" w:cs="Arial" w:eastAsia="Arial" w:hAnsi="Arial"/>
@@ -9925,7 +9925,7 @@
         </w:rPr>
         <w:t xml:space="preserve"> (</w:t>
       </w:r>
-      <w:hyperlink w:history="1" r:id="rIdaoacqprho-gfb9rlu_ssh">
+      <w:hyperlink w:history="1" r:id="rId2zmsly9b0iqvwerkll_vf">
         <w:r>
           <w:rPr>
             <w:rFonts w:ascii="Arial" w:cs="Arial" w:eastAsia="Arial" w:hAnsi="Arial"/>
@@ -10433,10 +10433,10 @@
               <w:spacing w:after="40" w:before="0"/>
               <w:jc w:val="left"/>
               <w:rPr>
-                <w:ins w:id="9132" w:author="Claude (AI) - proposed" w:date="2026-10-15T20:13:50Z"/>
-              </w:rPr>
-            </w:pPr>
-            <w:ins w:id="9131" w:author="Claude (AI) - proposed" w:date="2026-10-15T20:13:50Z">
+                <w:ins w:id="9132" w:author="Claude (AI) - proposed" w:date="2026-10-18T00:27:18Z"/>
+              </w:rPr>
+            </w:pPr>
+            <w:ins w:id="9131" w:author="Claude (AI) - proposed" w:date="2026-10-18T00:27:18Z">
               <w:r>
                 <w:rPr>
                   <w:rFonts w:ascii="Arial" w:cs="Arial" w:eastAsia="Arial" w:hAnsi="Arial"/>
@@ -10458,7 +10458,7 @@
               <w:spacing w:after="40" w:before="0"/>
               <w:jc w:val="left"/>
             </w:pPr>
-            <w:del w:id="9133" w:author="Claude (AI) - proposed" w:date="2026-10-15T20:13:50Z">
+            <w:del w:id="9133" w:author="Claude (AI) - proposed" w:date="2026-10-18T00:27:18Z">
               <w:r>
                 <w:rPr>
                   <w:rFonts w:ascii="Arial" w:cs="Arial" w:eastAsia="Arial" w:hAnsi="Arial"/>
@@ -11005,7 +11005,7 @@
             <w:pPr>
               <w:spacing w:after="20" w:before="0"/>
             </w:pPr>
-            <w:hyperlink w:history="1" r:id="rId74yx4vornu95qatnpprhp">
+            <w:hyperlink w:history="1" r:id="rIdxsf27syugqdivcg8xw7f4">
               <w:r>
                 <w:rPr>
                   <w:rFonts w:ascii="Arial" w:cs="Arial" w:eastAsia="Arial" w:hAnsi="Arial"/>
@@ -11038,7 +11038,7 @@
               <w:spacing w:after="10" w:before="0"/>
               <w:ind w:left="120"/>
             </w:pPr>
-            <w:hyperlink w:history="1" r:id="rIdhbhzikw_y06gdqb1upxkv">
+            <w:hyperlink w:history="1" r:id="rIdpv7yy06jtwfouiyofyifo">
               <w:r>
                 <w:rPr>
                   <w:rFonts w:ascii="Arial" w:cs="Arial" w:eastAsia="Arial" w:hAnsi="Arial"/>
@@ -11083,7 +11083,7 @@
             <w:pPr>
               <w:spacing w:after="20" w:before="0"/>
             </w:pPr>
-            <w:hyperlink w:history="1" r:id="rIdzwm3djwseefawa7jarg09">
+            <w:hyperlink w:history="1" r:id="rIdnik8pdyx3z9nthkgctadw">
               <w:r>
                 <w:rPr>
                   <w:rFonts w:ascii="Arial" w:cs="Arial" w:eastAsia="Arial" w:hAnsi="Arial"/>
@@ -11116,7 +11116,7 @@
               <w:spacing w:after="10" w:before="0"/>
               <w:ind w:left="120"/>
             </w:pPr>
-            <w:hyperlink w:history="1" r:id="rIdezs4iznruphbhnsq6tq53">
+            <w:hyperlink w:history="1" r:id="rIdrpglwq_6xxyb1ds5rd8pz">
               <w:r>
                 <w:rPr>
                   <w:rFonts w:ascii="Arial" w:cs="Arial" w:eastAsia="Arial" w:hAnsi="Arial"/>
@@ -11316,7 +11316,7 @@
             <w:pPr>
               <w:spacing w:after="20" w:before="0"/>
             </w:pPr>
-            <w:hyperlink w:history="1" r:id="rId30shgp_cf8eulaezc04x4">
+            <w:hyperlink w:history="1" r:id="rIdy_ihgqipcpvhffcnv-zbu">
               <w:r>
                 <w:rPr>
                   <w:rFonts w:ascii="Arial" w:cs="Arial" w:eastAsia="Arial" w:hAnsi="Arial"/>
@@ -11349,7 +11349,7 @@
               <w:spacing w:after="10" w:before="0"/>
               <w:ind w:left="120"/>
             </w:pPr>
-            <w:hyperlink w:history="1" r:id="rId7jv8ktmg5aftstsiluuma">
+            <w:hyperlink w:history="1" r:id="rIdnj1fvx5yv0xoa_e4gflsp">
               <w:r>
                 <w:rPr>
                   <w:rFonts w:ascii="Arial" w:cs="Arial" w:eastAsia="Arial" w:hAnsi="Arial"/>
@@ -11394,7 +11394,7 @@
             <w:pPr>
               <w:spacing w:after="20" w:before="0"/>
             </w:pPr>
-            <w:hyperlink w:history="1" r:id="rId7tyznslf2tkh5-rzdjhey">
+            <w:hyperlink w:history="1" r:id="rIdlouxyvhernvr-kd3eh0ip">
               <w:r>
                 <w:rPr>
                   <w:rFonts w:ascii="Arial" w:cs="Arial" w:eastAsia="Arial" w:hAnsi="Arial"/>
@@ -11427,7 +11427,7 @@
               <w:spacing w:after="10" w:before="0"/>
               <w:ind w:left="120"/>
             </w:pPr>
-            <w:hyperlink w:history="1" r:id="rIdqp7wewmd_cusjpyldrrov">
+            <w:hyperlink w:history="1" r:id="rId-5huk6muh3zmi0m_azuxy">
               <w:r>
                 <w:rPr>
                   <w:rFonts w:ascii="Arial" w:cs="Arial" w:eastAsia="Arial" w:hAnsi="Arial"/>
@@ -11627,7 +11627,7 @@
             <w:pPr>
               <w:spacing w:after="20" w:before="0"/>
             </w:pPr>
-            <w:hyperlink w:history="1" r:id="rId5zcby1phxkolvchycgwmf">
+            <w:hyperlink w:history="1" r:id="rIdtskofsagkewh2i3ej_y-l">
               <w:r>
                 <w:rPr>
                   <w:rFonts w:ascii="Arial" w:cs="Arial" w:eastAsia="Arial" w:hAnsi="Arial"/>
@@ -11660,7 +11660,7 @@
               <w:spacing w:after="10" w:before="0"/>
               <w:ind w:left="120"/>
             </w:pPr>
-            <w:hyperlink w:history="1" r:id="rIdxf2m6duxcegtawkw7wh37">
+            <w:hyperlink w:history="1" r:id="rIdiihz5t2nplipgn4plfqeu">
               <w:r>
                 <w:rPr>
                   <w:rFonts w:ascii="Arial" w:cs="Arial" w:eastAsia="Arial" w:hAnsi="Arial"/>
@@ -11705,7 +11705,7 @@
             <w:pPr>
               <w:spacing w:after="20" w:before="0"/>
             </w:pPr>
-            <w:hyperlink w:history="1" r:id="rIdejatk3zbbmh2um2uoxpg7">
+            <w:hyperlink w:history="1" r:id="rIdtu-uezf6nf-qqpww6bjoe">
               <w:r>
                 <w:rPr>
                   <w:rFonts w:ascii="Arial" w:cs="Arial" w:eastAsia="Arial" w:hAnsi="Arial"/>
@@ -11738,7 +11738,7 @@
               <w:spacing w:after="10" w:before="0"/>
               <w:ind w:left="120"/>
             </w:pPr>
-            <w:hyperlink w:history="1" r:id="rIdkkzdyj5srezxj8y5t8bo9">
+            <w:hyperlink w:history="1" r:id="rId8mccmyjbforcnjc94ml0s">
               <w:r>
                 <w:rPr>
                   <w:rFonts w:ascii="Arial" w:cs="Arial" w:eastAsia="Arial" w:hAnsi="Arial"/>
@@ -11938,7 +11938,7 @@
             <w:pPr>
               <w:spacing w:after="20" w:before="0"/>
             </w:pPr>
-            <w:hyperlink w:history="1" r:id="rId5g8jkhur3gjwjsmcn-9r8">
+            <w:hyperlink w:history="1" r:id="rIdtplphquhfw6xokt7rtpjf">
               <w:r>
                 <w:rPr>
                   <w:rFonts w:ascii="Arial" w:cs="Arial" w:eastAsia="Arial" w:hAnsi="Arial"/>
@@ -11971,7 +11971,7 @@
               <w:spacing w:after="10" w:before="0"/>
               <w:ind w:left="120"/>
             </w:pPr>
-            <w:hyperlink w:history="1" r:id="rIdbpcyl2l7lpkycotmpsa38">
+            <w:hyperlink w:history="1" r:id="rIdg8rbzusvv_5uhrvrvnv2n">
               <w:r>
                 <w:rPr>
                   <w:rFonts w:ascii="Arial" w:cs="Arial" w:eastAsia="Arial" w:hAnsi="Arial"/>
@@ -12016,7 +12016,7 @@
             <w:pPr>
               <w:spacing w:after="20" w:before="0"/>
             </w:pPr>
-            <w:hyperlink w:history="1" r:id="rIdv6pifxxx1qgmfbg_k8nrr">
+            <w:hyperlink w:history="1" r:id="rIdlg2wq7kx6mzex9hsmary8">
               <w:r>
                 <w:rPr>
                   <w:rFonts w:ascii="Arial" w:cs="Arial" w:eastAsia="Arial" w:hAnsi="Arial"/>
@@ -12049,7 +12049,7 @@
               <w:spacing w:after="10" w:before="0"/>
               <w:ind w:left="120"/>
             </w:pPr>
-            <w:hyperlink w:history="1" r:id="rIdfmo9nbl286s09gu_8hv1i">
+            <w:hyperlink w:history="1" r:id="rId0d0btq7rlcxaj4mhons1v">
               <w:r>
                 <w:rPr>
                   <w:rFonts w:ascii="Arial" w:cs="Arial" w:eastAsia="Arial" w:hAnsi="Arial"/>
@@ -12249,7 +12249,7 @@
             <w:pPr>
               <w:spacing w:after="20" w:before="0"/>
             </w:pPr>
-            <w:hyperlink w:history="1" r:id="rIdreupcl7uttwvbwk39q4o2">
+            <w:hyperlink w:history="1" r:id="rIdahaqpbaidvoief8le4sln">
               <w:r>
                 <w:rPr>
                   <w:rFonts w:ascii="Arial" w:cs="Arial" w:eastAsia="Arial" w:hAnsi="Arial"/>
@@ -12282,7 +12282,7 @@
               <w:spacing w:after="10" w:before="0"/>
               <w:ind w:left="120"/>
             </w:pPr>
-            <w:hyperlink w:history="1" r:id="rId5qrdjbtsxpd6pa467aq6_">
+            <w:hyperlink w:history="1" r:id="rId5kq481d8_w45lgufihl5e">
               <w:r>
                 <w:rPr>
                   <w:rFonts w:ascii="Arial" w:cs="Arial" w:eastAsia="Arial" w:hAnsi="Arial"/>
@@ -12327,7 +12327,7 @@
             <w:pPr>
               <w:spacing w:after="20" w:before="0"/>
             </w:pPr>
-            <w:hyperlink w:history="1" r:id="rIdx4djksf5svm4rvtgpqi-9">
+            <w:hyperlink w:history="1" r:id="rIdesiiivwsr5loiyc19qei0">
               <w:r>
                 <w:rPr>
                   <w:rFonts w:ascii="Arial" w:cs="Arial" w:eastAsia="Arial" w:hAnsi="Arial"/>
@@ -12360,7 +12360,7 @@
               <w:spacing w:after="10" w:before="0"/>
               <w:ind w:left="120"/>
             </w:pPr>
-            <w:hyperlink w:history="1" r:id="rIdafulzm86ifaai69qp7fuq">
+            <w:hyperlink w:history="1" r:id="rId8d5vwmv8d5utgkwjb8urn">
               <w:r>
                 <w:rPr>
                   <w:rFonts w:ascii="Arial" w:cs="Arial" w:eastAsia="Arial" w:hAnsi="Arial"/>
@@ -12885,7 +12885,7 @@
         </w:rPr>
         <w:t xml:space="preserve">© 2026 SeaVuria and ARES. Aligned with KICD objectives. Developed by SeaVuria; technical implementation by ARES (with AI assistance from Claude). Licensed under </w:t>
       </w:r>
-      <w:hyperlink w:history="1" r:id="rId8zmtfurpfnzoahpvocisf">
+      <w:hyperlink w:history="1" r:id="rIdygggnpubx-kuecmflsdrt">
         <w:r>
           <w:rPr>
             <w:rFonts w:ascii="Arial" w:cs="Arial" w:eastAsia="Arial" w:hAnsi="Arial"/>
@@ -12906,7 +12906,7 @@
         </w:rPr>
         <w:t xml:space="preserve"> (</w:t>
       </w:r>
-      <w:hyperlink w:history="1" r:id="rIdnflsmfiwlh5o-edfp3-rw">
+      <w:hyperlink w:history="1" r:id="rIdli1em2ip2_vtwi8nh06_z">
         <w:r>
           <w:rPr>
             <w:rFonts w:ascii="Arial" w:cs="Arial" w:eastAsia="Arial" w:hAnsi="Arial"/>
@@ -13414,10 +13414,10 @@
               <w:spacing w:after="40" w:before="0"/>
               <w:jc w:val="left"/>
               <w:rPr>
-                <w:ins w:id="9135" w:author="Claude (AI) - proposed" w:date="2026-10-15T20:13:50Z"/>
-              </w:rPr>
-            </w:pPr>
-            <w:ins w:id="9134" w:author="Claude (AI) - proposed" w:date="2026-10-15T20:13:50Z">
+                <w:ins w:id="9135" w:author="Claude (AI) - proposed" w:date="2026-10-18T00:27:18Z"/>
+              </w:rPr>
+            </w:pPr>
+            <w:ins w:id="9134" w:author="Claude (AI) - proposed" w:date="2026-10-18T00:27:18Z">
               <w:r>
                 <w:rPr>
                   <w:rFonts w:ascii="Arial" w:cs="Arial" w:eastAsia="Arial" w:hAnsi="Arial"/>
@@ -13439,7 +13439,7 @@
               <w:spacing w:after="40" w:before="0"/>
               <w:jc w:val="left"/>
             </w:pPr>
-            <w:del w:id="9136" w:author="Claude (AI) - proposed" w:date="2026-10-15T20:13:50Z">
+            <w:del w:id="9136" w:author="Claude (AI) - proposed" w:date="2026-10-18T00:27:18Z">
               <w:r>
                 <w:rPr>
                   <w:rFonts w:ascii="Arial" w:cs="Arial" w:eastAsia="Arial" w:hAnsi="Arial"/>
@@ -13986,7 +13986,7 @@
             <w:pPr>
               <w:spacing w:after="20" w:before="0"/>
             </w:pPr>
-            <w:hyperlink w:history="1" r:id="rIdclrc0jwwh1jhguxafdkmm">
+            <w:hyperlink w:history="1" r:id="rIdseqcoul14qyarqyg376r8">
               <w:r>
                 <w:rPr>
                   <w:rFonts w:ascii="Arial" w:cs="Arial" w:eastAsia="Arial" w:hAnsi="Arial"/>
@@ -14019,7 +14019,7 @@
               <w:spacing w:after="10" w:before="0"/>
               <w:ind w:left="120"/>
             </w:pPr>
-            <w:hyperlink w:history="1" r:id="rIde5eakaeqnbkhwc0_5bkzq">
+            <w:hyperlink w:history="1" r:id="rIdhwf3vhmgctzv-dy36hc_m">
               <w:r>
                 <w:rPr>
                   <w:rFonts w:ascii="Arial" w:cs="Arial" w:eastAsia="Arial" w:hAnsi="Arial"/>
@@ -14064,7 +14064,7 @@
             <w:pPr>
               <w:spacing w:after="20" w:before="0"/>
             </w:pPr>
-            <w:hyperlink w:history="1" r:id="rId2pfg8kq9b8uywpliv3ih9">
+            <w:hyperlink w:history="1" r:id="rIdhg7rj6uaeu1vjfvgnvjbp">
               <w:r>
                 <w:rPr>
                   <w:rFonts w:ascii="Arial" w:cs="Arial" w:eastAsia="Arial" w:hAnsi="Arial"/>
@@ -14097,7 +14097,7 @@
               <w:spacing w:after="10" w:before="0"/>
               <w:ind w:left="120"/>
             </w:pPr>
-            <w:hyperlink w:history="1" r:id="rIdonjmjbokx5bgsbpznrqho">
+            <w:hyperlink w:history="1" r:id="rId2-1ivs8gv0ir0udu_g1qc">
               <w:r>
                 <w:rPr>
                   <w:rFonts w:ascii="Arial" w:cs="Arial" w:eastAsia="Arial" w:hAnsi="Arial"/>
@@ -14297,7 +14297,7 @@
             <w:pPr>
               <w:spacing w:after="20" w:before="0"/>
             </w:pPr>
-            <w:hyperlink w:history="1" r:id="rIdx7rccbs1x-zkbgplof2fi">
+            <w:hyperlink w:history="1" r:id="rId-aks-8f2srgmdl4kkgzus">
               <w:r>
                 <w:rPr>
                   <w:rFonts w:ascii="Arial" w:cs="Arial" w:eastAsia="Arial" w:hAnsi="Arial"/>
@@ -14330,7 +14330,7 @@
               <w:spacing w:after="10" w:before="0"/>
               <w:ind w:left="120"/>
             </w:pPr>
-            <w:hyperlink w:history="1" r:id="rIdendpcl3x0ulu-1fiwhn06">
+            <w:hyperlink w:history="1" r:id="rIdvy9d_ksl_h7ldyenm7atv">
               <w:r>
                 <w:rPr>
                   <w:rFonts w:ascii="Arial" w:cs="Arial" w:eastAsia="Arial" w:hAnsi="Arial"/>
@@ -14375,7 +14375,7 @@
             <w:pPr>
               <w:spacing w:after="20" w:before="0"/>
             </w:pPr>
-            <w:hyperlink w:history="1" r:id="rIdgc9-r939_dtqegam9y-fg">
+            <w:hyperlink w:history="1" r:id="rIdt19zofcswiguq5jc7bs-d">
               <w:r>
                 <w:rPr>
                   <w:rFonts w:ascii="Arial" w:cs="Arial" w:eastAsia="Arial" w:hAnsi="Arial"/>
@@ -14408,7 +14408,7 @@
               <w:spacing w:after="10" w:before="0"/>
               <w:ind w:left="120"/>
             </w:pPr>
-            <w:hyperlink w:history="1" r:id="rIdvnbchaywjouulcilkg-pt">
+            <w:hyperlink w:history="1" r:id="rIdzzp8wmkidzizg9i3ufy7g">
               <w:r>
                 <w:rPr>
                   <w:rFonts w:ascii="Arial" w:cs="Arial" w:eastAsia="Arial" w:hAnsi="Arial"/>
@@ -14608,7 +14608,7 @@
             <w:pPr>
               <w:spacing w:after="20" w:before="0"/>
             </w:pPr>
-            <w:hyperlink w:history="1" r:id="rIdmrqimszsh89_2kpducmau">
+            <w:hyperlink w:history="1" r:id="rId2bfdfh5lgpespa1qaxhtp">
               <w:r>
                 <w:rPr>
                   <w:rFonts w:ascii="Arial" w:cs="Arial" w:eastAsia="Arial" w:hAnsi="Arial"/>
@@ -14641,7 +14641,7 @@
               <w:spacing w:after="10" w:before="0"/>
               <w:ind w:left="120"/>
             </w:pPr>
-            <w:hyperlink w:history="1" r:id="rIdlm7xn13apjm3govrger1r">
+            <w:hyperlink w:history="1" r:id="rIdmzq3ty5kjrsit7dnmo_mc">
               <w:r>
                 <w:rPr>
                   <w:rFonts w:ascii="Arial" w:cs="Arial" w:eastAsia="Arial" w:hAnsi="Arial"/>
@@ -14686,7 +14686,7 @@
             <w:pPr>
               <w:spacing w:after="20" w:before="0"/>
             </w:pPr>
-            <w:hyperlink w:history="1" r:id="rIddzdi5b6ckojphemhxnj19">
+            <w:hyperlink w:history="1" r:id="rIdlrs5zjbfujnncdtlixv9j">
               <w:r>
                 <w:rPr>
                   <w:rFonts w:ascii="Arial" w:cs="Arial" w:eastAsia="Arial" w:hAnsi="Arial"/>
@@ -14735,7 +14735,7 @@
               <w:spacing w:after="10" w:before="0"/>
               <w:ind w:left="120"/>
             </w:pPr>
-            <w:hyperlink w:history="1" r:id="rId3om8jkhylzji1xzqreteo">
+            <w:hyperlink w:history="1" r:id="rIdav01by9b5yayr0ha_xkma">
               <w:r>
                 <w:rPr>
                   <w:rFonts w:ascii="Arial" w:cs="Arial" w:eastAsia="Arial" w:hAnsi="Arial"/>
@@ -14935,7 +14935,7 @@
             <w:pPr>
               <w:spacing w:after="20" w:before="0"/>
             </w:pPr>
-            <w:hyperlink w:history="1" r:id="rIdhrjbtapbpaiseo4cbgkr3">
+            <w:hyperlink w:history="1" r:id="rIdxqdpgbt1tgl3ud1dsoew2">
               <w:r>
                 <w:rPr>
                   <w:rFonts w:ascii="Arial" w:cs="Arial" w:eastAsia="Arial" w:hAnsi="Arial"/>
@@ -14968,7 +14968,7 @@
               <w:spacing w:after="10" w:before="0"/>
               <w:ind w:left="120"/>
             </w:pPr>
-            <w:hyperlink w:history="1" r:id="rIdlpfh6lc_parcrvu70pbqm">
+            <w:hyperlink w:history="1" r:id="rIdnapthlsiffcjkd0roaily">
               <w:r>
                 <w:rPr>
                   <w:rFonts w:ascii="Arial" w:cs="Arial" w:eastAsia="Arial" w:hAnsi="Arial"/>
@@ -15013,7 +15013,7 @@
             <w:pPr>
               <w:spacing w:after="20" w:before="0"/>
             </w:pPr>
-            <w:hyperlink w:history="1" r:id="rIdrfmadnp1_tsdl45takkxj">
+            <w:hyperlink w:history="1" r:id="rIdoelaoo2-tq7smtcwaj3vx">
               <w:r>
                 <w:rPr>
                   <w:rFonts w:ascii="Arial" w:cs="Arial" w:eastAsia="Arial" w:hAnsi="Arial"/>
@@ -15062,7 +15062,7 @@
               <w:spacing w:after="10" w:before="0"/>
               <w:ind w:left="120"/>
             </w:pPr>
-            <w:hyperlink w:history="1" r:id="rId4dqiqqn8pkglfxtqwffmc">
+            <w:hyperlink w:history="1" r:id="rIdxy8rwwsqppbhryzuwzbvi">
               <w:r>
                 <w:rPr>
                   <w:rFonts w:ascii="Arial" w:cs="Arial" w:eastAsia="Arial" w:hAnsi="Arial"/>
@@ -15107,7 +15107,7 @@
               </w:rPr>
               <w:t xml:space="preserve">Learners return to the class Driving Question Board with the main question: 'How can we use quadratic expressions and equations to find the dimensions of a plot when its fence length and area are both fixed, and why do two different </w:t>
             </w:r>
-            <w:del w:id="9137" w:author="Claude (AI) - proposed" w:date="2026-10-15T20:13:50Z">
+            <w:del w:id="9137" w:author="Claude (AI) - proposed" w:date="2026-10-18T00:27:18Z">
               <w:r>
                 <w:rPr>
                   <w:rFonts w:ascii="Arial" w:cs="Arial" w:eastAsia="Arial" w:hAnsi="Arial"/>
@@ -15122,7 +15122,7 @@
                 <w:delText xml:space="preserve">plots sometimes have</w:delText>
               </w:r>
             </w:del>
-            <w:ins w:id="9138" w:author="Claude (AI) - proposed" w:date="2026-10-15T20:13:50Z">
+            <w:ins w:id="9138" w:author="Claude (AI) - proposed" w:date="2026-10-18T00:27:18Z">
               <w:r>
                 <w:rPr>
                   <w:rFonts w:ascii="Arial" w:cs="Arial" w:eastAsia="Arial" w:hAnsi="Arial"/>
@@ -15305,7 +15305,7 @@
             <w:pPr>
               <w:spacing w:after="20" w:before="0"/>
             </w:pPr>
-            <w:hyperlink w:history="1" r:id="rIdhfhtgjhgrlayq3t_ddlwr">
+            <w:hyperlink w:history="1" r:id="rIddeml8specmi-st9rcbnd6">
               <w:r>
                 <w:rPr>
                   <w:rFonts w:ascii="Arial" w:cs="Arial" w:eastAsia="Arial" w:hAnsi="Arial"/>
@@ -15338,7 +15338,7 @@
               <w:spacing w:after="10" w:before="0"/>
               <w:ind w:left="120"/>
             </w:pPr>
-            <w:hyperlink w:history="1" r:id="rIdshfawxrozeeopqbajmthz">
+            <w:hyperlink w:history="1" r:id="rIdj8bstvmg_7go7zmqpxbpe">
               <w:r>
                 <w:rPr>
                   <w:rFonts w:ascii="Arial" w:cs="Arial" w:eastAsia="Arial" w:hAnsi="Arial"/>
@@ -15383,7 +15383,7 @@
             <w:pPr>
               <w:spacing w:after="20" w:before="0"/>
             </w:pPr>
-            <w:hyperlink w:history="1" r:id="rIdosqzz8w3w-8sjcjcxcpvd">
+            <w:hyperlink w:history="1" r:id="rIdo7cmnfhxm2dratskzrij-">
               <w:r>
                 <w:rPr>
                   <w:rFonts w:ascii="Arial" w:cs="Arial" w:eastAsia="Arial" w:hAnsi="Arial"/>
@@ -15432,7 +15432,7 @@
               <w:spacing w:after="10" w:before="0"/>
               <w:ind w:left="120"/>
             </w:pPr>
-            <w:hyperlink w:history="1" r:id="rIdd527_xi6wvxuj3vfuz9bo">
+            <w:hyperlink w:history="1" r:id="rIdrtroin6xp8mq5odxolylz">
               <w:r>
                 <w:rPr>
                   <w:rFonts w:ascii="Arial" w:cs="Arial" w:eastAsia="Arial" w:hAnsi="Arial"/>
@@ -15957,7 +15957,7 @@
         </w:rPr>
         <w:t xml:space="preserve">© 2026 SeaVuria and ARES. Aligned with KICD objectives. Developed by SeaVuria; technical implementation by ARES (with AI assistance from Claude). Licensed under </w:t>
       </w:r>
-      <w:hyperlink w:history="1" r:id="rIdqu7ay6v6i-chg02evoglk">
+      <w:hyperlink w:history="1" r:id="rId7hwuixz9zmybrnhah_g91">
         <w:r>
           <w:rPr>
             <w:rFonts w:ascii="Arial" w:cs="Arial" w:eastAsia="Arial" w:hAnsi="Arial"/>
@@ -15978,7 +15978,7 @@
         </w:rPr>
         <w:t xml:space="preserve"> (</w:t>
       </w:r>
-      <w:hyperlink w:history="1" r:id="rIdxpfe8iwjbkhfktplwltie">
+      <w:hyperlink w:history="1" r:id="rIdpes1e7gxiqftvh93ktb2p">
         <w:r>
           <w:rPr>
             <w:rFonts w:ascii="Arial" w:cs="Arial" w:eastAsia="Arial" w:hAnsi="Arial"/>
@@ -16055,7 +16055,7 @@
               </w:rPr>
               <w:t xml:space="preserve">LESSON 5 (40 minutes (one lesson</w:t>
             </w:r>
-            <w:ins w:id="9139" w:author="Claude (AI) - proposed" w:date="2026-10-15T20:13:50Z">
+            <w:ins w:id="9139" w:author="Claude (AI) - proposed" w:date="2026-10-18T00:27:18Z">
               <w:r>
                 <w:rPr>
                   <w:rFonts w:ascii="Arial" w:cs="Arial" w:eastAsia="Arial" w:hAnsi="Arial"/>
@@ -16514,10 +16514,10 @@
               <w:spacing w:after="40" w:before="0"/>
               <w:jc w:val="left"/>
               <w:rPr>
-                <w:ins w:id="9141" w:author="Claude (AI) - proposed" w:date="2026-10-15T20:13:50Z"/>
-              </w:rPr>
-            </w:pPr>
-            <w:ins w:id="9140" w:author="Claude (AI) - proposed" w:date="2026-10-15T20:13:50Z">
+                <w:ins w:id="9141" w:author="Claude (AI) - proposed" w:date="2026-10-18T00:27:18Z"/>
+              </w:rPr>
+            </w:pPr>
+            <w:ins w:id="9140" w:author="Claude (AI) - proposed" w:date="2026-10-18T00:27:18Z">
               <w:r>
                 <w:rPr>
                   <w:rFonts w:ascii="Arial" w:cs="Arial" w:eastAsia="Arial" w:hAnsi="Arial"/>
@@ -16539,7 +16539,7 @@
               <w:spacing w:after="40" w:before="0"/>
               <w:jc w:val="left"/>
             </w:pPr>
-            <w:del w:id="9142" w:author="Claude (AI) - proposed" w:date="2026-10-15T20:13:50Z">
+            <w:del w:id="9142" w:author="Claude (AI) - proposed" w:date="2026-10-18T00:27:18Z">
               <w:r>
                 <w:rPr>
                   <w:rFonts w:ascii="Arial" w:cs="Arial" w:eastAsia="Arial" w:hAnsi="Arial"/>
@@ -16567,7 +16567,7 @@
               </w:rPr>
               <w:t xml:space="preserve">Lesson focus: How do we factorise when the x² term has a number in front, and which method should we choose?</w:t>
             </w:r>
-            <w:del w:id="9143" w:author="Claude (AI) - proposed" w:date="2026-10-15T20:13:50Z">
+            <w:del w:id="9143" w:author="Claude (AI) - proposed" w:date="2026-10-18T00:27:18Z">
               <w:r>
                 <w:rPr>
                   <w:rFonts w:ascii="Arial" w:cs="Arial" w:eastAsia="Arial" w:hAnsi="Arial"/>
@@ -17101,7 +17101,7 @@
             <w:pPr>
               <w:spacing w:after="20" w:before="0"/>
             </w:pPr>
-            <w:hyperlink w:history="1" r:id="rIdqaudrstwfux3zbd39i3zf">
+            <w:hyperlink w:history="1" r:id="rId2ttxnm6xrsmtarbgj74j3">
               <w:r>
                 <w:rPr>
                   <w:rFonts w:ascii="Arial" w:cs="Arial" w:eastAsia="Arial" w:hAnsi="Arial"/>
@@ -17134,7 +17134,7 @@
               <w:spacing w:after="10" w:before="0"/>
               <w:ind w:left="120"/>
             </w:pPr>
-            <w:hyperlink w:history="1" r:id="rIdfjlc4rzdho4hjp1dq7een">
+            <w:hyperlink w:history="1" r:id="rIdyukl0iddcj67rr52s-uk5">
               <w:r>
                 <w:rPr>
                   <w:rFonts w:ascii="Arial" w:cs="Arial" w:eastAsia="Arial" w:hAnsi="Arial"/>
@@ -17179,7 +17179,7 @@
             <w:pPr>
               <w:spacing w:after="20" w:before="0"/>
             </w:pPr>
-            <w:hyperlink w:history="1" r:id="rIdiczqhdwa52k6ycjlbfnmn">
+            <w:hyperlink w:history="1" r:id="rIdtryypjvpif1nue7jpm7-k">
               <w:r>
                 <w:rPr>
                   <w:rFonts w:ascii="Arial" w:cs="Arial" w:eastAsia="Arial" w:hAnsi="Arial"/>
@@ -17212,7 +17212,7 @@
               <w:spacing w:after="10" w:before="0"/>
               <w:ind w:left="120"/>
             </w:pPr>
-            <w:hyperlink w:history="1" r:id="rIdilzl9dxecvu9rkyt-uvww">
+            <w:hyperlink w:history="1" r:id="rIdztzshygxnov668pipj94j">
               <w:r>
                 <w:rPr>
                   <w:rFonts w:ascii="Arial" w:cs="Arial" w:eastAsia="Arial" w:hAnsi="Arial"/>
@@ -17412,7 +17412,7 @@
             <w:pPr>
               <w:spacing w:after="20" w:before="0"/>
             </w:pPr>
-            <w:hyperlink w:history="1" r:id="rIdlqraujc6nrb0dhtrloewd">
+            <w:hyperlink w:history="1" r:id="rId6jjsxtgefzu1rldygtxzx">
               <w:r>
                 <w:rPr>
                   <w:rFonts w:ascii="Arial" w:cs="Arial" w:eastAsia="Arial" w:hAnsi="Arial"/>
@@ -17445,7 +17445,7 @@
               <w:spacing w:after="10" w:before="0"/>
               <w:ind w:left="120"/>
             </w:pPr>
-            <w:hyperlink w:history="1" r:id="rId-ns7ccr81vgtbsweaknpz">
+            <w:hyperlink w:history="1" r:id="rIddinkwphhhc9kigy10zh7d">
               <w:r>
                 <w:rPr>
                   <w:rFonts w:ascii="Arial" w:cs="Arial" w:eastAsia="Arial" w:hAnsi="Arial"/>
@@ -17490,7 +17490,7 @@
             <w:pPr>
               <w:spacing w:after="20" w:before="0"/>
             </w:pPr>
-            <w:hyperlink w:history="1" r:id="rIdo34vkjjjhmm32pgnpbrmj">
+            <w:hyperlink w:history="1" r:id="rIdnvwhp6i7qqjltnwptj6xn">
               <w:r>
                 <w:rPr>
                   <w:rFonts w:ascii="Arial" w:cs="Arial" w:eastAsia="Arial" w:hAnsi="Arial"/>
@@ -17523,7 +17523,7 @@
               <w:spacing w:after="10" w:before="0"/>
               <w:ind w:left="120"/>
             </w:pPr>
-            <w:hyperlink w:history="1" r:id="rIdjmcnzueeutxuuszmbjzcs">
+            <w:hyperlink w:history="1" r:id="rIdzocm7wuejq1dbhhgphn1z">
               <w:r>
                 <w:rPr>
                   <w:rFonts w:ascii="Arial" w:cs="Arial" w:eastAsia="Arial" w:hAnsi="Arial"/>
@@ -17568,7 +17568,7 @@
               </w:rPr>
               <w:t xml:space="preserve">Part A (area tiles, about </w:t>
             </w:r>
-            <w:del w:id="9144" w:author="Claude (AI) - proposed" w:date="2026-10-15T20:13:50Z">
+            <w:del w:id="9144" w:author="Claude (AI) - proposed" w:date="2026-10-18T00:27:18Z">
               <w:r>
                 <w:rPr>
                   <w:rFonts w:ascii="Arial" w:cs="Arial" w:eastAsia="Arial" w:hAnsi="Arial"/>
@@ -17583,7 +17583,7 @@
                 <w:delText xml:space="preserve">8</w:delText>
               </w:r>
             </w:del>
-            <w:ins w:id="9145" w:author="Claude (AI) - proposed" w:date="2026-10-15T20:13:50Z">
+            <w:ins w:id="9145" w:author="Claude (AI) - proposed" w:date="2026-10-18T00:27:18Z">
               <w:r>
                 <w:rPr>
                   <w:rFonts w:ascii="Arial" w:cs="Arial" w:eastAsia="Arial" w:hAnsi="Arial"/>
@@ -17611,7 +17611,7 @@
               </w:rPr>
               <w:t xml:space="preserve"> minutes): in groups of 4, learners use cut paper tiles (an x² tile, an x strip, a unit square) to build 2x² + 7x + 3 using 2 x² tiles, 7 x strips and 3 unit squares. They must arrange all tiles into one rectangle with no gaps and read the sides. They find the rectangle with sides (2x + 1) and (x + 3). They sketch it on grid paper. Part B (grouping, about </w:t>
             </w:r>
-            <w:del w:id="9146" w:author="Claude (AI) - proposed" w:date="2026-10-15T20:13:50Z">
+            <w:del w:id="9146" w:author="Claude (AI) - proposed" w:date="2026-10-18T00:27:18Z">
               <w:r>
                 <w:rPr>
                   <w:rFonts w:ascii="Arial" w:cs="Arial" w:eastAsia="Arial" w:hAnsi="Arial"/>
@@ -17626,7 +17626,7 @@
                 <w:delText xml:space="preserve">8</w:delText>
               </w:r>
             </w:del>
-            <w:ins w:id="9147" w:author="Claude (AI) - proposed" w:date="2026-10-15T20:13:50Z">
+            <w:ins w:id="9147" w:author="Claude (AI) - proposed" w:date="2026-10-18T00:27:18Z">
               <w:r>
                 <w:rPr>
                   <w:rFonts w:ascii="Arial" w:cs="Arial" w:eastAsia="Arial" w:hAnsi="Arial"/>
@@ -17654,7 +17654,7 @@
               </w:rPr>
               <w:t xml:space="preserve"> minutes): the teacher guides them to find ac = 2 × 3 = 6 and two numbers with product 6 and sum 7 (6 and 1). They split the middle term: 2x² + 6x + x + 3, group as (2x² + 6x) + (x + 3), take out common factors 2x(x + 3) + 1(x + 3) and get (2x + 1)(x + 3). They check by expansion: 2x² + 6x + x + 3 = 2x² + 7x + 3. They then compare with their tile picture: the 6x + x strips are the two x-strip groups on the sides of the rectangle. Part C (special cases, about </w:t>
             </w:r>
-            <w:del w:id="9148" w:author="Claude (AI) - proposed" w:date="2026-10-15T20:13:50Z">
+            <w:del w:id="9148" w:author="Claude (AI) - proposed" w:date="2026-10-18T00:27:18Z">
               <w:r>
                 <w:rPr>
                   <w:rFonts w:ascii="Arial" w:cs="Arial" w:eastAsia="Arial" w:hAnsi="Arial"/>
@@ -17669,7 +17669,7 @@
                 <w:delText xml:space="preserve">5</w:delText>
               </w:r>
             </w:del>
-            <w:ins w:id="9149" w:author="Claude (AI) - proposed" w:date="2026-10-15T20:13:50Z">
+            <w:ins w:id="9149" w:author="Claude (AI) - proposed" w:date="2026-10-18T00:27:18Z">
               <w:r>
                 <w:rPr>
                   <w:rFonts w:ascii="Arial" w:cs="Arial" w:eastAsia="Arial" w:hAnsi="Arial"/>
@@ -17730,7 +17730,7 @@
               </w:rPr>
               <w:t xml:space="preserve">Circulate with a checklist. Say: "Use all the pieces. No gaps, no overlaps. Read the length and width of your rectangle." Ask groups: "Where is the x² part of your rectangle? Where are the 7 strips?" For grouping, write 2x² + 7x + 3 on the board and ask: "What is a × c? Which two numbers multiply to 6 and add to 7?" Give WAIT TIME of 10-15 seconds before cold-calling 3 learners for the pair of numbers. Ask: "Why must we split 7x into 6x and x, not 5x and 2x?" (</w:t>
             </w:r>
-            <w:del w:id="9150" w:author="Claude (AI) - proposed" w:date="2026-10-15T20:13:50Z">
+            <w:del w:id="9150" w:author="Claude (AI) - proposed" w:date="2026-10-18T00:27:18Z">
               <w:r>
                 <w:rPr>
                   <w:rFonts w:ascii="Arial" w:cs="Arial" w:eastAsia="Arial" w:hAnsi="Arial"/>
@@ -17745,7 +17745,7 @@
                 <w:delText xml:space="preserve">5x + 2x also adds to 7x but the grouping will not give a</w:delText>
               </w:r>
             </w:del>
-            <w:ins w:id="9151" w:author="Claude (AI) - proposed" w:date="2026-10-15T20:13:50Z">
+            <w:ins w:id="9151" w:author="Claude (AI) - proposed" w:date="2026-10-18T00:27:18Z">
               <w:r>
                 <w:rPr>
                   <w:rFonts w:ascii="Arial" w:cs="Arial" w:eastAsia="Arial" w:hAnsi="Arial"/>
@@ -17839,7 +17839,7 @@
               </w:rPr>
               <w:t xml:space="preserve">Observable indicators: (a) groups form a complete rectangle with sides (2x + 1) and (x + 3) within </w:t>
             </w:r>
-            <w:del w:id="9152" w:author="Claude (AI) - proposed" w:date="2026-10-15T20:13:50Z">
+            <w:del w:id="9152" w:author="Claude (AI) - proposed" w:date="2026-10-18T00:27:18Z">
               <w:r>
                 <w:rPr>
                   <w:rFonts w:ascii="Arial" w:cs="Arial" w:eastAsia="Arial" w:hAnsi="Arial"/>
@@ -17854,7 +17854,7 @@
                 <w:delText xml:space="preserve">8</w:delText>
               </w:r>
             </w:del>
-            <w:ins w:id="9153" w:author="Claude (AI) - proposed" w:date="2026-10-15T20:13:50Z">
+            <w:ins w:id="9153" w:author="Claude (AI) - proposed" w:date="2026-10-18T00:27:18Z">
               <w:r>
                 <w:rPr>
                   <w:rFonts w:ascii="Arial" w:cs="Arial" w:eastAsia="Arial" w:hAnsi="Arial"/>
@@ -17938,7 +17938,7 @@
             <w:pPr>
               <w:spacing w:after="20" w:before="0"/>
             </w:pPr>
-            <w:hyperlink w:history="1" r:id="rIducp735l_6lil7tszefl2b">
+            <w:hyperlink w:history="1" r:id="rIdn4wgike2bqjju_oouiepn">
               <w:r>
                 <w:rPr>
                   <w:rFonts w:ascii="Arial" w:cs="Arial" w:eastAsia="Arial" w:hAnsi="Arial"/>
@@ -17971,7 +17971,7 @@
               <w:spacing w:after="10" w:before="0"/>
               <w:ind w:left="120"/>
             </w:pPr>
-            <w:hyperlink w:history="1" r:id="rIdncb6xmgvuhtuj-bte0ydz">
+            <w:hyperlink w:history="1" r:id="rIddbseu44x3_jib_yx3cwuo">
               <w:r>
                 <w:rPr>
                   <w:rFonts w:ascii="Arial" w:cs="Arial" w:eastAsia="Arial" w:hAnsi="Arial"/>
@@ -18016,7 +18016,7 @@
             <w:pPr>
               <w:spacing w:after="20" w:before="0"/>
             </w:pPr>
-            <w:hyperlink w:history="1" r:id="rIdnuydkjbmspsafij0d88a7">
+            <w:hyperlink w:history="1" r:id="rIdvnlvglzucdcvq952s9h_w">
               <w:r>
                 <w:rPr>
                   <w:rFonts w:ascii="Arial" w:cs="Arial" w:eastAsia="Arial" w:hAnsi="Arial"/>
@@ -18049,7 +18049,7 @@
               <w:spacing w:after="10" w:before="0"/>
               <w:ind w:left="120"/>
             </w:pPr>
-            <w:hyperlink w:history="1" r:id="rIdqtbclzllo7xs9uefpatev">
+            <w:hyperlink w:history="1" r:id="rIdq-h4dh92mxdiqmffqbmcc">
               <w:r>
                 <w:rPr>
                   <w:rFonts w:ascii="Arial" w:cs="Arial" w:eastAsia="Arial" w:hAnsi="Arial"/>
@@ -18249,7 +18249,7 @@
             <w:pPr>
               <w:spacing w:after="20" w:before="0"/>
             </w:pPr>
-            <w:hyperlink w:history="1" r:id="rIdrg8fzggogldzhckckdfg1">
+            <w:hyperlink w:history="1" r:id="rId_chygnbqzywili8ji-0nn">
               <w:r>
                 <w:rPr>
                   <w:rFonts w:ascii="Arial" w:cs="Arial" w:eastAsia="Arial" w:hAnsi="Arial"/>
@@ -18282,7 +18282,7 @@
               <w:spacing w:after="10" w:before="0"/>
               <w:ind w:left="120"/>
             </w:pPr>
-            <w:hyperlink w:history="1" r:id="rIdiuvhndm4g67cie3qbljax">
+            <w:hyperlink w:history="1" r:id="rIdjjt4raliwpa0z2ugrk4hn">
               <w:r>
                 <w:rPr>
                   <w:rFonts w:ascii="Arial" w:cs="Arial" w:eastAsia="Arial" w:hAnsi="Arial"/>
@@ -18327,7 +18327,7 @@
             <w:pPr>
               <w:spacing w:after="20" w:before="0"/>
             </w:pPr>
-            <w:hyperlink w:history="1" r:id="rIdcvgsinqjirq8uusmdan0c">
+            <w:hyperlink w:history="1" r:id="rIdieechft9u-ank_b_fqfkr">
               <w:r>
                 <w:rPr>
                   <w:rFonts w:ascii="Arial" w:cs="Arial" w:eastAsia="Arial" w:hAnsi="Arial"/>
@@ -18360,7 +18360,7 @@
               <w:spacing w:after="10" w:before="0"/>
               <w:ind w:left="120"/>
             </w:pPr>
-            <w:hyperlink w:history="1" r:id="rId-wnrke9pbh2mkw0p3tarp">
+            <w:hyperlink w:history="1" r:id="rId5pzsbqirs3czw3nvuicph">
               <w:r>
                 <w:rPr>
                   <w:rFonts w:ascii="Arial" w:cs="Arial" w:eastAsia="Arial" w:hAnsi="Arial"/>
@@ -18560,7 +18560,7 @@
             <w:pPr>
               <w:spacing w:after="20" w:before="0"/>
             </w:pPr>
-            <w:hyperlink w:history="1" r:id="rIdfzwslrj4ogr0ecnk2eppj">
+            <w:hyperlink w:history="1" r:id="rIdbh777k8c80vdtsdxmd_lm">
               <w:r>
                 <w:rPr>
                   <w:rFonts w:ascii="Arial" w:cs="Arial" w:eastAsia="Arial" w:hAnsi="Arial"/>
@@ -18593,7 +18593,7 @@
               <w:spacing w:after="10" w:before="0"/>
               <w:ind w:left="120"/>
             </w:pPr>
-            <w:hyperlink w:history="1" r:id="rIdmpkvqfhpgfjikvhbpbqhi">
+            <w:hyperlink w:history="1" r:id="rId0uffwxonkuqr292mn5jpz">
               <w:r>
                 <w:rPr>
                   <w:rFonts w:ascii="Arial" w:cs="Arial" w:eastAsia="Arial" w:hAnsi="Arial"/>
@@ -18638,7 +18638,7 @@
             <w:pPr>
               <w:spacing w:after="20" w:before="0"/>
             </w:pPr>
-            <w:hyperlink w:history="1" r:id="rIdgwxlmflfj4fslw7zhgh9l">
+            <w:hyperlink w:history="1" r:id="rIdhribdgbv3lyfkxx5d_1fm">
               <w:r>
                 <w:rPr>
                   <w:rFonts w:ascii="Arial" w:cs="Arial" w:eastAsia="Arial" w:hAnsi="Arial"/>
@@ -18671,7 +18671,7 @@
               <w:spacing w:after="10" w:before="0"/>
               <w:ind w:left="120"/>
             </w:pPr>
-            <w:hyperlink w:history="1" r:id="rIdrhr39zosmozvz_tvqeff_">
+            <w:hyperlink w:history="1" r:id="rIdb8xape1wwlkdmofkppkrg">
               <w:r>
                 <w:rPr>
                   <w:rFonts w:ascii="Arial" w:cs="Arial" w:eastAsia="Arial" w:hAnsi="Arial"/>
@@ -19196,7 +19196,7 @@
         </w:rPr>
         <w:t xml:space="preserve">© 2026 SeaVuria and ARES. Aligned with KICD objectives. Developed by SeaVuria; technical implementation by ARES (with AI assistance from Claude). Licensed under </w:t>
       </w:r>
-      <w:hyperlink w:history="1" r:id="rIdy6owz7l2rx3ca1srczuhz">
+      <w:hyperlink w:history="1" r:id="rIdr1opf7ondaxtkstsecb66">
         <w:r>
           <w:rPr>
             <w:rFonts w:ascii="Arial" w:cs="Arial" w:eastAsia="Arial" w:hAnsi="Arial"/>
@@ -19217,7 +19217,7 @@
         </w:rPr>
         <w:t xml:space="preserve"> (</w:t>
       </w:r>
-      <w:hyperlink w:history="1" r:id="rIdie5sotpsrhde9wrib5phj">
+      <w:hyperlink w:history="1" r:id="rIdc0xuuek0ukw08gmwhpkix">
         <w:r>
           <w:rPr>
             <w:rFonts w:ascii="Arial" w:cs="Arial" w:eastAsia="Arial" w:hAnsi="Arial"/>
@@ -19294,7 +19294,7 @@
               </w:rPr>
               <w:t xml:space="preserve">LESSON 6 (40 minutes (one lesson; </w:t>
             </w:r>
-            <w:del w:id="9154" w:author="Claude (AI) - proposed" w:date="2026-10-15T20:13:50Z">
+            <w:del w:id="9154" w:author="Claude (AI) - proposed" w:date="2026-10-18T00:27:18Z">
               <w:r>
                 <w:rPr>
                   <w:rFonts w:ascii="Arial" w:cs="Arial" w:eastAsia="Arial" w:hAnsi="Arial"/>
@@ -19309,7 +19309,7 @@
                 <w:delText xml:space="preserve">the KICD lesson allocation for this sub-strand should be verified against the KICD page</w:delText>
               </w:r>
             </w:del>
-            <w:ins w:id="9155" w:author="Claude (AI) - proposed" w:date="2026-10-15T20:13:50Z">
+            <w:ins w:id="9155" w:author="Claude (AI) - proposed" w:date="2026-10-18T00:27:18Z">
               <w:r>
                 <w:rPr>
                   <w:rFonts w:ascii="Arial" w:cs="Arial" w:eastAsia="Arial" w:hAnsi="Arial"/>
@@ -19713,7 +19713,7 @@
               </w:rPr>
               <w:t xml:space="preserve">Learners show perseverance when a product is not 0, curiosity about why two answers appear, and respect for peers' reasoning in pair discussions. Values: Responsibility (checking answers carefully), Unity (sharing methods in pairs). Core competencies: Critical Thinking and Problem Solving, Communication and Collaboration. Kenyan PCI: Life Skills (decision making in planning land use). KICD wording for </w:t>
             </w:r>
-            <w:del w:id="9156" w:author="Claude (AI) - proposed" w:date="2026-10-15T20:13:50Z">
+            <w:del w:id="9156" w:author="Claude (AI) - proposed" w:date="2026-10-18T00:27:18Z">
               <w:r>
                 <w:rPr>
                   <w:rFonts w:ascii="Arial" w:cs="Arial" w:eastAsia="Arial" w:hAnsi="Arial"/>
@@ -19728,7 +19728,7 @@
                 <w:delText xml:space="preserve">outcomes,</w:delText>
               </w:r>
             </w:del>
-            <w:ins w:id="9157" w:author="Claude (AI) - proposed" w:date="2026-10-15T20:13:50Z">
+            <w:ins w:id="9157" w:author="Claude (AI) - proposed" w:date="2026-10-18T00:27:18Z">
               <w:r>
                 <w:rPr>
                   <w:rFonts w:ascii="Arial" w:cs="Arial" w:eastAsia="Arial" w:hAnsi="Arial"/>
@@ -19756,7 +19756,7 @@
               </w:rPr>
               <w:t xml:space="preserve"> competencies, values and </w:t>
             </w:r>
-            <w:del w:id="9158" w:author="Claude (AI) - proposed" w:date="2026-10-15T20:13:50Z">
+            <w:del w:id="9158" w:author="Claude (AI) - proposed" w:date="2026-10-18T00:27:18Z">
               <w:r>
                 <w:rPr>
                   <w:rFonts w:ascii="Arial" w:cs="Arial" w:eastAsia="Arial" w:hAnsi="Arial"/>
@@ -19771,7 +19771,7 @@
                 <w:delText xml:space="preserve">PCIs for this sub-strand must be copied verbatim from the KICD page when finalising, as the supplied OCR text does not contain this sub-strand</w:delText>
               </w:r>
             </w:del>
-            <w:ins w:id="9159" w:author="Claude (AI) - proposed" w:date="2026-10-15T20:13:50Z">
+            <w:ins w:id="9159" w:author="Claude (AI) - proposed" w:date="2026-10-18T00:27:18Z">
               <w:r>
                 <w:rPr>
                   <w:rFonts w:ascii="Arial" w:cs="Arial" w:eastAsia="Arial" w:hAnsi="Arial"/>
@@ -19854,10 +19854,10 @@
               <w:spacing w:after="40" w:before="0"/>
               <w:jc w:val="left"/>
               <w:rPr>
-                <w:ins w:id="9161" w:author="Claude (AI) - proposed" w:date="2026-10-15T20:13:50Z"/>
-              </w:rPr>
-            </w:pPr>
-            <w:ins w:id="9160" w:author="Claude (AI) - proposed" w:date="2026-10-15T20:13:50Z">
+                <w:ins w:id="9161" w:author="Claude (AI) - proposed" w:date="2026-10-18T00:27:18Z"/>
+              </w:rPr>
+            </w:pPr>
+            <w:ins w:id="9160" w:author="Claude (AI) - proposed" w:date="2026-10-18T00:27:18Z">
               <w:r>
                 <w:rPr>
                   <w:rFonts w:ascii="Arial" w:cs="Arial" w:eastAsia="Arial" w:hAnsi="Arial"/>
@@ -19879,7 +19879,7 @@
               <w:spacing w:after="40" w:before="0"/>
               <w:jc w:val="left"/>
             </w:pPr>
-            <w:del w:id="9162" w:author="Claude (AI) - proposed" w:date="2026-10-15T20:13:50Z">
+            <w:del w:id="9162" w:author="Claude (AI) - proposed" w:date="2026-10-18T00:27:18Z">
               <w:r>
                 <w:rPr>
                   <w:rFonts w:ascii="Arial" w:cs="Arial" w:eastAsia="Arial" w:hAnsi="Arial"/>
@@ -20426,7 +20426,7 @@
             <w:pPr>
               <w:spacing w:after="20" w:before="0"/>
             </w:pPr>
-            <w:hyperlink w:history="1" r:id="rIds5ire3wwq7vjne18qi76g">
+            <w:hyperlink w:history="1" r:id="rIdgl7ysqz8u7porjdutivzl">
               <w:r>
                 <w:rPr>
                   <w:rFonts w:ascii="Arial" w:cs="Arial" w:eastAsia="Arial" w:hAnsi="Arial"/>
@@ -20459,7 +20459,7 @@
               <w:spacing w:after="10" w:before="0"/>
               <w:ind w:left="120"/>
             </w:pPr>
-            <w:hyperlink w:history="1" r:id="rIdydg8khnbaloqfpvnxj_fp">
+            <w:hyperlink w:history="1" r:id="rIdwy_hilvp08cna8fzn3axv">
               <w:r>
                 <w:rPr>
                   <w:rFonts w:ascii="Arial" w:cs="Arial" w:eastAsia="Arial" w:hAnsi="Arial"/>
@@ -20504,7 +20504,7 @@
             <w:pPr>
               <w:spacing w:after="20" w:before="0"/>
             </w:pPr>
-            <w:hyperlink w:history="1" r:id="rIdrpdiswtijbsh0pdgghx7o">
+            <w:hyperlink w:history="1" r:id="rIdxry7tsmfosg4zk9fbr71x">
               <w:r>
                 <w:rPr>
                   <w:rFonts w:ascii="Arial" w:cs="Arial" w:eastAsia="Arial" w:hAnsi="Arial"/>
@@ -20537,7 +20537,7 @@
               <w:spacing w:after="10" w:before="0"/>
               <w:ind w:left="120"/>
             </w:pPr>
-            <w:hyperlink w:history="1" r:id="rId-vjpcfdijebttubcbvgba">
+            <w:hyperlink w:history="1" r:id="rIdoym27_nvme9lrsp_pijtz">
               <w:r>
                 <w:rPr>
                   <w:rFonts w:ascii="Arial" w:cs="Arial" w:eastAsia="Arial" w:hAnsi="Arial"/>
@@ -20737,7 +20737,7 @@
             <w:pPr>
               <w:spacing w:after="20" w:before="0"/>
             </w:pPr>
-            <w:hyperlink w:history="1" r:id="rIdjc_uuu-4uwswey-o4oerm">
+            <w:hyperlink w:history="1" r:id="rIdfppvd1g4hirh-dlhxmyqx">
               <w:r>
                 <w:rPr>
                   <w:rFonts w:ascii="Arial" w:cs="Arial" w:eastAsia="Arial" w:hAnsi="Arial"/>
@@ -20770,7 +20770,7 @@
               <w:spacing w:after="10" w:before="0"/>
               <w:ind w:left="120"/>
             </w:pPr>
-            <w:hyperlink w:history="1" r:id="rId6xl2stqebcjxhdu1lvvhd">
+            <w:hyperlink w:history="1" r:id="rIdvzh-wah11whmwyzmp_hdc">
               <w:r>
                 <w:rPr>
                   <w:rFonts w:ascii="Arial" w:cs="Arial" w:eastAsia="Arial" w:hAnsi="Arial"/>
@@ -20815,7 +20815,7 @@
             <w:pPr>
               <w:spacing w:after="20" w:before="0"/>
             </w:pPr>
-            <w:hyperlink w:history="1" r:id="rIdkssj80belul0rdb70wsp9">
+            <w:hyperlink w:history="1" r:id="rIdbbimegzkorcyjfhpnsjzc">
               <w:r>
                 <w:rPr>
                   <w:rFonts w:ascii="Arial" w:cs="Arial" w:eastAsia="Arial" w:hAnsi="Arial"/>
@@ -20848,7 +20848,7 @@
               <w:spacing w:after="10" w:before="0"/>
               <w:ind w:left="120"/>
             </w:pPr>
-            <w:hyperlink w:history="1" r:id="rIdju8f3eil69mlfd6p0qufw">
+            <w:hyperlink w:history="1" r:id="rIdaq6w1hfnesj93revvyvuv">
               <w:r>
                 <w:rPr>
                   <w:rFonts w:ascii="Arial" w:cs="Arial" w:eastAsia="Arial" w:hAnsi="Arial"/>
@@ -20893,7 +20893,7 @@
               </w:rPr>
               <w:t xml:space="preserve">Step 1: Learners write the area equation: x(20 − x) = 96. In pairs they expand the bracket (Lesson 1) and rearrange to standard form, getting 20x − x² = 96, so x² − 20x + 96 = 0. Step 2: Learners recall factorising (Lessons 4 and 5) and find two numbers whose sum is −20 and whose product is 96 (−8 and −12), writing (x − 8)(x − 12) = 0. They check by expanding. Step 3: With a teacher demonstration using strips, learners observe the zero-product property: they are given 'Mystery product cards' where p × q = 0 (e.g. 7 × ? = 0, ? × ? = 0 with one factor 0) and list what must be true. They then apply it: x − 8 = 0 or x − 12 = 0, so x = 8 or x = 12. Step 4: Learners substitute both values into x(20 − x): 8 × 12 = 96 and 12 × 8 = 96. They test a non-root, x = 9, in (x − 8)(x − 12) = 1 × (−3) = −3 ≠ 0, to see that the product is zero only at the roots. They record all in an observation table: step, </w:t>
             </w:r>
-            <w:del w:id="9163" w:author="Claude (AI) - proposed" w:date="2026-10-15T20:13:50Z">
+            <w:del w:id="9163" w:author="Claude (AI) - proposed" w:date="2026-10-18T00:27:18Z">
               <w:r>
                 <w:rPr>
                   <w:rFonts w:ascii="Arial" w:cs="Arial" w:eastAsia="Arial" w:hAnsi="Arial"/>
@@ -20908,7 +20908,7 @@
                 <w:delText xml:space="preserve">working, what it shows</w:delText>
               </w:r>
             </w:del>
-            <w:ins w:id="9164" w:author="Claude (AI) - proposed" w:date="2026-10-15T20:13:50Z">
+            <w:ins w:id="9164" w:author="Claude (AI) - proposed" w:date="2026-10-18T00:27:18Z">
               <w:r>
                 <w:rPr>
                   <w:rFonts w:ascii="Arial" w:cs="Arial" w:eastAsia="Arial" w:hAnsi="Arial"/>
@@ -21002,7 +21002,7 @@
               </w:rPr>
               <w:t xml:space="preserve">Observation table with Claim-Evidence-Reasoning: each row records </w:t>
             </w:r>
-            <w:del w:id="9165" w:author="Claude (AI) - proposed" w:date="2026-10-15T20:13:50Z">
+            <w:del w:id="9165" w:author="Claude (AI) - proposed" w:date="2026-10-18T00:27:18Z">
               <w:r>
                 <w:rPr>
                   <w:rFonts w:ascii="Arial" w:cs="Arial" w:eastAsia="Arial" w:hAnsi="Arial"/>
@@ -21017,7 +21017,7 @@
                 <w:delText xml:space="preserve">what was done (claim</w:delText>
               </w:r>
             </w:del>
-            <w:ins w:id="9166" w:author="Claude (AI) - proposed" w:date="2026-10-15T20:13:50Z">
+            <w:ins w:id="9166" w:author="Claude (AI) - proposed" w:date="2026-10-18T00:27:18Z">
               <w:r>
                 <w:rPr>
                   <w:rFonts w:ascii="Arial" w:cs="Arial" w:eastAsia="Arial" w:hAnsi="Arial"/>
@@ -21045,7 +21045,7 @@
               </w:rPr>
               <w:t xml:space="preserve">), the working </w:t>
             </w:r>
-            <w:del w:id="9167" w:author="Claude (AI) - proposed" w:date="2026-10-15T20:13:50Z">
+            <w:del w:id="9167" w:author="Claude (AI) - proposed" w:date="2026-10-18T00:27:18Z">
               <w:r>
                 <w:rPr>
                   <w:rFonts w:ascii="Arial" w:cs="Arial" w:eastAsia="Arial" w:hAnsi="Arial"/>
@@ -21060,7 +21060,7 @@
                 <w:delText xml:space="preserve">(evidence</w:delText>
               </w:r>
             </w:del>
-            <w:ins w:id="9168" w:author="Claude (AI) - proposed" w:date="2026-10-15T20:13:50Z">
+            <w:ins w:id="9168" w:author="Claude (AI) - proposed" w:date="2026-10-18T00:27:18Z">
               <w:r>
                 <w:rPr>
                   <w:rFonts w:ascii="Arial" w:cs="Arial" w:eastAsia="Arial" w:hAnsi="Arial"/>
@@ -21088,7 +21088,7 @@
               </w:rPr>
               <w:t xml:space="preserve">) and why </w:t>
             </w:r>
-            <w:del w:id="9169" w:author="Claude (AI) - proposed" w:date="2026-10-15T20:13:50Z">
+            <w:del w:id="9169" w:author="Claude (AI) - proposed" w:date="2026-10-18T00:27:18Z">
               <w:r>
                 <w:rPr>
                   <w:rFonts w:ascii="Arial" w:cs="Arial" w:eastAsia="Arial" w:hAnsi="Arial"/>
@@ -21103,7 +21103,7 @@
                 <w:delText xml:space="preserve">it</w:delText>
               </w:r>
             </w:del>
-            <w:ins w:id="9170" w:author="Claude (AI) - proposed" w:date="2026-10-15T20:13:50Z">
+            <w:ins w:id="9170" w:author="Claude (AI) - proposed" w:date="2026-10-18T00:27:18Z">
               <w:r>
                 <w:rPr>
                   <w:rFonts w:ascii="Arial" w:cs="Arial" w:eastAsia="Arial" w:hAnsi="Arial"/>
@@ -21220,7 +21220,7 @@
             <w:pPr>
               <w:spacing w:after="20" w:before="0"/>
             </w:pPr>
-            <w:hyperlink w:history="1" r:id="rIdswaq-u-7amw3ncbczgkvh">
+            <w:hyperlink w:history="1" r:id="rIdxtz5p_yxyw21jmljfnzco">
               <w:r>
                 <w:rPr>
                   <w:rFonts w:ascii="Arial" w:cs="Arial" w:eastAsia="Arial" w:hAnsi="Arial"/>
@@ -21253,7 +21253,7 @@
               <w:spacing w:after="10" w:before="0"/>
               <w:ind w:left="120"/>
             </w:pPr>
-            <w:hyperlink w:history="1" r:id="rIdczoiidrgqigzt6cabigai">
+            <w:hyperlink w:history="1" r:id="rIdiyq15pr-4jloihoptwjh0">
               <w:r>
                 <w:rPr>
                   <w:rFonts w:ascii="Arial" w:cs="Arial" w:eastAsia="Arial" w:hAnsi="Arial"/>
@@ -21298,7 +21298,7 @@
             <w:pPr>
               <w:spacing w:after="20" w:before="0"/>
             </w:pPr>
-            <w:hyperlink w:history="1" r:id="rIdh8cnbmzhbc3eb1-hswos6">
+            <w:hyperlink w:history="1" r:id="rId8a_ms-cjtbui_hxlt5ywe">
               <w:r>
                 <w:rPr>
                   <w:rFonts w:ascii="Arial" w:cs="Arial" w:eastAsia="Arial" w:hAnsi="Arial"/>
@@ -21347,7 +21347,7 @@
               <w:spacing w:after="10" w:before="0"/>
               <w:ind w:left="120"/>
             </w:pPr>
-            <w:hyperlink w:history="1" r:id="rIdu9njmn2ta87suu9g5dxgm">
+            <w:hyperlink w:history="1" r:id="rIdaspvze8any_dep0weqc9c">
               <w:r>
                 <w:rPr>
                   <w:rFonts w:ascii="Arial" w:cs="Arial" w:eastAsia="Arial" w:hAnsi="Arial"/>
@@ -21547,7 +21547,7 @@
             <w:pPr>
               <w:spacing w:after="20" w:before="0"/>
             </w:pPr>
-            <w:hyperlink w:history="1" r:id="rIdkq14vq1u67heavhqywve1">
+            <w:hyperlink w:history="1" r:id="rId7wyko0wshfho4byqjdxd-">
               <w:r>
                 <w:rPr>
                   <w:rFonts w:ascii="Arial" w:cs="Arial" w:eastAsia="Arial" w:hAnsi="Arial"/>
@@ -21580,7 +21580,7 @@
               <w:spacing w:after="10" w:before="0"/>
               <w:ind w:left="120"/>
             </w:pPr>
-            <w:hyperlink w:history="1" r:id="rId0kgv1d4q65udv8vgeenmx">
+            <w:hyperlink w:history="1" r:id="rId_oq6kdm2i9-dhs0vpszf-">
               <w:r>
                 <w:rPr>
                   <w:rFonts w:ascii="Arial" w:cs="Arial" w:eastAsia="Arial" w:hAnsi="Arial"/>
@@ -21625,7 +21625,7 @@
             <w:pPr>
               <w:spacing w:after="20" w:before="0"/>
             </w:pPr>
-            <w:hyperlink w:history="1" r:id="rIddahjhmwuurnbouzolf51d">
+            <w:hyperlink w:history="1" r:id="rIdzkw6szd8hoess6-cx-mer">
               <w:r>
                 <w:rPr>
                   <w:rFonts w:ascii="Arial" w:cs="Arial" w:eastAsia="Arial" w:hAnsi="Arial"/>
@@ -21674,7 +21674,7 @@
               <w:spacing w:after="10" w:before="0"/>
               <w:ind w:left="120"/>
             </w:pPr>
-            <w:hyperlink w:history="1" r:id="rIdlampnhgizyoluyvwjz393">
+            <w:hyperlink w:history="1" r:id="rIdnpj-gv0nznoy_g0prpeu3">
               <w:r>
                 <w:rPr>
                   <w:rFonts w:ascii="Arial" w:cs="Arial" w:eastAsia="Arial" w:hAnsi="Arial"/>
@@ -21874,7 +21874,7 @@
             <w:pPr>
               <w:spacing w:after="20" w:before="0"/>
             </w:pPr>
-            <w:hyperlink w:history="1" r:id="rIdmgaiqjnmprscfa5bqlf_t">
+            <w:hyperlink w:history="1" r:id="rId1cvdwfqb1heq2lkopdodz">
               <w:r>
                 <w:rPr>
                   <w:rFonts w:ascii="Arial" w:cs="Arial" w:eastAsia="Arial" w:hAnsi="Arial"/>
@@ -21923,7 +21923,7 @@
               <w:spacing w:after="10" w:before="0"/>
               <w:ind w:left="120"/>
             </w:pPr>
-            <w:hyperlink w:history="1" r:id="rIdc7rljspinfthudiajin-y">
+            <w:hyperlink w:history="1" r:id="rIdlome_ntcuqahihyplqj04">
               <w:r>
                 <w:rPr>
                   <w:rFonts w:ascii="Arial" w:cs="Arial" w:eastAsia="Arial" w:hAnsi="Arial"/>
@@ -21968,7 +21968,7 @@
             <w:pPr>
               <w:spacing w:after="20" w:before="0"/>
             </w:pPr>
-            <w:hyperlink w:history="1" r:id="rIdyj1jlkp5rrxd3al6hbyev">
+            <w:hyperlink w:history="1" r:id="rIdxll_hbjxecyqoutq6c4yu">
               <w:r>
                 <w:rPr>
                   <w:rFonts w:ascii="Arial" w:cs="Arial" w:eastAsia="Arial" w:hAnsi="Arial"/>
@@ -22017,7 +22017,7 @@
               <w:spacing w:after="10" w:before="0"/>
               <w:ind w:left="120"/>
             </w:pPr>
-            <w:hyperlink w:history="1" r:id="rIddjttpv_98wxnrravyzwsh">
+            <w:hyperlink w:history="1" r:id="rIdgwlgavbjxiqsvzzu9vlre">
               <w:r>
                 <w:rPr>
                   <w:rFonts w:ascii="Arial" w:cs="Arial" w:eastAsia="Arial" w:hAnsi="Arial"/>
@@ -22542,7 +22542,7 @@
         </w:rPr>
         <w:t xml:space="preserve">© 2026 SeaVuria and ARES. Aligned with KICD objectives. Developed by SeaVuria; technical implementation by ARES (with AI assistance from Claude). Licensed under </w:t>
       </w:r>
-      <w:hyperlink w:history="1" r:id="rIdvepddd8pgp5dxehwp1jxz">
+      <w:hyperlink w:history="1" r:id="rIdilpdtctwsc9rsvu-cgipb">
         <w:r>
           <w:rPr>
             <w:rFonts w:ascii="Arial" w:cs="Arial" w:eastAsia="Arial" w:hAnsi="Arial"/>
@@ -22563,7 +22563,7 @@
         </w:rPr>
         <w:t xml:space="preserve"> (</w:t>
       </w:r>
-      <w:hyperlink w:history="1" r:id="rIdyealvnzsuojqzlmweet-g">
+      <w:hyperlink w:history="1" r:id="rIdm-9e0dfg_mgwy0gdfuqro">
         <w:r>
           <w:rPr>
             <w:rFonts w:ascii="Arial" w:cs="Arial" w:eastAsia="Arial" w:hAnsi="Arial"/>
@@ -22640,7 +22640,7 @@
               </w:rPr>
               <w:t xml:space="preserve">LESSON 7 (40 minutes (one lesson; </w:t>
             </w:r>
-            <w:del w:id="9171" w:author="Claude (AI) - proposed" w:date="2026-10-15T20:13:50Z">
+            <w:del w:id="9171" w:author="Claude (AI) - proposed" w:date="2026-10-18T00:27:18Z">
               <w:r>
                 <w:rPr>
                   <w:rFonts w:ascii="Arial" w:cs="Arial" w:eastAsia="Arial" w:hAnsi="Arial"/>
@@ -22655,7 +22655,7 @@
                 <w:delText xml:space="preserve">double lesson recommended</w:delText>
               </w:r>
             </w:del>
-            <w:ins w:id="9172" w:author="Claude (AI) - proposed" w:date="2026-10-15T20:13:50Z">
+            <w:ins w:id="9172" w:author="Claude (AI) - proposed" w:date="2026-10-18T00:27:18Z">
               <w:r>
                 <w:rPr>
                   <w:rFonts w:ascii="Arial" w:cs="Arial" w:eastAsia="Arial" w:hAnsi="Arial"/>
@@ -22683,7 +22683,7 @@
               </w:rPr>
               <w:t xml:space="preserve"> if the ball </w:t>
             </w:r>
-            <w:del w:id="9173" w:author="Claude (AI) - proposed" w:date="2026-10-15T20:13:50Z">
+            <w:del w:id="9173" w:author="Claude (AI) - proposed" w:date="2026-10-18T00:27:18Z">
               <w:r>
                 <w:rPr>
                   <w:rFonts w:ascii="Arial" w:cs="Arial" w:eastAsia="Arial" w:hAnsi="Arial"/>
@@ -22698,7 +22698,7 @@
                 <w:delText xml:space="preserve">activity is done</w:delText>
               </w:r>
             </w:del>
-            <w:ins w:id="9174" w:author="Claude (AI) - proposed" w:date="2026-10-15T20:13:50Z">
+            <w:ins w:id="9174" w:author="Claude (AI) - proposed" w:date="2026-10-18T00:27:18Z">
               <w:r>
                 <w:rPr>
                   <w:rFonts w:ascii="Arial" w:cs="Arial" w:eastAsia="Arial" w:hAnsi="Arial"/>
@@ -23157,10 +23157,10 @@
               <w:spacing w:after="40" w:before="0"/>
               <w:jc w:val="left"/>
               <w:rPr>
-                <w:ins w:id="9176" w:author="Claude (AI) - proposed" w:date="2026-10-15T20:13:50Z"/>
-              </w:rPr>
-            </w:pPr>
-            <w:ins w:id="9175" w:author="Claude (AI) - proposed" w:date="2026-10-15T20:13:50Z">
+                <w:ins w:id="9176" w:author="Claude (AI) - proposed" w:date="2026-10-18T00:27:18Z"/>
+              </w:rPr>
+            </w:pPr>
+            <w:ins w:id="9175" w:author="Claude (AI) - proposed" w:date="2026-10-18T00:27:18Z">
               <w:r>
                 <w:rPr>
                   <w:rFonts w:ascii="Arial" w:cs="Arial" w:eastAsia="Arial" w:hAnsi="Arial"/>
@@ -23182,7 +23182,7 @@
               <w:spacing w:after="40" w:before="0"/>
               <w:jc w:val="left"/>
             </w:pPr>
-            <w:del w:id="9177" w:author="Claude (AI) - proposed" w:date="2026-10-15T20:13:50Z">
+            <w:del w:id="9177" w:author="Claude (AI) - proposed" w:date="2026-10-18T00:27:18Z">
               <w:r>
                 <w:rPr>
                   <w:rFonts w:ascii="Arial" w:cs="Arial" w:eastAsia="Arial" w:hAnsi="Arial"/>
@@ -23729,7 +23729,7 @@
             <w:pPr>
               <w:spacing w:after="20" w:before="0"/>
             </w:pPr>
-            <w:hyperlink w:history="1" r:id="rIdgrpdlx8s9ln3scuu9shgs">
+            <w:hyperlink w:history="1" r:id="rIdh2d46v2nibrxj-v1rrxqg">
               <w:r>
                 <w:rPr>
                   <w:rFonts w:ascii="Arial" w:cs="Arial" w:eastAsia="Arial" w:hAnsi="Arial"/>
@@ -23762,7 +23762,7 @@
               <w:spacing w:after="10" w:before="0"/>
               <w:ind w:left="120"/>
             </w:pPr>
-            <w:hyperlink w:history="1" r:id="rIdrhyz19bxcdyl3upg2bmzw">
+            <w:hyperlink w:history="1" r:id="rId-shhidwcc5w0wdpzq3i60">
               <w:r>
                 <w:rPr>
                   <w:rFonts w:ascii="Arial" w:cs="Arial" w:eastAsia="Arial" w:hAnsi="Arial"/>
@@ -23807,7 +23807,7 @@
             <w:pPr>
               <w:spacing w:after="20" w:before="0"/>
             </w:pPr>
-            <w:hyperlink w:history="1" r:id="rIdpxr-kvcqabusp9sox5q6o">
+            <w:hyperlink w:history="1" r:id="rIddzylpgpwjep_gai7ydp6v">
               <w:r>
                 <w:rPr>
                   <w:rFonts w:ascii="Arial" w:cs="Arial" w:eastAsia="Arial" w:hAnsi="Arial"/>
@@ -23840,7 +23840,7 @@
               <w:spacing w:after="10" w:before="0"/>
               <w:ind w:left="120"/>
             </w:pPr>
-            <w:hyperlink w:history="1" r:id="rIdpzr6zavgn2yxmvsj2usqj">
+            <w:hyperlink w:history="1" r:id="rIdfshgwzejpfifjtbk3muqi">
               <w:r>
                 <w:rPr>
                   <w:rFonts w:ascii="Arial" w:cs="Arial" w:eastAsia="Arial" w:hAnsi="Arial"/>
@@ -24040,7 +24040,7 @@
             <w:pPr>
               <w:spacing w:after="20" w:before="0"/>
             </w:pPr>
-            <w:hyperlink w:history="1" r:id="rIdiyuc4_tkyoixupv0mjbfc">
+            <w:hyperlink w:history="1" r:id="rIdq5exoljlbwqnr8mbyx6gp">
               <w:r>
                 <w:rPr>
                   <w:rFonts w:ascii="Arial" w:cs="Arial" w:eastAsia="Arial" w:hAnsi="Arial"/>
@@ -24073,7 +24073,7 @@
               <w:spacing w:after="10" w:before="0"/>
               <w:ind w:left="120"/>
             </w:pPr>
-            <w:hyperlink w:history="1" r:id="rIdlfc8ckxb_6rjd6d4pubsz">
+            <w:hyperlink w:history="1" r:id="rIdxbbtzw7l73i8vdjsluha_">
               <w:r>
                 <w:rPr>
                   <w:rFonts w:ascii="Arial" w:cs="Arial" w:eastAsia="Arial" w:hAnsi="Arial"/>
@@ -24118,7 +24118,7 @@
             <w:pPr>
               <w:spacing w:after="20" w:before="0"/>
             </w:pPr>
-            <w:hyperlink w:history="1" r:id="rIdzxfqevlbmywmnpzxur-_s">
+            <w:hyperlink w:history="1" r:id="rIdqkmnpzd_pcmaujtm8oerg">
               <w:r>
                 <w:rPr>
                   <w:rFonts w:ascii="Arial" w:cs="Arial" w:eastAsia="Arial" w:hAnsi="Arial"/>
@@ -24151,7 +24151,7 @@
               <w:spacing w:after="10" w:before="0"/>
               <w:ind w:left="120"/>
             </w:pPr>
-            <w:hyperlink w:history="1" r:id="rId6ym2yhzexdkr71dmt1myf">
+            <w:hyperlink w:history="1" r:id="rIdp65e95jec98frvetteiiw">
               <w:r>
                 <w:rPr>
                   <w:rFonts w:ascii="Arial" w:cs="Arial" w:eastAsia="Arial" w:hAnsi="Arial"/>
@@ -24196,7 +24196,7 @@
               </w:rPr>
               <w:t xml:space="preserve">Stage A (about </w:t>
             </w:r>
-            <w:del w:id="9178" w:author="Claude (AI) - proposed" w:date="2026-10-15T20:13:50Z">
+            <w:del w:id="9178" w:author="Claude (AI) - proposed" w:date="2026-10-18T00:27:18Z">
               <w:r>
                 <w:rPr>
                   <w:rFonts w:ascii="Arial" w:cs="Arial" w:eastAsia="Arial" w:hAnsi="Arial"/>
@@ -24211,7 +24211,7 @@
                 <w:delText xml:space="preserve">7</w:delText>
               </w:r>
             </w:del>
-            <w:ins w:id="9179" w:author="Claude (AI) - proposed" w:date="2026-10-15T20:13:50Z">
+            <w:ins w:id="9179" w:author="Claude (AI) - proposed" w:date="2026-10-18T00:27:18Z">
               <w:r>
                 <w:rPr>
                   <w:rFonts w:ascii="Arial" w:cs="Arial" w:eastAsia="Arial" w:hAnsi="Arial"/>
@@ -24239,7 +24239,7 @@
               </w:rPr>
               <w:t xml:space="preserve"> min): Mandazi tray. Groups draw the tray with x rows and (x + 4) columns using squared paper (a 6 by 10 tray of squares is cut out to test). They write the equation x(x + 4) = 60, expand to x² + 4x = 60 and rearrange to x² + 4x − 60 = 0. Stage B (about </w:t>
             </w:r>
-            <w:del w:id="9180" w:author="Claude (AI) - proposed" w:date="2026-10-15T20:13:50Z">
+            <w:del w:id="9180" w:author="Claude (AI) - proposed" w:date="2026-10-18T00:27:18Z">
               <w:r>
                 <w:rPr>
                   <w:rFonts w:ascii="Arial" w:cs="Arial" w:eastAsia="Arial" w:hAnsi="Arial"/>
@@ -24254,7 +24254,7 @@
                 <w:delText xml:space="preserve">8</w:delText>
               </w:r>
             </w:del>
-            <w:ins w:id="9181" w:author="Claude (AI) - proposed" w:date="2026-10-15T20:13:50Z">
+            <w:ins w:id="9181" w:author="Claude (AI) - proposed" w:date="2026-10-18T00:27:18Z">
               <w:r>
                 <w:rPr>
                   <w:rFonts w:ascii="Arial" w:cs="Arial" w:eastAsia="Arial" w:hAnsi="Arial"/>
@@ -24282,7 +24282,7 @@
               </w:rPr>
               <w:t xml:space="preserve"> min): Path around the shamba. Groups draw a 12 m by 8 m rectangle (scale 1 cm = 1 m) and a path of uniform width w on all sides. They label the outer rectangle (12 + 2w) by (8 + 2w) and write (12 + 2w)(8 + 2w) = 140. They expand: 96 + 24w + 16w + 4w² = 140, which simplifies to 4w² + 40w − 44 = 0, then dividing by 4 gives w² + 10w − 11 = 0. Stage C (about </w:t>
             </w:r>
-            <w:del w:id="9182" w:author="Claude (AI) - proposed" w:date="2026-10-15T20:13:50Z">
+            <w:del w:id="9182" w:author="Claude (AI) - proposed" w:date="2026-10-18T00:27:18Z">
               <w:r>
                 <w:rPr>
                   <w:rFonts w:ascii="Arial" w:cs="Arial" w:eastAsia="Arial" w:hAnsi="Arial"/>
@@ -24297,7 +24297,7 @@
                 <w:delText xml:space="preserve">8</w:delText>
               </w:r>
             </w:del>
-            <w:ins w:id="9183" w:author="Claude (AI) - proposed" w:date="2026-10-15T20:13:50Z">
+            <w:ins w:id="9183" w:author="Claude (AI) - proposed" w:date="2026-10-18T00:27:18Z">
               <w:r>
                 <w:rPr>
                   <w:rFonts w:ascii="Arial" w:cs="Arial" w:eastAsia="Arial" w:hAnsi="Arial"/>
@@ -24358,7 +24358,7 @@
               </w:rPr>
               <w:t xml:space="preserve">Give each group squared paper, a ruler, scissors (blunt) and a recording sheet with three columns: 'Define the variable', 'Write the equation', 'Rearrange to zero'. Say: 'Step one is always the same: say what your letter means, with units.' Model once at the board: 'Let x be the number of rows.' Circulate during Stage A and ask: 'If there are x rows, how many columns? How do you know?' During Stage B ask: 'Why is the path added twice to the length, not once?' (a path lies on both sides). Point to the drawing and wait 10 seconds for the answer. For Stage B support, hand out the pre-drawn outer rectangle. During Stage C say: 'Look at your table. Which height appears twice? What does that remind you of in our fence table?' Cold-call 3 groups to report the table and the repeated height. Deliberately do not factorise for groups yet. Check each group has written all three steps for each situation. Early finishers: write what x = 5 or x = 7 would give in the mandazi tray (x(x + 4) = 45 or 77), to confirm that only x = 6 gives 60.</w:t>
             </w:r>
-            <w:ins w:id="9184" w:author="Claude (AI) - proposed" w:date="2026-10-15T20:13:50Z">
+            <w:ins w:id="9184" w:author="Claude (AI) - proposed" w:date="2026-10-18T00:27:18Z">
               <w:r>
                 <w:rPr>
                   <w:rFonts w:ascii="Arial" w:cs="Arial" w:eastAsia="Arial" w:hAnsi="Arial"/>
@@ -24495,7 +24495,7 @@
             <w:pPr>
               <w:spacing w:after="20" w:before="0"/>
             </w:pPr>
-            <w:hyperlink w:history="1" r:id="rIdexsil_ushq4rynmmeorte">
+            <w:hyperlink w:history="1" r:id="rIdg6rk-worn_4ls_iiigycu">
               <w:r>
                 <w:rPr>
                   <w:rFonts w:ascii="Arial" w:cs="Arial" w:eastAsia="Arial" w:hAnsi="Arial"/>
@@ -24528,7 +24528,7 @@
               <w:spacing w:after="10" w:before="0"/>
               <w:ind w:left="120"/>
             </w:pPr>
-            <w:hyperlink w:history="1" r:id="rIdrnzlfzqpv8i-wsnnsii6h">
+            <w:hyperlink w:history="1" r:id="rIddkzcpweawadegtg6awwwv">
               <w:r>
                 <w:rPr>
                   <w:rFonts w:ascii="Arial" w:cs="Arial" w:eastAsia="Arial" w:hAnsi="Arial"/>
@@ -24573,7 +24573,7 @@
             <w:pPr>
               <w:spacing w:after="20" w:before="0"/>
             </w:pPr>
-            <w:hyperlink w:history="1" r:id="rId7ls6pv3upwngsump8v81y">
+            <w:hyperlink w:history="1" r:id="rIdglo_ok8b8gvw6t403ac5r">
               <w:r>
                 <w:rPr>
                   <w:rFonts w:ascii="Arial" w:cs="Arial" w:eastAsia="Arial" w:hAnsi="Arial"/>
@@ -24622,7 +24622,7 @@
               <w:spacing w:after="10" w:before="0"/>
               <w:ind w:left="120"/>
             </w:pPr>
-            <w:hyperlink w:history="1" r:id="rIdif2srvn6a06_uofepywlj">
+            <w:hyperlink w:history="1" r:id="rIdxa6z2hq4cg_r6l9brc6ud">
               <w:r>
                 <w:rPr>
                   <w:rFonts w:ascii="Arial" w:cs="Arial" w:eastAsia="Arial" w:hAnsi="Arial"/>
@@ -24822,7 +24822,7 @@
             <w:pPr>
               <w:spacing w:after="20" w:before="0"/>
             </w:pPr>
-            <w:hyperlink w:history="1" r:id="rId9fym1hoacm0pt0fxyzihs">
+            <w:hyperlink w:history="1" r:id="rIdshg1up4pdzsjecz5tc1dp">
               <w:r>
                 <w:rPr>
                   <w:rFonts w:ascii="Arial" w:cs="Arial" w:eastAsia="Arial" w:hAnsi="Arial"/>
@@ -24855,7 +24855,7 @@
               <w:spacing w:after="10" w:before="0"/>
               <w:ind w:left="120"/>
             </w:pPr>
-            <w:hyperlink w:history="1" r:id="rIddi-4pa9igxxnasgjyfggy">
+            <w:hyperlink w:history="1" r:id="rIdtjprzcoeuf6hazhzjvv-m">
               <w:r>
                 <w:rPr>
                   <w:rFonts w:ascii="Arial" w:cs="Arial" w:eastAsia="Arial" w:hAnsi="Arial"/>
@@ -24900,7 +24900,7 @@
             <w:pPr>
               <w:spacing w:after="20" w:before="0"/>
             </w:pPr>
-            <w:hyperlink w:history="1" r:id="rId_snt5ajnpxflcnv56wree">
+            <w:hyperlink w:history="1" r:id="rIdncnm6syxxpyru7rv6khvv">
               <w:r>
                 <w:rPr>
                   <w:rFonts w:ascii="Arial" w:cs="Arial" w:eastAsia="Arial" w:hAnsi="Arial"/>
@@ -24949,7 +24949,7 @@
               <w:spacing w:after="10" w:before="0"/>
               <w:ind w:left="120"/>
             </w:pPr>
-            <w:hyperlink w:history="1" r:id="rIdgkqz46eutdbx2hzcy1mfy">
+            <w:hyperlink w:history="1" r:id="rIdwttorej7mrhnsxvqkxx9d">
               <w:r>
                 <w:rPr>
                   <w:rFonts w:ascii="Arial" w:cs="Arial" w:eastAsia="Arial" w:hAnsi="Arial"/>
@@ -24994,7 +24994,7 @@
               </w:rPr>
               <w:t xml:space="preserve">Groups revisit the class DQB. Each group writes on sticky notes (a) one question from today that is now answered (e.g. 'How do we turn a story into an equation?' answered with the three steps: define, write, rearrange to zero; 'Why do some roots get rejected?' answered by context checks) and (b) one new question for the next lesson (e.g. 'How can we design a plot for a target area?' or 'Why can't a fence of 40 m give 105 m²?' or 'Can any target between 0 and 100 m² be reached?'). They place answered notes in the 'We can explain' section and new notes under 'Still wondering'. The class reviews the original questions: 'Why do two </w:t>
             </w:r>
-            <w:del w:id="9185" w:author="Claude (AI) - proposed" w:date="2026-10-15T20:13:50Z">
+            <w:del w:id="9185" w:author="Claude (AI) - proposed" w:date="2026-10-18T00:27:18Z">
               <w:r>
                 <w:rPr>
                   <w:rFonts w:ascii="Arial" w:cs="Arial" w:eastAsia="Arial" w:hAnsi="Arial"/>
@@ -25009,7 +25009,7 @@
                 <w:delText xml:space="preserve">plots have</w:delText>
               </w:r>
             </w:del>
-            <w:ins w:id="9186" w:author="Claude (AI) - proposed" w:date="2026-10-15T20:13:50Z">
+            <w:ins w:id="9186" w:author="Claude (AI) - proposed" w:date="2026-10-18T00:27:18Z">
               <w:r>
                 <w:rPr>
                   <w:rFonts w:ascii="Arial" w:cs="Arial" w:eastAsia="Arial" w:hAnsi="Arial"/>
@@ -25192,7 +25192,7 @@
             <w:pPr>
               <w:spacing w:after="20" w:before="0"/>
             </w:pPr>
-            <w:hyperlink w:history="1" r:id="rIdg0bcqhz-ygn0mudmn2esq">
+            <w:hyperlink w:history="1" r:id="rIdzhtmrmrtyqysg5xtw61vl">
               <w:r>
                 <w:rPr>
                   <w:rFonts w:ascii="Arial" w:cs="Arial" w:eastAsia="Arial" w:hAnsi="Arial"/>
@@ -25225,7 +25225,7 @@
               <w:spacing w:after="10" w:before="0"/>
               <w:ind w:left="120"/>
             </w:pPr>
-            <w:hyperlink w:history="1" r:id="rId59i4oceqggwtaxopbdtiz">
+            <w:hyperlink w:history="1" r:id="rIdhqbswnjbt2qazcf_zyijq">
               <w:r>
                 <w:rPr>
                   <w:rFonts w:ascii="Arial" w:cs="Arial" w:eastAsia="Arial" w:hAnsi="Arial"/>
@@ -25270,7 +25270,7 @@
             <w:pPr>
               <w:spacing w:after="20" w:before="0"/>
             </w:pPr>
-            <w:hyperlink w:history="1" r:id="rIdupi_v9otwo8oskknxlbqe">
+            <w:hyperlink w:history="1" r:id="rIdyeguroxpaivdiky4kv5ry">
               <w:r>
                 <w:rPr>
                   <w:rFonts w:ascii="Arial" w:cs="Arial" w:eastAsia="Arial" w:hAnsi="Arial"/>
@@ -25319,7 +25319,7 @@
               <w:spacing w:after="10" w:before="0"/>
               <w:ind w:left="120"/>
             </w:pPr>
-            <w:hyperlink w:history="1" r:id="rIdpix536uhkuwe_drz2wrio">
+            <w:hyperlink w:history="1" r:id="rIdcjbe7uigreg3pyubl_ajo">
               <w:r>
                 <w:rPr>
                   <w:rFonts w:ascii="Arial" w:cs="Arial" w:eastAsia="Arial" w:hAnsi="Arial"/>
@@ -25364,7 +25364,7 @@
               </w:rPr>
               <w:t xml:space="preserve">Learners revise the cumulative class model, which now has: v1 area models (L2), the three identities (L3), and two solutions (L6). New for Lesson 7: a 'Form and solve' flowchart: Read the story, define the variable with units, write the equation, rearrange to ax² + bx + c = 0, factorise, use the zero-product property, check each root in the story, state the answer in a sentence. Learners add three worked examples around the plot model as evidence: mandazi x = 6 (−10 rejected), path w = 1 (−11 rejected), ball t = 1 and 3 (both kept). Each group also adds an arrow from the plot's valid range 0 &lt; x &lt; 20 to the idea 'context sets the allowed values'. Individually, </w:t>
             </w:r>
-            <w:ins w:id="9187" w:author="Claude (AI) - proposed" w:date="2026-10-15T20:13:50Z">
+            <w:ins w:id="9187" w:author="Claude (AI) - proposed" w:date="2026-10-18T00:27:18Z">
               <w:r>
                 <w:rPr>
                   <w:rFonts w:ascii="Arial" w:cs="Arial" w:eastAsia="Arial" w:hAnsi="Arial"/>
@@ -25872,7 +25872,7 @@
         </w:rPr>
         <w:t xml:space="preserve">© 2026 SeaVuria and ARES. Aligned with KICD objectives. Developed by SeaVuria; technical implementation by ARES (with AI assistance from Claude). Licensed under </w:t>
       </w:r>
-      <w:hyperlink w:history="1" r:id="rIdeifdthx2emldb6hkd1rnc">
+      <w:hyperlink w:history="1" r:id="rId2pfghxciandjogzh7zvwe">
         <w:r>
           <w:rPr>
             <w:rFonts w:ascii="Arial" w:cs="Arial" w:eastAsia="Arial" w:hAnsi="Arial"/>
@@ -25893,7 +25893,7 @@
         </w:rPr>
         <w:t xml:space="preserve"> (</w:t>
       </w:r>
-      <w:hyperlink w:history="1" r:id="rIdwj5od-zrgsxqxfub2h8cg">
+      <w:hyperlink w:history="1" r:id="rIdyqlj5w9woqfnd4rl9gwmx">
         <w:r>
           <w:rPr>
             <w:rFonts w:ascii="Arial" w:cs="Arial" w:eastAsia="Arial" w:hAnsi="Arial"/>
@@ -25970,7 +25970,7 @@
               </w:rPr>
               <w:t xml:space="preserve">LESSON 8 (80 minutes (2 x 40-minute lessons or one double lesson</w:t>
             </w:r>
-            <w:ins w:id="9188" w:author="Claude (AI) - proposed" w:date="2026-10-15T20:13:50Z">
+            <w:ins w:id="9188" w:author="Claude (AI) - proposed" w:date="2026-10-18T00:27:18Z">
               <w:r>
                 <w:rPr>
                   <w:rFonts w:ascii="Arial" w:cs="Arial" w:eastAsia="Arial" w:hAnsi="Arial"/>
@@ -26429,10 +26429,10 @@
               <w:spacing w:after="40" w:before="0"/>
               <w:jc w:val="left"/>
               <w:rPr>
-                <w:ins w:id="9190" w:author="Claude (AI) - proposed" w:date="2026-10-15T20:13:50Z"/>
-              </w:rPr>
-            </w:pPr>
-            <w:ins w:id="9189" w:author="Claude (AI) - proposed" w:date="2026-10-15T20:13:50Z">
+                <w:ins w:id="9190" w:author="Claude (AI) - proposed" w:date="2026-10-18T00:27:18Z"/>
+              </w:rPr>
+            </w:pPr>
+            <w:ins w:id="9189" w:author="Claude (AI) - proposed" w:date="2026-10-18T00:27:18Z">
               <w:r>
                 <w:rPr>
                   <w:rFonts w:ascii="Arial" w:cs="Arial" w:eastAsia="Arial" w:hAnsi="Arial"/>
@@ -26454,10 +26454,10 @@
               <w:spacing w:after="40" w:before="0"/>
               <w:jc w:val="left"/>
               <w:rPr>
-                <w:ins w:id="9192" w:author="Claude (AI) - proposed" w:date="2026-10-15T20:13:50Z"/>
-              </w:rPr>
-            </w:pPr>
-            <w:ins w:id="9191" w:author="Claude (AI) - proposed" w:date="2026-10-15T20:13:50Z">
+                <w:ins w:id="9192" w:author="Claude (AI) - proposed" w:date="2026-10-18T00:27:18Z"/>
+              </w:rPr>
+            </w:pPr>
+            <w:ins w:id="9191" w:author="Claude (AI) - proposed" w:date="2026-10-18T00:27:18Z">
               <w:r>
                 <w:rPr>
                   <w:rFonts w:ascii="Arial" w:cs="Arial" w:eastAsia="Arial" w:hAnsi="Arial"/>
@@ -26479,10 +26479,10 @@
               <w:spacing w:after="40" w:before="0"/>
               <w:jc w:val="left"/>
               <w:rPr>
-                <w:del w:id="9194" w:author="Claude (AI) - proposed" w:date="2026-10-15T20:13:50Z"/>
-              </w:rPr>
-            </w:pPr>
-            <w:del w:id="9193" w:author="Claude (AI) - proposed" w:date="2026-10-15T20:13:50Z">
+                <w:del w:id="9194" w:author="Claude (AI) - proposed" w:date="2026-10-18T00:27:18Z"/>
+              </w:rPr>
+            </w:pPr>
+            <w:del w:id="9193" w:author="Claude (AI) - proposed" w:date="2026-10-18T00:27:18Z">
               <w:r>
                 <w:rPr>
                   <w:rFonts w:ascii="Arial" w:cs="Arial" w:eastAsia="Arial" w:hAnsi="Arial"/>
@@ -26565,7 +26565,7 @@
               </w:rPr>
               <w:t xml:space="preserve">This is the final lesson of the storyline. Lessons 1 to 7 gave us the area expression (L1), the squares identities (L2), the difference of two squares (L3), factorisation (L4, L5), solving by factorisation with two solutions (L6) and forming equations from situations and rejecting invalid answers (L7). Lesson 8 uses all of these in a new design task, finishes the Driving Question Board (DQB) and completes the cumulative model so learners can answer the driving question: how can we find the dimensions of a plot when its fence length and area are both fixed, and why do two different </w:t>
             </w:r>
-            <w:del w:id="9195" w:author="Claude (AI) - proposed" w:date="2026-10-15T20:13:50Z">
+            <w:del w:id="9195" w:author="Claude (AI) - proposed" w:date="2026-10-18T00:27:18Z">
               <w:r>
                 <w:rPr>
                   <w:rFonts w:ascii="Arial" w:cs="Arial" w:eastAsia="Arial" w:hAnsi="Arial"/>
@@ -26580,7 +26580,7 @@
                 <w:delText xml:space="preserve">plots sometimes have</w:delText>
               </w:r>
             </w:del>
-            <w:ins w:id="9196" w:author="Claude (AI) - proposed" w:date="2026-10-15T20:13:50Z">
+            <w:ins w:id="9196" w:author="Claude (AI) - proposed" w:date="2026-10-18T00:27:18Z">
               <w:r>
                 <w:rPr>
                   <w:rFonts w:ascii="Arial" w:cs="Arial" w:eastAsia="Arial" w:hAnsi="Arial"/>
@@ -26771,7 +26771,7 @@
               </w:rPr>
               <w:t xml:space="preserve">Mama Wanjiru's children, Chebet and </w:t>
             </w:r>
-            <w:del w:id="9197" w:author="Claude (AI) - proposed" w:date="2026-10-15T20:13:50Z">
+            <w:del w:id="9197" w:author="Claude (AI) - proposed" w:date="2026-10-18T00:27:18Z">
               <w:r>
                 <w:rPr>
                   <w:rFonts w:ascii="Arial" w:cs="Arial" w:eastAsia="Arial" w:hAnsi="Arial"/>
@@ -26786,7 +26786,7 @@
                 <w:delText xml:space="preserve">Kipchop</w:delText>
               </w:r>
             </w:del>
-            <w:ins w:id="9198" w:author="Claude (AI) - proposed" w:date="2026-10-15T20:13:50Z">
+            <w:ins w:id="9198" w:author="Claude (AI) - proposed" w:date="2026-10-18T00:27:18Z">
               <w:r>
                 <w:rPr>
                   <w:rFonts w:ascii="Arial" w:cs="Arial" w:eastAsia="Arial" w:hAnsi="Arial"/>
@@ -27102,7 +27102,7 @@
             <w:pPr>
               <w:spacing w:after="20" w:before="0"/>
             </w:pPr>
-            <w:hyperlink w:history="1" r:id="rIdldru6nbjuct5ueobdl3_y">
+            <w:hyperlink w:history="1" r:id="rIdu1tknwyt3-02aaiiefi_t">
               <w:r>
                 <w:rPr>
                   <w:rFonts w:ascii="Arial" w:cs="Arial" w:eastAsia="Arial" w:hAnsi="Arial"/>
@@ -27135,7 +27135,7 @@
               <w:spacing w:after="10" w:before="0"/>
               <w:ind w:left="120"/>
             </w:pPr>
-            <w:hyperlink w:history="1" r:id="rIdpdsouxt5g8m67nv2xkjra">
+            <w:hyperlink w:history="1" r:id="rIdlaqe_e5zpu2btwpu6t0r5">
               <w:r>
                 <w:rPr>
                   <w:rFonts w:ascii="Arial" w:cs="Arial" w:eastAsia="Arial" w:hAnsi="Arial"/>
@@ -27180,7 +27180,7 @@
             <w:pPr>
               <w:spacing w:after="20" w:before="0"/>
             </w:pPr>
-            <w:hyperlink w:history="1" r:id="rIduhybi7v0y5updp-qlkra3">
+            <w:hyperlink w:history="1" r:id="rIdk0x0ur30jga2coisfujtn">
               <w:r>
                 <w:rPr>
                   <w:rFonts w:ascii="Arial" w:cs="Arial" w:eastAsia="Arial" w:hAnsi="Arial"/>
@@ -27213,7 +27213,7 @@
               <w:spacing w:after="10" w:before="0"/>
               <w:ind w:left="120"/>
             </w:pPr>
-            <w:hyperlink w:history="1" r:id="rIdnlak2zcnzp9bohq6q_x19">
+            <w:hyperlink w:history="1" r:id="rIdntlbluzmbieavkvpqncld">
               <w:r>
                 <w:rPr>
                   <w:rFonts w:ascii="Arial" w:cs="Arial" w:eastAsia="Arial" w:hAnsi="Arial"/>
@@ -27291,7 +27291,7 @@
               </w:rPr>
               <w:t xml:space="preserve">Display the challenge on the board and say: 'Remember Chebet and </w:t>
             </w:r>
-            <w:del w:id="9199" w:author="Claude (AI) - proposed" w:date="2026-10-15T20:13:50Z">
+            <w:del w:id="9199" w:author="Claude (AI) - proposed" w:date="2026-10-18T00:27:18Z">
               <w:r>
                 <w:rPr>
                   <w:rFonts w:ascii="Arial" w:cs="Arial" w:eastAsia="Arial" w:hAnsi="Arial"/>
@@ -27306,7 +27306,7 @@
                 <w:delText xml:space="preserve">Kipchop</w:delText>
               </w:r>
             </w:del>
-            <w:ins w:id="9200" w:author="Claude (AI) - proposed" w:date="2026-10-15T20:13:50Z">
+            <w:ins w:id="9200" w:author="Claude (AI) - proposed" w:date="2026-10-18T00:27:18Z">
               <w:r>
                 <w:rPr>
                   <w:rFonts w:ascii="Arial" w:cs="Arial" w:eastAsia="Arial" w:hAnsi="Arial"/>
@@ -27456,7 +27456,7 @@
             <w:pPr>
               <w:spacing w:after="20" w:before="0"/>
             </w:pPr>
-            <w:hyperlink w:history="1" r:id="rIdcbyk31g2xkgezmcedlfwh">
+            <w:hyperlink w:history="1" r:id="rIdr34xntxqbbelkllf7_skf">
               <w:r>
                 <w:rPr>
                   <w:rFonts w:ascii="Arial" w:cs="Arial" w:eastAsia="Arial" w:hAnsi="Arial"/>
@@ -27489,7 +27489,7 @@
               <w:spacing w:after="10" w:before="0"/>
               <w:ind w:left="120"/>
             </w:pPr>
-            <w:hyperlink w:history="1" r:id="rIdqdshkhtkylkei80zinrbc">
+            <w:hyperlink w:history="1" r:id="rIdz3z0wdhq-vpfgclbhqz3z">
               <w:r>
                 <w:rPr>
                   <w:rFonts w:ascii="Arial" w:cs="Arial" w:eastAsia="Arial" w:hAnsi="Arial"/>
@@ -27534,7 +27534,7 @@
             <w:pPr>
               <w:spacing w:after="20" w:before="0"/>
             </w:pPr>
-            <w:hyperlink w:history="1" r:id="rIdjyujhghrcovtabbntvtpc">
+            <w:hyperlink w:history="1" r:id="rIdq-frjxnxt8fj1jxfnespd">
               <w:r>
                 <w:rPr>
                   <w:rFonts w:ascii="Arial" w:cs="Arial" w:eastAsia="Arial" w:hAnsi="Arial"/>
@@ -27567,7 +27567,7 @@
               <w:spacing w:after="10" w:before="0"/>
               <w:ind w:left="120"/>
             </w:pPr>
-            <w:hyperlink w:history="1" r:id="rIdw7lk40eb8e_sskenqga-3">
+            <w:hyperlink w:history="1" r:id="rId3bv_et4xnaa29fugxii2k">
               <w:r>
                 <w:rPr>
                   <w:rFonts w:ascii="Arial" w:cs="Arial" w:eastAsia="Arial" w:hAnsi="Arial"/>
@@ -27767,7 +27767,7 @@
             <w:pPr>
               <w:spacing w:after="20" w:before="0"/>
             </w:pPr>
-            <w:hyperlink w:history="1" r:id="rIdrpift-0qykrdm2bflmh0i">
+            <w:hyperlink w:history="1" r:id="rIdely6ygudq7gmqeepqfqcm">
               <w:r>
                 <w:rPr>
                   <w:rFonts w:ascii="Arial" w:cs="Arial" w:eastAsia="Arial" w:hAnsi="Arial"/>
@@ -27800,7 +27800,7 @@
               <w:spacing w:after="10" w:before="0"/>
               <w:ind w:left="120"/>
             </w:pPr>
-            <w:hyperlink w:history="1" r:id="rIdu6r7ais5tf1oibb-cowwl">
+            <w:hyperlink w:history="1" r:id="rIdswmk-eum98armc2iqp0oi">
               <w:r>
                 <w:rPr>
                   <w:rFonts w:ascii="Arial" w:cs="Arial" w:eastAsia="Arial" w:hAnsi="Arial"/>
@@ -27845,7 +27845,7 @@
             <w:pPr>
               <w:spacing w:after="20" w:before="0"/>
             </w:pPr>
-            <w:hyperlink w:history="1" r:id="rIdrpy4qwuu1getqc7gbgbbp">
+            <w:hyperlink w:history="1" r:id="rIdsktvspyk6zfo75fshdx_9">
               <w:r>
                 <w:rPr>
                   <w:rFonts w:ascii="Arial" w:cs="Arial" w:eastAsia="Arial" w:hAnsi="Arial"/>
@@ -27894,7 +27894,7 @@
               <w:spacing w:after="10" w:before="0"/>
               <w:ind w:left="120"/>
             </w:pPr>
-            <w:hyperlink w:history="1" r:id="rIdmntyacmqppttu6fvnogeu">
+            <w:hyperlink w:history="1" r:id="rIdw3b6ga_drs081nr_wkt9j">
               <w:r>
                 <w:rPr>
                   <w:rFonts w:ascii="Arial" w:cs="Arial" w:eastAsia="Arial" w:hAnsi="Arial"/>
@@ -27939,7 +27939,7 @@
               </w:rPr>
               <w:t xml:space="preserve">Learners explain the maximum. The teacher writes A = 20x − x² on the board and asks whether it can equal 100 − (x − 10)². Learners expand (x − 10)² = x² − 20x + 100 using the identity (a − b)² = a² − 2ab + b² from Lesson 2, so 100 − (x − 10)² =</w:t>
             </w:r>
-            <w:del w:id="9201" w:author="Claude (AI) - proposed" w:date="2026-10-15T20:13:50Z">
+            <w:del w:id="9201" w:author="Claude (AI) - proposed" w:date="2026-10-18T00:27:18Z">
               <w:r>
                 <w:rPr>
                   <w:rFonts w:ascii="Arial" w:cs="Arial" w:eastAsia="Arial" w:hAnsi="Arial"/>
@@ -28122,7 +28122,7 @@
             <w:pPr>
               <w:spacing w:after="20" w:before="0"/>
             </w:pPr>
-            <w:hyperlink w:history="1" r:id="rIdfpttnxfuf-bkj0q8jtipu">
+            <w:hyperlink w:history="1" r:id="rIdmql6oj7gztn1wnjmgclqi">
               <w:r>
                 <w:rPr>
                   <w:rFonts w:ascii="Arial" w:cs="Arial" w:eastAsia="Arial" w:hAnsi="Arial"/>
@@ -28155,7 +28155,7 @@
               <w:spacing w:after="10" w:before="0"/>
               <w:ind w:left="120"/>
             </w:pPr>
-            <w:hyperlink w:history="1" r:id="rIdnfjg9lebrm0xm4qmqugvn">
+            <w:hyperlink w:history="1" r:id="rIdk1bxumu1dlx8vme1jczdg">
               <w:r>
                 <w:rPr>
                   <w:rFonts w:ascii="Arial" w:cs="Arial" w:eastAsia="Arial" w:hAnsi="Arial"/>
@@ -28200,7 +28200,7 @@
             <w:pPr>
               <w:spacing w:after="20" w:before="0"/>
             </w:pPr>
-            <w:hyperlink w:history="1" r:id="rIdenoe-nhhdmfrdoswu9vwj">
+            <w:hyperlink w:history="1" r:id="rId7vzwmn4cz6ewsahikebl5">
               <w:r>
                 <w:rPr>
                   <w:rFonts w:ascii="Arial" w:cs="Arial" w:eastAsia="Arial" w:hAnsi="Arial"/>
@@ -28233,7 +28233,7 @@
               <w:spacing w:after="10" w:before="0"/>
               <w:ind w:left="120"/>
             </w:pPr>
-            <w:hyperlink w:history="1" r:id="rIdnlka0xje0l9wofb3rzpxm">
+            <w:hyperlink w:history="1" r:id="rId8diqs6__xp2uiefy3nomr">
               <w:r>
                 <w:rPr>
                   <w:rFonts w:ascii="Arial" w:cs="Arial" w:eastAsia="Arial" w:hAnsi="Arial"/>
@@ -28278,7 +28278,7 @@
               </w:rPr>
               <w:t xml:space="preserve">The class returns to the DQB built across the unit. In groups, learners sort the question cards into: answered, partly answered and still open. For each answered question, they attach evidence from a lesson (for example the area table from L1, the squares identities from L2 and L3, the factorisation (x − 8)(x − 12) = 0 from L4 and L6, the rejected answers from L7 and the 84 m² and 105 m² designs from L8). They then write one new question about where else quadratic equations are used (for example the mandazi tray at a Kisumu market, a path around a shamba in the Rift Valley, a ball kicked at Kasarani) and add it to a 'Next questions' area.</w:t>
             </w:r>
-            <w:ins w:id="9202" w:author="Claude (AI) - proposed" w:date="2026-10-15T20:13:50Z">
+            <w:ins w:id="9202" w:author="Claude (AI) - proposed" w:date="2026-10-18T00:27:18Z">
               <w:r>
                 <w:rPr>
                   <w:rFonts w:ascii="Arial" w:cs="Arial" w:eastAsia="Arial" w:hAnsi="Arial"/>
@@ -28448,7 +28448,7 @@
             <w:pPr>
               <w:spacing w:after="20" w:before="0"/>
             </w:pPr>
-            <w:hyperlink w:history="1" r:id="rIdmzwhiiim_p3be0xcqrzqt">
+            <w:hyperlink w:history="1" r:id="rIdkxdbid8ttdajzvbj9fmoa">
               <w:r>
                 <w:rPr>
                   <w:rFonts w:ascii="Arial" w:cs="Arial" w:eastAsia="Arial" w:hAnsi="Arial"/>
@@ -28481,7 +28481,7 @@
               <w:spacing w:after="10" w:before="0"/>
               <w:ind w:left="120"/>
             </w:pPr>
-            <w:hyperlink w:history="1" r:id="rIdajicwi2yteexkr2at3qyk">
+            <w:hyperlink w:history="1" r:id="rIddxf-gsxjzz6w6zmplmn41">
               <w:r>
                 <w:rPr>
                   <w:rFonts w:ascii="Arial" w:cs="Arial" w:eastAsia="Arial" w:hAnsi="Arial"/>
@@ -28526,7 +28526,7 @@
             <w:pPr>
               <w:spacing w:after="20" w:before="0"/>
             </w:pPr>
-            <w:hyperlink w:history="1" r:id="rIdcfeu8gdozbrgi-d4qvi7p">
+            <w:hyperlink w:history="1" r:id="rIdoeciiim9xtgnzaktsw7ba">
               <w:r>
                 <w:rPr>
                   <w:rFonts w:ascii="Arial" w:cs="Arial" w:eastAsia="Arial" w:hAnsi="Arial"/>
@@ -28559,7 +28559,7 @@
               <w:spacing w:after="10" w:before="0"/>
               <w:ind w:left="120"/>
             </w:pPr>
-            <w:hyperlink w:history="1" r:id="rId1qcboy3szglv_1ce17ge1">
+            <w:hyperlink w:history="1" r:id="rIdutbnei5ysax9ru2lo2x3q">
               <w:r>
                 <w:rPr>
                   <w:rFonts w:ascii="Arial" w:cs="Arial" w:eastAsia="Arial" w:hAnsi="Arial"/>
@@ -28637,7 +28637,7 @@
               </w:rPr>
               <w:t xml:space="preserve">Say: 'Compare your first model with the model you have now. What can the new model do that the first could not?' Give WAIT TIME of 15 seconds, then cold-call 4 groups to share one added feature. Ask: 'Which lesson gave you that feature?' Display the driving question and say: 'Use your model to answer both parts: how do we find the dimensions, and why do two </w:t>
             </w:r>
-            <w:del w:id="9203" w:author="Claude (AI) - proposed" w:date="2026-10-15T20:13:50Z">
+            <w:del w:id="9203" w:author="Claude (AI) - proposed" w:date="2026-10-18T00:27:18Z">
               <w:r>
                 <w:rPr>
                   <w:rFonts w:ascii="Arial" w:cs="Arial" w:eastAsia="Arial" w:hAnsi="Arial"/>
@@ -28652,7 +28652,7 @@
                 <w:delText xml:space="preserve">plots have</w:delText>
               </w:r>
             </w:del>
-            <w:ins w:id="9204" w:author="Claude (AI) - proposed" w:date="2026-10-15T20:13:50Z">
+            <w:ins w:id="9204" w:author="Claude (AI) - proposed" w:date="2026-10-18T00:27:18Z">
               <w:r>
                 <w:rPr>
                   <w:rFonts w:ascii="Arial" w:cs="Arial" w:eastAsia="Arial" w:hAnsi="Arial"/>
@@ -29127,7 +29127,7 @@
         </w:rPr>
         <w:t xml:space="preserve">© 2026 SeaVuria and ARES. Aligned with KICD objectives. Developed by SeaVuria; technical implementation by ARES (with AI assistance from Claude). Licensed under </w:t>
       </w:r>
-      <w:hyperlink w:history="1" r:id="rIdge4efrkjonkz1rijrsoup">
+      <w:hyperlink w:history="1" r:id="rIdne4avwzu-xdzmls6i5nhm">
         <w:r>
           <w:rPr>
             <w:rFonts w:ascii="Arial" w:cs="Arial" w:eastAsia="Arial" w:hAnsi="Arial"/>
@@ -29148,7 +29148,7 @@
         </w:rPr>
         <w:t xml:space="preserve"> (</w:t>
       </w:r>
-      <w:hyperlink w:history="1" r:id="rIdnolnbfmgj3nw_rr6dmzne">
+      <w:hyperlink w:history="1" r:id="rIdp_ghat3mjo3jytcry4fnw">
         <w:r>
           <w:rPr>
             <w:rFonts w:ascii="Arial" w:cs="Arial" w:eastAsia="Arial" w:hAnsi="Arial"/>
